--- a/FinalProject.Report.docx
+++ b/FinalProject.Report.docx
@@ -49,7 +49,28 @@
           <w:sz w:val="22"/>
           <w:szCs w:val="22"/>
         </w:rPr>
-        <w:t>Kannada ⇌ Telugu</w:t>
+        <w:t xml:space="preserve">Kannada </w:t>
+      </w:r>
+      <w:r>
+        <w:rPr>
+          <w:rFonts w:ascii="Cambria Math" w:hAnsi="Cambria Math" w:cs="Cambria Math"/>
+          <w:b/>
+          <w:bCs/>
+          <w:color w:val="1A1A1A"/>
+          <w:sz w:val="22"/>
+          <w:szCs w:val="22"/>
+        </w:rPr>
+        <w:t>⇌</w:t>
+      </w:r>
+      <w:r>
+        <w:rPr>
+          <w:b/>
+          <w:bCs/>
+          <w:color w:val="1A1A1A"/>
+          <w:sz w:val="22"/>
+          <w:szCs w:val="22"/>
+        </w:rPr>
+        <w:t xml:space="preserve"> Telugu</w:t>
       </w:r>
     </w:p>
     <w:p>
@@ -151,14 +172,13 @@
           <w:bottom w:val="single" w:sz="2" w:space="0" w:color="CCCCCC"/>
         </w:pBdr>
         <w:spacing w:after="120" w:line="258" w:lineRule="auto"/>
-      </w:pPr>
-      <w:r>
-        <w:rPr>
-          <w:b/>
-          <w:bCs/>
-          <w:color w:val="1A1A1A"/>
-          <w:sz w:val="18"/>
-          <w:szCs w:val="18"/>
+        <w:jc w:val="both"/>
+      </w:pPr>
+      <w:r>
+        <w:rPr>
+          <w:b/>
+          <w:bCs/>
+          <w:color w:val="1A1A1A"/>
           <w:highlight w:val="yellow"/>
         </w:rPr>
         <w:t xml:space="preserve">Contributions per member.  </w:t>
@@ -166,8 +186,6 @@
       <w:r>
         <w:rPr>
           <w:color w:val="1A1A1A"/>
-          <w:sz w:val="18"/>
-          <w:szCs w:val="18"/>
           <w:highlight w:val="yellow"/>
         </w:rPr>
         <w:t>The two of us jointly designed the annotation guidelines, independently double-annotated the pilot (40 pairs) and the main batch (300 pairs</w:t>
@@ -175,8 +193,6 @@
       <w:r>
         <w:rPr>
           <w:color w:val="1A1A1A"/>
-          <w:sz w:val="18"/>
-          <w:szCs w:val="18"/>
           <w:highlight w:val="yellow"/>
         </w:rPr>
         <w:t>) and</w:t>
@@ -184,8 +200,6 @@
       <w:r>
         <w:rPr>
           <w:color w:val="1A1A1A"/>
-          <w:sz w:val="18"/>
-          <w:szCs w:val="18"/>
           <w:highlight w:val="yellow"/>
         </w:rPr>
         <w:t xml:space="preserve"> adjudicated all disagreements together; we both worked on the report. Individually: </w:t>
@@ -195,8 +209,6 @@
           <w:i/>
           <w:iCs/>
           <w:color w:val="1A1A1A"/>
-          <w:sz w:val="18"/>
-          <w:szCs w:val="18"/>
           <w:highlight w:val="yellow"/>
         </w:rPr>
         <w:t>Dhanya</w:t>
@@ -204,8 +216,6 @@
       <w:r>
         <w:rPr>
           <w:color w:val="1A1A1A"/>
-          <w:sz w:val="18"/>
-          <w:szCs w:val="18"/>
           <w:highlight w:val="yellow"/>
         </w:rPr>
         <w:t xml:space="preserve"> focused on mining candidates from </w:t>
@@ -214,8 +224,6 @@
       <w:r>
         <w:rPr>
           <w:color w:val="1A1A1A"/>
-          <w:sz w:val="18"/>
-          <w:szCs w:val="18"/>
           <w:highlight w:val="yellow"/>
         </w:rPr>
         <w:t>IndoWordNet</w:t>
@@ -224,8 +232,6 @@
       <w:r>
         <w:rPr>
           <w:color w:val="1A1A1A"/>
-          <w:sz w:val="18"/>
-          <w:szCs w:val="18"/>
           <w:highlight w:val="yellow"/>
         </w:rPr>
         <w:t xml:space="preserve"> (Stream A / Stream B), the normalization and ISO-15919 transliteration pipeline, the faithful English glossing, and the stratified sampling scripts. </w:t>
@@ -235,8 +241,6 @@
           <w:i/>
           <w:iCs/>
           <w:color w:val="1A1A1A"/>
-          <w:sz w:val="18"/>
-          <w:szCs w:val="18"/>
           <w:highlight w:val="yellow"/>
         </w:rPr>
         <w:t>Tejaswini</w:t>
@@ -244,8 +248,6 @@
       <w:r>
         <w:rPr>
           <w:color w:val="1A1A1A"/>
-          <w:sz w:val="18"/>
-          <w:szCs w:val="18"/>
           <w:highlight w:val="yellow"/>
         </w:rPr>
         <w:t xml:space="preserve"> focused on the orthographic / phonetic / semantic feature extractors, the logistic-regression classifier and ablation harness, the evaluation metrics, and the </w:t>
@@ -254,8 +256,6 @@
       <w:r>
         <w:rPr>
           <w:color w:val="1A1A1A"/>
-          <w:sz w:val="18"/>
-          <w:szCs w:val="18"/>
           <w:highlight w:val="yellow"/>
         </w:rPr>
         <w:t>Streamlit</w:t>
@@ -264,8 +264,6 @@
       <w:r>
         <w:rPr>
           <w:color w:val="1A1A1A"/>
-          <w:sz w:val="18"/>
-          <w:szCs w:val="18"/>
           <w:highlight w:val="yellow"/>
         </w:rPr>
         <w:t xml:space="preserve"> app. </w:t>
@@ -275,8 +273,6 @@
           <w:i/>
           <w:iCs/>
           <w:color w:val="888888"/>
-          <w:sz w:val="18"/>
-          <w:szCs w:val="18"/>
           <w:highlight w:val="yellow"/>
         </w:rPr>
         <w:t xml:space="preserve">[Adjust this split to match what you </w:t>
@@ -286,8 +282,6 @@
           <w:i/>
           <w:iCs/>
           <w:color w:val="888888"/>
-          <w:sz w:val="18"/>
-          <w:szCs w:val="18"/>
           <w:highlight w:val="yellow"/>
         </w:rPr>
         <w:t>did</w:t>
@@ -297,8 +291,6 @@
           <w:i/>
           <w:iCs/>
           <w:color w:val="888888"/>
-          <w:sz w:val="18"/>
-          <w:szCs w:val="18"/>
           <w:highlight w:val="yellow"/>
         </w:rPr>
         <w:t xml:space="preserve"> before submitting.]</w:t>
@@ -308,14 +300,18 @@
       <w:pPr>
         <w:spacing w:before="120" w:after="80"/>
         <w:jc w:val="center"/>
-      </w:pPr>
-      <w:r>
-        <w:rPr>
-          <w:b/>
-          <w:bCs/>
-          <w:color w:val="1A1A1A"/>
-          <w:sz w:val="23"/>
-          <w:szCs w:val="23"/>
+        <w:rPr>
+          <w:sz w:val="26"/>
+          <w:szCs w:val="26"/>
+        </w:rPr>
+      </w:pPr>
+      <w:r>
+        <w:rPr>
+          <w:b/>
+          <w:bCs/>
+          <w:color w:val="1A1A1A"/>
+          <w:sz w:val="26"/>
+          <w:szCs w:val="26"/>
         </w:rPr>
         <w:t>Abstract</w:t>
       </w:r>
@@ -323,12 +319,11 @@
     <w:p>
       <w:pPr>
         <w:spacing w:after="120" w:line="264" w:lineRule="auto"/>
-      </w:pPr>
-      <w:r>
-        <w:rPr>
-          <w:color w:val="1A1A1A"/>
-          <w:sz w:val="18"/>
-          <w:szCs w:val="18"/>
+        <w:jc w:val="both"/>
+      </w:pPr>
+      <w:r>
+        <w:rPr>
+          <w:color w:val="1A1A1A"/>
         </w:rPr>
         <w:t>Kannada and Telugu are closely related Dravidian languages with substantial shared vocabulary, arising both from common Dravidian inheritance and from extensive Sanskrit borrowing. This overlap is a valuable resource for cross-lingual vocabulary learning, but it is unreliable: some form-similar pairs are true cognates (shared origin, shared meaning), others are false friends (similar form, divergent meaning), and others are unrelated. We present the NLP components required by an intercomprehension aid for this language pair. Our work comprises three contributions: (</w:t>
       </w:r>
@@ -336,8 +331,6 @@
       <w:r>
         <w:rPr>
           <w:color w:val="1A1A1A"/>
-          <w:sz w:val="18"/>
-          <w:szCs w:val="18"/>
         </w:rPr>
         <w:t>i</w:t>
       </w:r>
@@ -345,8 +338,6 @@
       <w:r>
         <w:rPr>
           <w:color w:val="1A1A1A"/>
-          <w:sz w:val="18"/>
-          <w:szCs w:val="18"/>
         </w:rPr>
         <w:t xml:space="preserve">) a hand-annotated gold-standard dataset of 340 Kannada–Telugu pairs, each labelled cognate, </w:t>
       </w:r>
@@ -354,8 +345,6 @@
       <w:r>
         <w:rPr>
           <w:color w:val="1A1A1A"/>
-          <w:sz w:val="18"/>
-          <w:szCs w:val="18"/>
         </w:rPr>
         <w:t>false_friend</w:t>
       </w:r>
@@ -363,8 +352,6 @@
       <w:r>
         <w:rPr>
           <w:color w:val="1A1A1A"/>
-          <w:sz w:val="18"/>
-          <w:szCs w:val="18"/>
         </w:rPr>
         <w:t xml:space="preserve">, or unrelated, drawn from two complementary </w:t>
       </w:r>
@@ -372,8 +359,6 @@
       <w:r>
         <w:rPr>
           <w:color w:val="1A1A1A"/>
-          <w:sz w:val="18"/>
-          <w:szCs w:val="18"/>
         </w:rPr>
         <w:t>IndoWordNet</w:t>
       </w:r>
@@ -381,25 +366,13 @@
       <w:r>
         <w:rPr>
           <w:color w:val="1A1A1A"/>
-          <w:sz w:val="18"/>
-          <w:szCs w:val="18"/>
-        </w:rPr>
-        <w:t xml:space="preserve"> candidate streams, with inter-annotator agreement measured on a held-out 300-pair </w:t>
-      </w:r>
-      <w:r>
-        <w:rPr>
-          <w:color w:val="1A1A1A"/>
-          <w:sz w:val="18"/>
-          <w:szCs w:val="18"/>
-        </w:rPr>
-        <w:t xml:space="preserve">batch (Cohen's kappa = 0.512); (ii) a class-balanced logistic regression over three similarity features: orthographic (edit distance), phonetic (sound-class alignment), and semantic (cosine of </w:t>
-      </w:r>
-      <w:proofErr w:type="spellStart"/>
-      <w:r>
-        <w:rPr>
-          <w:color w:val="1A1A1A"/>
-          <w:sz w:val="18"/>
-          <w:szCs w:val="18"/>
+        </w:rPr>
+        <w:t xml:space="preserve"> candidate streams, with inter-annotator agreement measured on a held-out 300-pair batch (Cohen's kappa = 0.512); (ii) a class-balanced logistic regression over three similarity features: orthographic (edit distance), phonetic (sound-class alignment), and semantic (cosine of </w:t>
+      </w:r>
+      <w:proofErr w:type="spellStart"/>
+      <w:r>
+        <w:rPr>
+          <w:color w:val="1A1A1A"/>
         </w:rPr>
         <w:t>LaBSE</w:t>
       </w:r>
@@ -407,8 +380,6 @@
       <w:r>
         <w:rPr>
           <w:color w:val="1A1A1A"/>
-          <w:sz w:val="18"/>
-          <w:szCs w:val="18"/>
         </w:rPr>
         <w:t xml:space="preserve"> gloss embeddings); and (iii) a </w:t>
       </w:r>
@@ -416,8 +387,6 @@
       <w:r>
         <w:rPr>
           <w:color w:val="1A1A1A"/>
-          <w:sz w:val="18"/>
-          <w:szCs w:val="18"/>
         </w:rPr>
         <w:t>Streamlit</w:t>
       </w:r>
@@ -425,8 +394,6 @@
       <w:r>
         <w:rPr>
           <w:color w:val="1A1A1A"/>
-          <w:sz w:val="18"/>
-          <w:szCs w:val="18"/>
         </w:rPr>
         <w:t xml:space="preserve"> application that teaches and evaluates the three categories. On a held-out 30% test set the model attains macro-F1 = 0.750 and accuracy = 0.775. Feature ablations indicate that the semantic feature is decisive for false-friend detection, that the phonetic feature contributes no additional signal over orthographic similarity for this language pair, and that class weighting is essential: without it, accuracy rises to 0.843 while false-friend recall collapses to zero.</w:t>
       </w:r>
@@ -461,6 +428,7 @@
     <w:p>
       <w:pPr>
         <w:spacing w:after="120" w:line="264" w:lineRule="auto"/>
+        <w:jc w:val="both"/>
       </w:pPr>
       <w:r>
         <w:rPr>
@@ -484,6 +452,7 @@
     <w:p>
       <w:pPr>
         <w:spacing w:after="120" w:line="264" w:lineRule="auto"/>
+        <w:jc w:val="both"/>
       </w:pPr>
       <w:r>
         <w:rPr>
@@ -534,6 +503,7 @@
         <w:rPr>
           <w:color w:val="1A1A1A"/>
         </w:rPr>
+        <w:lastRenderedPageBreak/>
         <w:t xml:space="preserve">A </w:t>
       </w:r>
       <w:r>
@@ -636,7 +606,6 @@
         <w:rPr>
           <w:color w:val="1A1A1A"/>
         </w:rPr>
-        <w:lastRenderedPageBreak/>
         <w:t xml:space="preserve">A </w:t>
       </w:r>
       <w:r>
@@ -1023,25 +992,7 @@
         <w:rPr>
           <w:color w:val="1A1A1A"/>
         </w:rPr>
-        <w:t xml:space="preserve"> [7]</w:t>
-      </w:r>
-      <w:r>
-        <w:rPr>
-          <w:color w:val="1A1A1A"/>
-        </w:rPr>
-        <w:t xml:space="preserve"> and MuRIL</w:t>
-      </w:r>
-      <w:r>
-        <w:rPr>
-          <w:color w:val="1A1A1A"/>
-        </w:rPr>
-        <w:t xml:space="preserve"> [8]</w:t>
-      </w:r>
-      <w:r>
-        <w:rPr>
-          <w:color w:val="1A1A1A"/>
-        </w:rPr>
-        <w:t xml:space="preserve"> map many languages, including the major Indian ones, into a shared semantic space, allowing meaning to be compared independently of surface form.</w:t>
+        <w:t xml:space="preserve"> [7] and MuRIL [8] map many languages, including the major Indian ones, into a shared semantic space, allowing meaning to be compared independently of surface form.</w:t>
       </w:r>
     </w:p>
     <w:p>
@@ -1114,9 +1065,9 @@
         </w:rPr>
         <w:lastRenderedPageBreak/>
         <w:drawing>
-          <wp:inline distT="0" distB="0" distL="0" distR="0" wp14:anchorId="334B7A55" wp14:editId="71A0DE13">
-            <wp:extent cx="2857500" cy="3552825"/>
-            <wp:effectExtent l="0" t="0" r="0" b="0"/>
+          <wp:inline distT="0" distB="0" distL="0" distR="0" wp14:anchorId="334B7A55" wp14:editId="1516EBDA">
+            <wp:extent cx="4818679" cy="5991225"/>
+            <wp:effectExtent l="0" t="0" r="1270" b="0"/>
             <wp:docPr id="1" name="Picture 1"/>
             <wp:cNvGraphicFramePr>
               <a:graphicFrameLocks xmlns:a="http://schemas.openxmlformats.org/drawingml/2006/main" noChangeAspect="1"/>
@@ -1140,7 +1091,7 @@
                   <pic:spPr bwMode="auto">
                     <a:xfrm>
                       <a:off x="0" y="0"/>
-                      <a:ext cx="2857500" cy="3552825"/>
+                      <a:ext cx="4843534" cy="6022127"/>
                     </a:xfrm>
                     <a:prstGeom prst="rect">
                       <a:avLst/>
@@ -1244,6 +1195,7 @@
     <w:p>
       <w:pPr>
         <w:spacing w:after="120" w:line="264" w:lineRule="auto"/>
+        <w:jc w:val="both"/>
       </w:pPr>
       <w:r>
         <w:rPr>
@@ -1260,6 +1212,7 @@
           <w:numId w:val="1"/>
         </w:numPr>
         <w:spacing w:after="70" w:line="258" w:lineRule="auto"/>
+        <w:jc w:val="both"/>
       </w:pPr>
       <w:r>
         <w:rPr>
@@ -1346,6 +1299,7 @@
           <w:numId w:val="1"/>
         </w:numPr>
         <w:spacing w:after="70" w:line="258" w:lineRule="auto"/>
+        <w:jc w:val="both"/>
       </w:pPr>
       <w:r>
         <w:rPr>
@@ -1403,7 +1357,14 @@
         <w:rPr>
           <w:color w:val="1A1A1A"/>
         </w:rPr>
-        <w:t xml:space="preserve"> character and length, scores each with normalized edit similarity, and keeps a pair only if it's similar enough and the two lemmas' </w:t>
+        <w:t xml:space="preserve"> character </w:t>
+      </w:r>
+      <w:r>
+        <w:rPr>
+          <w:color w:val="1A1A1A"/>
+        </w:rPr>
+        <w:lastRenderedPageBreak/>
+        <w:t xml:space="preserve">and length, scores each with normalized edit similarity, and keeps a pair only if it's similar enough and the two lemmas' </w:t>
       </w:r>
       <w:proofErr w:type="spellStart"/>
       <w:r>
@@ -1423,6 +1384,7 @@
     <w:p>
       <w:pPr>
         <w:spacing w:after="120" w:line="264" w:lineRule="auto"/>
+        <w:jc w:val="both"/>
       </w:pPr>
       <w:r>
         <w:rPr>
@@ -1435,6 +1397,7 @@
       <w:pPr>
         <w:pStyle w:val="Heading2"/>
         <w:spacing w:before="180" w:after="90"/>
+        <w:jc w:val="both"/>
       </w:pPr>
       <w:r>
         <w:rPr>
@@ -1450,6 +1413,7 @@
     <w:p>
       <w:pPr>
         <w:spacing w:after="120" w:line="264" w:lineRule="auto"/>
+        <w:jc w:val="both"/>
       </w:pPr>
       <w:r>
         <w:rPr>
@@ -1488,6 +1452,7 @@
       <w:pPr>
         <w:pStyle w:val="Heading2"/>
         <w:spacing w:before="180" w:after="90"/>
+        <w:jc w:val="both"/>
       </w:pPr>
       <w:r>
         <w:rPr>
@@ -1503,19 +1468,13 @@
     <w:p>
       <w:pPr>
         <w:spacing w:after="120" w:line="264" w:lineRule="auto"/>
-      </w:pPr>
-      <w:r>
-        <w:rPr>
-          <w:color w:val="1A1A1A"/>
-        </w:rPr>
-        <w:t xml:space="preserve">The semantic feature requires an English gloss for each side of a pair. We enforce a strict faithfulness constraint: a gloss must be a faithful translation of the word's own native gloss, never disambiguated, enriched, or corrected, since any such intervention would leak annotator judgement into the data. The glosser first attempts the English </w:t>
-      </w:r>
-      <w:r>
-        <w:rPr>
-          <w:color w:val="1A1A1A"/>
-        </w:rPr>
-        <w:lastRenderedPageBreak/>
-        <w:t xml:space="preserve">WordNet definition via the shared </w:t>
+        <w:jc w:val="both"/>
+      </w:pPr>
+      <w:r>
+        <w:rPr>
+          <w:color w:val="1A1A1A"/>
+        </w:rPr>
+        <w:t xml:space="preserve">The semantic feature requires an English gloss for each side of a pair. We enforce a strict faithfulness constraint: a gloss must be a faithful translation of the word's own native gloss, never disambiguated, enriched, or corrected, since any such intervention would leak annotator judgement into the data. The glosser first attempts the English WordNet definition via the shared </w:t>
       </w:r>
       <w:proofErr w:type="spellStart"/>
       <w:r>
@@ -1564,6 +1523,7 @@
       <w:pPr>
         <w:pStyle w:val="Heading2"/>
         <w:spacing w:before="180" w:after="90"/>
+        <w:jc w:val="both"/>
       </w:pPr>
       <w:r>
         <w:rPr>
@@ -1579,6 +1539,7 @@
     <w:p>
       <w:pPr>
         <w:spacing w:after="120" w:line="264" w:lineRule="auto"/>
+        <w:jc w:val="both"/>
       </w:pPr>
       <w:r>
         <w:rPr>
@@ -1627,6 +1588,7 @@
       <w:pPr>
         <w:pStyle w:val="Heading2"/>
         <w:spacing w:before="180" w:after="90"/>
+        <w:jc w:val="both"/>
       </w:pPr>
       <w:r>
         <w:rPr>
@@ -1642,6 +1604,7 @@
     <w:p>
       <w:pPr>
         <w:spacing w:after="120" w:line="264" w:lineRule="auto"/>
+        <w:jc w:val="both"/>
       </w:pPr>
       <w:r>
         <w:rPr>
@@ -1658,6 +1621,7 @@
           <w:numId w:val="1"/>
         </w:numPr>
         <w:spacing w:after="70" w:line="258" w:lineRule="auto"/>
+        <w:jc w:val="both"/>
       </w:pPr>
       <w:r>
         <w:rPr>
@@ -1736,6 +1700,7 @@
           <w:numId w:val="1"/>
         </w:numPr>
         <w:spacing w:after="70" w:line="258" w:lineRule="auto"/>
+        <w:jc w:val="both"/>
       </w:pPr>
       <w:r>
         <w:rPr>
@@ -1788,6 +1753,7 @@
           <w:numId w:val="1"/>
         </w:numPr>
         <w:spacing w:after="70" w:line="258" w:lineRule="auto"/>
+        <w:jc w:val="both"/>
       </w:pPr>
       <w:r>
         <w:rPr>
@@ -1834,6 +1800,7 @@
       <w:pPr>
         <w:pStyle w:val="Heading2"/>
         <w:spacing w:before="180" w:after="90"/>
+        <w:jc w:val="both"/>
       </w:pPr>
       <w:r>
         <w:rPr>
@@ -1849,6 +1816,7 @@
     <w:p>
       <w:pPr>
         <w:spacing w:after="120" w:line="264" w:lineRule="auto"/>
+        <w:jc w:val="both"/>
       </w:pPr>
       <w:r>
         <w:rPr>
@@ -1896,7 +1864,14 @@
         <w:rPr>
           <w:color w:val="1A1A1A"/>
         </w:rPr>
-        <w:t>, which motivates the need for a meaning-aware model. We report per-class precision, recall, and F1, macro-F1, a confusion matrix, and a feature ablation (</w:t>
+        <w:t xml:space="preserve">, which motivates the need for a meaning-aware model. We report per-class precision, recall, and F1, </w:t>
+      </w:r>
+      <w:r>
+        <w:rPr>
+          <w:color w:val="1A1A1A"/>
+        </w:rPr>
+        <w:lastRenderedPageBreak/>
+        <w:t>macro-F1, a confusion matrix, and a feature ablation (</w:t>
       </w:r>
       <w:proofErr w:type="spellStart"/>
       <w:r>
@@ -1945,6 +1920,7 @@
       <w:pPr>
         <w:pStyle w:val="Heading2"/>
         <w:spacing w:before="180" w:after="90"/>
+        <w:jc w:val="both"/>
       </w:pPr>
       <w:r>
         <w:rPr>
@@ -1960,6 +1936,7 @@
     <w:p>
       <w:pPr>
         <w:spacing w:after="120" w:line="264" w:lineRule="auto"/>
+        <w:jc w:val="both"/>
       </w:pPr>
       <w:r>
         <w:rPr>
@@ -1986,6 +1963,7 @@
       <w:pPr>
         <w:pStyle w:val="Heading1"/>
         <w:spacing w:before="260" w:after="120"/>
+        <w:jc w:val="both"/>
       </w:pPr>
       <w:r>
         <w:rPr>
@@ -2001,6 +1979,7 @@
     <w:p>
       <w:pPr>
         <w:spacing w:after="120" w:line="264" w:lineRule="auto"/>
+        <w:jc w:val="both"/>
       </w:pPr>
       <w:r>
         <w:rPr>
@@ -2061,7 +2040,6 @@
           <w:sz w:val="18"/>
           <w:szCs w:val="18"/>
         </w:rPr>
-        <w:lastRenderedPageBreak/>
         <w:t xml:space="preserve">Table 1. </w:t>
       </w:r>
       <w:r>
@@ -3530,27 +3508,7 @@
                 <w:sz w:val="18"/>
                 <w:szCs w:val="18"/>
               </w:rPr>
-              <w:t>1</w:t>
-            </w:r>
-            <w:r>
-              <w:rPr>
-                <w:b/>
-                <w:bCs/>
-                <w:color w:val="1A1A1A"/>
-                <w:sz w:val="18"/>
-                <w:szCs w:val="18"/>
-              </w:rPr>
-              <w:t>5</w:t>
-            </w:r>
-            <w:r>
-              <w:rPr>
-                <w:b/>
-                <w:bCs/>
-                <w:color w:val="1A1A1A"/>
-                <w:sz w:val="18"/>
-                <w:szCs w:val="18"/>
-              </w:rPr>
-              <w:t>9</w:t>
+              <w:t>159</w:t>
             </w:r>
           </w:p>
         </w:tc>
@@ -3664,6 +3622,7 @@
     <w:p>
       <w:pPr>
         <w:spacing w:after="120" w:line="264" w:lineRule="auto"/>
+        <w:jc w:val="both"/>
       </w:pPr>
       <w:r>
         <w:rPr>
@@ -3699,18 +3658,13 @@
         <w:rPr>
           <w:color w:val="1A1A1A"/>
         </w:rPr>
-        <w:t>On the 300-pair batch (all unseen pairs), the annotators achieved 68.7% raw agreement and Cohen's kappa = 0.512, conventionally interpreted as “moderate.” Analysis of the disagreements showed a systematic bias: one annotator applied the cognate label more frequently (roughly 58% of labels versus 38%), reflecting a different threshold for shared-origin descent versus mere thematic similarity. The bias was resolved through joint discussion, after which all 94 disagreements were adjudicated to a final label. A full relabel-and-remeasure cycle to confirm the recalibrated agreement was not performed for reasons of time; this is noted as a limitation in the Discussion</w:t>
-      </w:r>
-      <w:r>
-        <w:rPr>
-          <w:color w:val="1A1A1A"/>
-        </w:rPr>
-        <w:t>. Both individual annotation files and the adjudicated merge are released to support reproducibility.</w:t>
+        <w:t>On the 300-pair batch (all unseen pairs), the annotators achieved 68.7% raw agreement and Cohen's kappa = 0.512, conventionally interpreted as “moderate.” Analysis of the disagreements showed a systematic bias: one annotator applied the cognate label more frequently (roughly 58% of labels versus 38%), reflecting a different threshold for shared-origin descent versus mere thematic similarity. The bias was resolved through joint discussion, after which all 94 disagreements were adjudicated to a final label. A full relabel-and-remeasure cycle to confirm the recalibrated agreement was not performed for reasons of time; this is noted as a limitation in the Discussion. Both individual annotation files and the adjudicated merge are released to support reproducibility.</w:t>
       </w:r>
     </w:p>
     <w:p>
       <w:pPr>
         <w:spacing w:after="120" w:line="264" w:lineRule="auto"/>
+        <w:jc w:val="both"/>
       </w:pPr>
       <w:r>
         <w:rPr>
@@ -3720,6 +3674,7 @@
           <w:iCs/>
           <w:color w:val="1A1A1A"/>
         </w:rPr>
+        <w:lastRenderedPageBreak/>
         <w:t>Unpopulated origin field</w:t>
       </w:r>
       <w:r>
@@ -4384,7 +4339,6 @@
                 <w:sz w:val="18"/>
                 <w:szCs w:val="18"/>
               </w:rPr>
-              <w:lastRenderedPageBreak/>
               <w:t>true \ pred</w:t>
             </w:r>
           </w:p>
@@ -5531,6 +5485,7 @@
     <w:p>
       <w:pPr>
         <w:spacing w:after="120" w:line="264" w:lineRule="auto"/>
+        <w:jc w:val="both"/>
       </w:pPr>
       <w:r>
         <w:rPr>
@@ -5568,6 +5523,7 @@
     <w:p>
       <w:pPr>
         <w:spacing w:after="120" w:line="264" w:lineRule="auto"/>
+        <w:jc w:val="both"/>
       </w:pPr>
       <w:r>
         <w:rPr>
@@ -5623,10 +5579,11 @@
         <w:rPr>
           <w:noProof/>
         </w:rPr>
+        <w:lastRenderedPageBreak/>
         <w:drawing>
-          <wp:inline distT="0" distB="0" distL="0" distR="0" wp14:anchorId="43747EE1" wp14:editId="673460DE">
-            <wp:extent cx="4381500" cy="1390650"/>
-            <wp:effectExtent l="0" t="0" r="0" b="0"/>
+          <wp:inline distT="0" distB="0" distL="0" distR="0" wp14:anchorId="43747EE1" wp14:editId="51F0AA3B">
+            <wp:extent cx="5311818" cy="1685925"/>
+            <wp:effectExtent l="0" t="0" r="3175" b="0"/>
             <wp:docPr id="251298434" name="Picture 251298434"/>
             <wp:cNvGraphicFramePr>
               <a:graphicFrameLocks xmlns:a="http://schemas.openxmlformats.org/drawingml/2006/main" noChangeAspect="1"/>
@@ -5650,7 +5607,7 @@
                   <pic:spPr bwMode="auto">
                     <a:xfrm>
                       <a:off x="0" y="0"/>
-                      <a:ext cx="4381500" cy="1390650"/>
+                      <a:ext cx="5316365" cy="1687368"/>
                     </a:xfrm>
                     <a:prstGeom prst="rect">
                       <a:avLst/>
@@ -5720,6 +5677,7 @@
     <w:p>
       <w:pPr>
         <w:spacing w:after="120" w:line="264" w:lineRule="auto"/>
+        <w:jc w:val="both"/>
       </w:pPr>
       <w:r>
         <w:rPr>
@@ -5758,6 +5716,7 @@
       <w:pPr>
         <w:pStyle w:val="Heading1"/>
         <w:spacing w:before="260" w:after="120"/>
+        <w:jc w:val="both"/>
       </w:pPr>
       <w:r>
         <w:rPr>
@@ -5767,13 +5726,13 @@
           <w:sz w:val="26"/>
           <w:szCs w:val="26"/>
         </w:rPr>
-        <w:lastRenderedPageBreak/>
         <w:t>6  Discussion</w:t>
       </w:r>
     </w:p>
     <w:p>
       <w:pPr>
         <w:spacing w:after="120" w:line="264" w:lineRule="auto"/>
+        <w:jc w:val="both"/>
       </w:pPr>
       <w:r>
         <w:rPr>
@@ -5829,6 +5788,7 @@
     <w:p>
       <w:pPr>
         <w:spacing w:after="120" w:line="264" w:lineRule="auto"/>
+        <w:jc w:val="both"/>
       </w:pPr>
       <w:r>
         <w:rPr>
@@ -5887,6 +5847,7 @@
           <w:numId w:val="1"/>
         </w:numPr>
         <w:spacing w:after="70" w:line="258" w:lineRule="auto"/>
+        <w:jc w:val="both"/>
       </w:pPr>
       <w:r>
         <w:rPr>
@@ -6001,6 +5962,7 @@
           <w:numId w:val="1"/>
         </w:numPr>
         <w:spacing w:after="70" w:line="258" w:lineRule="auto"/>
+        <w:jc w:val="both"/>
       </w:pPr>
       <w:r>
         <w:rPr>
@@ -6061,6 +6023,7 @@
           <w:numId w:val="1"/>
         </w:numPr>
         <w:spacing w:after="70" w:line="258" w:lineRule="auto"/>
+        <w:jc w:val="both"/>
       </w:pPr>
       <w:r>
         <w:rPr>
@@ -6206,6 +6169,7 @@
     <w:p>
       <w:pPr>
         <w:spacing w:after="120" w:line="264" w:lineRule="auto"/>
+        <w:jc w:val="both"/>
       </w:pPr>
       <w:r>
         <w:rPr>
@@ -6247,6 +6211,7 @@
     <w:p>
       <w:pPr>
         <w:spacing w:after="120" w:line="264" w:lineRule="auto"/>
+        <w:jc w:val="both"/>
       </w:pPr>
       <w:r>
         <w:rPr>
@@ -6256,6 +6221,7 @@
           <w:iCs/>
           <w:color w:val="1A1A1A"/>
         </w:rPr>
+        <w:lastRenderedPageBreak/>
         <w:t>Limitations</w:t>
       </w:r>
       <w:r>
@@ -6288,6 +6254,7 @@
     <w:p>
       <w:pPr>
         <w:spacing w:after="120" w:line="264" w:lineRule="auto"/>
+        <w:jc w:val="both"/>
       </w:pPr>
       <w:r>
         <w:rPr>
@@ -6341,6 +6308,7 @@
     <w:p>
       <w:pPr>
         <w:spacing w:after="120" w:line="264" w:lineRule="auto"/>
+        <w:jc w:val="both"/>
       </w:pPr>
       <w:r>
         <w:rPr>
@@ -6383,6 +6351,7 @@
       <w:pPr>
         <w:pStyle w:val="Heading1"/>
         <w:spacing w:before="260" w:after="120"/>
+        <w:jc w:val="both"/>
       </w:pPr>
       <w:r>
         <w:rPr>
@@ -6399,12 +6368,11 @@
       <w:pPr>
         <w:spacing w:after="60" w:line="252" w:lineRule="auto"/>
         <w:ind w:left="360" w:hanging="360"/>
-      </w:pPr>
-      <w:r>
-        <w:rPr>
-          <w:color w:val="1A1A1A"/>
-          <w:sz w:val="18"/>
-          <w:szCs w:val="18"/>
+        <w:jc w:val="both"/>
+      </w:pPr>
+      <w:r>
+        <w:rPr>
+          <w:color w:val="1A1A1A"/>
         </w:rPr>
         <w:t xml:space="preserve">[1]  H. G. Klein and T. D. Stegmann. </w:t>
       </w:r>
@@ -6412,8 +6380,6 @@
       <w:r>
         <w:rPr>
           <w:color w:val="1A1A1A"/>
-          <w:sz w:val="18"/>
-          <w:szCs w:val="18"/>
         </w:rPr>
         <w:t>EuroComRom</w:t>
       </w:r>
@@ -6421,8 +6387,6 @@
       <w:r>
         <w:rPr>
           <w:color w:val="1A1A1A"/>
-          <w:sz w:val="18"/>
-          <w:szCs w:val="18"/>
         </w:rPr>
         <w:t xml:space="preserve"> – The Seven Sieves: How to Read All the Romance Languages Right Away. Shaker, 2000.</w:t>
       </w:r>
@@ -6431,12 +6395,11 @@
       <w:pPr>
         <w:spacing w:after="60" w:line="252" w:lineRule="auto"/>
         <w:ind w:left="360" w:hanging="360"/>
-      </w:pPr>
-      <w:r>
-        <w:rPr>
-          <w:color w:val="1A1A1A"/>
-          <w:sz w:val="18"/>
-          <w:szCs w:val="18"/>
+        <w:jc w:val="both"/>
+      </w:pPr>
+      <w:r>
+        <w:rPr>
+          <w:color w:val="1A1A1A"/>
         </w:rPr>
         <w:t xml:space="preserve">[2]  G. </w:t>
       </w:r>
@@ -6444,8 +6407,6 @@
       <w:r>
         <w:rPr>
           <w:color w:val="1A1A1A"/>
-          <w:sz w:val="18"/>
-          <w:szCs w:val="18"/>
         </w:rPr>
         <w:t>Kondrak</w:t>
       </w:r>
@@ -6453,8 +6414,6 @@
       <w:r>
         <w:rPr>
           <w:color w:val="1A1A1A"/>
-          <w:sz w:val="18"/>
-          <w:szCs w:val="18"/>
         </w:rPr>
         <w:t>. A New Algorithm for the Alignment of Phonetic Sequences. Proc. NAACL, 2000.</w:t>
       </w:r>
@@ -6463,22 +6422,18 @@
       <w:pPr>
         <w:spacing w:after="60" w:line="252" w:lineRule="auto"/>
         <w:ind w:left="360" w:hanging="360"/>
-      </w:pPr>
-      <w:r>
-        <w:rPr>
-          <w:color w:val="1A1A1A"/>
-          <w:sz w:val="18"/>
-          <w:szCs w:val="18"/>
-        </w:rPr>
-        <w:lastRenderedPageBreak/>
+        <w:jc w:val="both"/>
+      </w:pPr>
+      <w:r>
+        <w:rPr>
+          <w:color w:val="1A1A1A"/>
+        </w:rPr>
         <w:t xml:space="preserve">[3]  J.-M. List. </w:t>
       </w:r>
       <w:proofErr w:type="spellStart"/>
       <w:r>
         <w:rPr>
           <w:color w:val="1A1A1A"/>
-          <w:sz w:val="18"/>
-          <w:szCs w:val="18"/>
         </w:rPr>
         <w:t>LexStat</w:t>
       </w:r>
@@ -6486,8 +6441,6 @@
       <w:r>
         <w:rPr>
           <w:color w:val="1A1A1A"/>
-          <w:sz w:val="18"/>
-          <w:szCs w:val="18"/>
         </w:rPr>
         <w:t>: Automatic Detection of Cognates in Multilingual Wordlists. Proc. EACL Workshop (LINGVIS), 2012. (</w:t>
       </w:r>
@@ -6495,8 +6448,6 @@
       <w:r>
         <w:rPr>
           <w:color w:val="1A1A1A"/>
-          <w:sz w:val="18"/>
-          <w:szCs w:val="18"/>
         </w:rPr>
         <w:t>LingPy</w:t>
       </w:r>
@@ -6504,8 +6455,6 @@
       <w:r>
         <w:rPr>
           <w:color w:val="1A1A1A"/>
-          <w:sz w:val="18"/>
-          <w:szCs w:val="18"/>
         </w:rPr>
         <w:t xml:space="preserve"> toolkit.)</w:t>
       </w:r>
@@ -6514,12 +6463,11 @@
       <w:pPr>
         <w:spacing w:after="60" w:line="252" w:lineRule="auto"/>
         <w:ind w:left="360" w:hanging="360"/>
-      </w:pPr>
-      <w:r>
-        <w:rPr>
-          <w:color w:val="1A1A1A"/>
-          <w:sz w:val="18"/>
-          <w:szCs w:val="18"/>
+        <w:jc w:val="both"/>
+      </w:pPr>
+      <w:r>
+        <w:rPr>
+          <w:color w:val="1A1A1A"/>
         </w:rPr>
         <w:t>[4]  A. M. Ciobanu and L. P. Dinu. Automatic Detection of Cognates Using Orthographic Alignment. Proc. ACL, 2014.</w:t>
       </w:r>
@@ -6528,12 +6476,11 @@
       <w:pPr>
         <w:spacing w:after="60" w:line="252" w:lineRule="auto"/>
         <w:ind w:left="360" w:hanging="360"/>
-      </w:pPr>
-      <w:r>
-        <w:rPr>
-          <w:color w:val="1A1A1A"/>
-          <w:sz w:val="18"/>
-          <w:szCs w:val="18"/>
+        <w:jc w:val="both"/>
+      </w:pPr>
+      <w:r>
+        <w:rPr>
+          <w:color w:val="1A1A1A"/>
         </w:rPr>
         <w:t xml:space="preserve">[5]  P. Bhattacharyya. </w:t>
       </w:r>
@@ -6541,8 +6488,6 @@
       <w:r>
         <w:rPr>
           <w:color w:val="1A1A1A"/>
-          <w:sz w:val="18"/>
-          <w:szCs w:val="18"/>
         </w:rPr>
         <w:t>IndoWordNet</w:t>
       </w:r>
@@ -6550,8 +6495,6 @@
       <w:r>
         <w:rPr>
           <w:color w:val="1A1A1A"/>
-          <w:sz w:val="18"/>
-          <w:szCs w:val="18"/>
         </w:rPr>
         <w:t>. Proc. LREC, 2010.</w:t>
       </w:r>
@@ -6560,12 +6503,11 @@
       <w:pPr>
         <w:spacing w:after="60" w:line="252" w:lineRule="auto"/>
         <w:ind w:left="360" w:hanging="360"/>
-      </w:pPr>
-      <w:r>
-        <w:rPr>
-          <w:color w:val="1A1A1A"/>
-          <w:sz w:val="18"/>
-          <w:szCs w:val="18"/>
+        <w:jc w:val="both"/>
+      </w:pPr>
+      <w:r>
+        <w:rPr>
+          <w:color w:val="1A1A1A"/>
         </w:rPr>
         <w:t>[6]  Utilizing Wordnets for Cognate Detection among Indian Languages. arXiv:2112.15124, 2021.</w:t>
       </w:r>
@@ -6574,12 +6516,11 @@
       <w:pPr>
         <w:spacing w:after="60" w:line="252" w:lineRule="auto"/>
         <w:ind w:left="360" w:hanging="360"/>
-      </w:pPr>
-      <w:r>
-        <w:rPr>
-          <w:color w:val="1A1A1A"/>
-          <w:sz w:val="18"/>
-          <w:szCs w:val="18"/>
+        <w:jc w:val="both"/>
+      </w:pPr>
+      <w:r>
+        <w:rPr>
+          <w:color w:val="1A1A1A"/>
         </w:rPr>
         <w:t>[7]  F. Feng, Y. Yang, D. Cer, N. Arivazhagan, and W. Wang. Language-agnostic BERT Sentence Embedding (</w:t>
       </w:r>
@@ -6587,8 +6528,6 @@
       <w:r>
         <w:rPr>
           <w:color w:val="1A1A1A"/>
-          <w:sz w:val="18"/>
-          <w:szCs w:val="18"/>
         </w:rPr>
         <w:t>LaBSE</w:t>
       </w:r>
@@ -6596,8 +6535,6 @@
       <w:r>
         <w:rPr>
           <w:color w:val="1A1A1A"/>
-          <w:sz w:val="18"/>
-          <w:szCs w:val="18"/>
         </w:rPr>
         <w:t>). Proc. ACL, 2022.</w:t>
       </w:r>
@@ -6606,12 +6543,11 @@
       <w:pPr>
         <w:spacing w:after="60" w:line="252" w:lineRule="auto"/>
         <w:ind w:left="360" w:hanging="360"/>
-      </w:pPr>
-      <w:r>
-        <w:rPr>
-          <w:color w:val="1A1A1A"/>
-          <w:sz w:val="18"/>
-          <w:szCs w:val="18"/>
+        <w:jc w:val="both"/>
+      </w:pPr>
+      <w:r>
+        <w:rPr>
+          <w:color w:val="1A1A1A"/>
         </w:rPr>
         <w:t>[8]  S. Khanuja et al. MuRIL: Multilingual Representations for Indian Languages. arXiv:2103.10730, 2021.</w:t>
       </w:r>
@@ -6619,1323 +6555,1050 @@
     <w:p>
       <w:pPr>
         <w:pStyle w:val="Heading1"/>
-        <w:spacing w:before="260" w:after="120"/>
-      </w:pPr>
-      <w:r>
-        <w:rPr>
-          <w:b/>
-          <w:bCs/>
-          <w:color w:val="1A1A1A"/>
+        <w:spacing w:before="240" w:after="240"/>
+        <w:rPr>
+          <w:color w:val="auto"/>
+        </w:rPr>
+      </w:pPr>
+      <w:r>
+        <w:rPr>
+          <w:b/>
+          <w:color w:val="auto"/>
           <w:sz w:val="26"/>
-          <w:szCs w:val="26"/>
-        </w:rPr>
-        <w:t>An  Appendix: User Manual</w:t>
+        </w:rPr>
+        <w:t>Appendix: User Manual</w:t>
       </w:r>
     </w:p>
     <w:p>
       <w:pPr>
         <w:pStyle w:val="Heading2"/>
-        <w:spacing w:before="180" w:after="90"/>
-      </w:pPr>
-      <w:r>
-        <w:rPr>
-          <w:b/>
-          <w:bCs/>
-          <w:color w:val="1A1A1A"/>
+        <w:spacing w:before="240" w:after="240"/>
+        <w:rPr>
+          <w:color w:val="auto"/>
+        </w:rPr>
+      </w:pPr>
+      <w:r>
+        <w:rPr>
+          <w:b/>
+          <w:color w:val="auto"/>
           <w:sz w:val="23"/>
-          <w:szCs w:val="23"/>
         </w:rPr>
         <w:t>A.1  Repository layout</w:t>
       </w:r>
     </w:p>
     <w:p>
       <w:pPr>
-        <w:pBdr>
-          <w:top w:val="single" w:sz="2" w:space="0" w:color="DDDDDD"/>
-          <w:left w:val="single" w:sz="2" w:space="0" w:color="DDDDDD"/>
-          <w:bottom w:val="single" w:sz="2" w:space="0" w:color="DDDDDD"/>
-          <w:right w:val="single" w:sz="2" w:space="0" w:color="DDDDDD"/>
-        </w:pBdr>
-        <w:spacing w:after="160"/>
-      </w:pPr>
-      <w:r>
-        <w:rPr>
-          <w:rFonts w:ascii="Consolas" w:eastAsia="Consolas" w:hAnsi="Consolas" w:cs="Consolas"/>
-          <w:color w:val="1A1A1A"/>
-          <w:sz w:val="16"/>
-          <w:szCs w:val="16"/>
-        </w:rPr>
+        <w:shd w:val="clear" w:color="auto" w:fill="F4F4F6"/>
+        <w:spacing w:after="240"/>
+        <w:ind w:left="120"/>
+      </w:pPr>
+      <w:r>
         <w:t>demo.py                  standalone entry point — run this first</w:t>
       </w:r>
       <w:r>
-        <w:rPr>
-          <w:rFonts w:ascii="Consolas" w:eastAsia="Consolas" w:hAnsi="Consolas" w:cs="Consolas"/>
-          <w:color w:val="1A1A1A"/>
-          <w:sz w:val="16"/>
-          <w:szCs w:val="16"/>
-        </w:rPr>
+        <w:br/>
+        <w:t xml:space="preserve">app.py                   </w:t>
+      </w:r>
+      <w:proofErr w:type="spellStart"/>
+      <w:r>
+        <w:t>Streamlit</w:t>
+      </w:r>
+      <w:proofErr w:type="spellEnd"/>
+      <w:r>
+        <w:t xml:space="preserve"> learning application</w:t>
+      </w:r>
+      <w:r>
+        <w:br/>
+        <w:t>demo_utils.py            helper functions used by app.py</w:t>
+      </w:r>
+      <w:r>
+        <w:br/>
+        <w:t xml:space="preserve">gloss_lookup.py          tiered gloss lookup (CSV -&gt; </w:t>
+      </w:r>
+      <w:proofErr w:type="spellStart"/>
+      <w:r>
+        <w:t>IndoWordNet</w:t>
+      </w:r>
+      <w:proofErr w:type="spellEnd"/>
+      <w:r>
+        <w:t>)</w:t>
+      </w:r>
+      <w:r>
+        <w:br/>
+        <w:t xml:space="preserve">ui_theme.py              </w:t>
+      </w:r>
+      <w:proofErr w:type="spellStart"/>
+      <w:r>
+        <w:t>Streamlit</w:t>
+      </w:r>
+      <w:proofErr w:type="spellEnd"/>
+      <w:r>
+        <w:t xml:space="preserve"> theming helper</w:t>
+      </w:r>
+      <w:r>
+        <w:br/>
+        <w:t xml:space="preserve">conftest.py              puts </w:t>
+      </w:r>
+      <w:proofErr w:type="spellStart"/>
+      <w:r>
+        <w:t>src</w:t>
+      </w:r>
+      <w:proofErr w:type="spellEnd"/>
+      <w:r>
+        <w:t xml:space="preserve">/ on the path for </w:t>
+      </w:r>
+      <w:proofErr w:type="spellStart"/>
+      <w:r>
+        <w:t>pytest</w:t>
+      </w:r>
+      <w:proofErr w:type="spellEnd"/>
+      <w:r>
         <w:br/>
         <w:t>report.pdf / report.docx the report</w:t>
       </w:r>
       <w:r>
-        <w:rPr>
-          <w:rFonts w:ascii="Consolas" w:eastAsia="Consolas" w:hAnsi="Consolas" w:cs="Consolas"/>
-          <w:color w:val="1A1A1A"/>
-          <w:sz w:val="16"/>
-          <w:szCs w:val="16"/>
-        </w:rPr>
         <w:br/>
         <w:t>README.md                setup + run instructions</w:t>
       </w:r>
       <w:r>
-        <w:rPr>
-          <w:rFonts w:ascii="Consolas" w:eastAsia="Consolas" w:hAnsi="Consolas" w:cs="Consolas"/>
-          <w:color w:val="1A1A1A"/>
-          <w:sz w:val="16"/>
-          <w:szCs w:val="16"/>
-        </w:rPr>
         <w:br/>
       </w:r>
       <w:proofErr w:type="spellStart"/>
       <w:r>
-        <w:rPr>
-          <w:rFonts w:ascii="Consolas" w:eastAsia="Consolas" w:hAnsi="Consolas" w:cs="Consolas"/>
-          <w:color w:val="1A1A1A"/>
-          <w:sz w:val="16"/>
-          <w:szCs w:val="16"/>
-        </w:rPr>
         <w:t>config.yaml</w:t>
       </w:r>
       <w:proofErr w:type="spellEnd"/>
       <w:r>
-        <w:rPr>
-          <w:rFonts w:ascii="Consolas" w:eastAsia="Consolas" w:hAnsi="Consolas" w:cs="Consolas"/>
-          <w:color w:val="1A1A1A"/>
-          <w:sz w:val="16"/>
-          <w:szCs w:val="16"/>
-        </w:rPr>
         <w:t xml:space="preserve">              pipeline configuration</w:t>
       </w:r>
       <w:r>
-        <w:rPr>
-          <w:rFonts w:ascii="Consolas" w:eastAsia="Consolas" w:hAnsi="Consolas" w:cs="Consolas"/>
-          <w:color w:val="1A1A1A"/>
-          <w:sz w:val="16"/>
-          <w:szCs w:val="16"/>
-        </w:rPr>
         <w:br/>
       </w:r>
       <w:proofErr w:type="spellStart"/>
       <w:r>
-        <w:rPr>
-          <w:rFonts w:ascii="Consolas" w:eastAsia="Consolas" w:hAnsi="Consolas" w:cs="Consolas"/>
-          <w:color w:val="1A1A1A"/>
-          <w:sz w:val="16"/>
-          <w:szCs w:val="16"/>
-        </w:rPr>
         <w:t>pyproject.toml</w:t>
       </w:r>
       <w:proofErr w:type="spellEnd"/>
       <w:r>
-        <w:rPr>
-          <w:rFonts w:ascii="Consolas" w:eastAsia="Consolas" w:hAnsi="Consolas" w:cs="Consolas"/>
-          <w:color w:val="1A1A1A"/>
-          <w:sz w:val="16"/>
-          <w:szCs w:val="16"/>
-        </w:rPr>
-        <w:t xml:space="preserve">           package + optional dependencies</w:t>
-      </w:r>
-      <w:r>
-        <w:rPr>
-          <w:rFonts w:ascii="Consolas" w:eastAsia="Consolas" w:hAnsi="Consolas" w:cs="Consolas"/>
-          <w:color w:val="1A1A1A"/>
-          <w:sz w:val="16"/>
-          <w:szCs w:val="16"/>
-        </w:rPr>
-        <w:br/>
-        <w:t>conftest.py              makes `cognate` importable in tests</w:t>
-      </w:r>
-      <w:r>
-        <w:rPr>
-          <w:rFonts w:ascii="Consolas" w:eastAsia="Consolas" w:hAnsi="Consolas" w:cs="Consolas"/>
-          <w:color w:val="1A1A1A"/>
-          <w:sz w:val="16"/>
-          <w:szCs w:val="16"/>
-        </w:rPr>
+        <w:t xml:space="preserve">           package definition + optional dependencies</w:t>
+      </w:r>
+      <w:r>
         <w:br/>
         <w:t>annotation_guidelines.md label definitions and edge cases</w:t>
       </w:r>
       <w:r>
-        <w:rPr>
-          <w:rFonts w:ascii="Consolas" w:eastAsia="Consolas" w:hAnsi="Consolas" w:cs="Consolas"/>
-          <w:color w:val="1A1A1A"/>
-          <w:sz w:val="16"/>
-          <w:szCs w:val="16"/>
-        </w:rPr>
         <w:br/>
       </w:r>
-      <w:proofErr w:type="spellStart"/>
-      <w:r>
-        <w:rPr>
-          <w:rFonts w:ascii="Consolas" w:eastAsia="Consolas" w:hAnsi="Consolas" w:cs="Consolas"/>
-          <w:color w:val="1A1A1A"/>
-          <w:sz w:val="16"/>
-          <w:szCs w:val="16"/>
-        </w:rPr>
+      <w:r>
+        <w:br/>
+      </w:r>
+      <w:proofErr w:type="spellStart"/>
+      <w:r>
         <w:t>src</w:t>
       </w:r>
       <w:proofErr w:type="spellEnd"/>
       <w:r>
-        <w:rPr>
-          <w:rFonts w:ascii="Consolas" w:eastAsia="Consolas" w:hAnsi="Consolas" w:cs="Consolas"/>
-          <w:color w:val="1A1A1A"/>
-          <w:sz w:val="16"/>
-          <w:szCs w:val="16"/>
-        </w:rPr>
         <w:t>/cognate/             core library (installable package)</w:t>
       </w:r>
       <w:r>
-        <w:rPr>
-          <w:rFonts w:ascii="Consolas" w:eastAsia="Consolas" w:hAnsi="Consolas" w:cs="Consolas"/>
-          <w:color w:val="1A1A1A"/>
-          <w:sz w:val="16"/>
-          <w:szCs w:val="16"/>
-        </w:rPr>
         <w:br/>
         <w:t xml:space="preserve">  __init__.py            shared CSV schema + gloss helper</w:t>
       </w:r>
       <w:r>
-        <w:rPr>
-          <w:rFonts w:ascii="Consolas" w:eastAsia="Consolas" w:hAnsi="Consolas" w:cs="Consolas"/>
-          <w:color w:val="1A1A1A"/>
-          <w:sz w:val="16"/>
-          <w:szCs w:val="16"/>
-        </w:rPr>
         <w:br/>
-        <w:t xml:space="preserve">  normalize.py           clean + ISO-15919 transliterate + </w:t>
-      </w:r>
-      <w:proofErr w:type="spellStart"/>
-      <w:r>
-        <w:rPr>
-          <w:rFonts w:ascii="Consolas" w:eastAsia="Consolas" w:hAnsi="Consolas" w:cs="Consolas"/>
-          <w:color w:val="1A1A1A"/>
-          <w:sz w:val="16"/>
-          <w:szCs w:val="16"/>
-        </w:rPr>
+        <w:t xml:space="preserve">  normalize.py           clean + ISO 15919 transliterate + </w:t>
+      </w:r>
+      <w:proofErr w:type="spellStart"/>
+      <w:r>
         <w:t>dedup</w:t>
       </w:r>
       <w:proofErr w:type="spellEnd"/>
       <w:r>
-        <w:rPr>
-          <w:rFonts w:ascii="Consolas" w:eastAsia="Consolas" w:hAnsi="Consolas" w:cs="Consolas"/>
-          <w:color w:val="1A1A1A"/>
-          <w:sz w:val="16"/>
-          <w:szCs w:val="16"/>
-        </w:rPr>
         <w:br/>
+      </w:r>
+      <w:r>
+        <w:lastRenderedPageBreak/>
         <w:t xml:space="preserve">  transliterate.py       </w:t>
       </w:r>
       <w:proofErr w:type="spellStart"/>
       <w:r>
-        <w:rPr>
-          <w:rFonts w:ascii="Consolas" w:eastAsia="Consolas" w:hAnsi="Consolas" w:cs="Consolas"/>
-          <w:color w:val="1A1A1A"/>
-          <w:sz w:val="16"/>
-          <w:szCs w:val="16"/>
-        </w:rPr>
         <w:t>Aksharamukha</w:t>
       </w:r>
       <w:proofErr w:type="spellEnd"/>
       <w:r>
-        <w:rPr>
-          <w:rFonts w:ascii="Consolas" w:eastAsia="Consolas" w:hAnsi="Consolas" w:cs="Consolas"/>
-          <w:color w:val="1A1A1A"/>
-          <w:sz w:val="16"/>
-          <w:szCs w:val="16"/>
-        </w:rPr>
         <w:t xml:space="preserve"> wrapper + on-disk cache</w:t>
       </w:r>
       <w:r>
-        <w:rPr>
-          <w:rFonts w:ascii="Consolas" w:eastAsia="Consolas" w:hAnsi="Consolas" w:cs="Consolas"/>
-          <w:color w:val="1A1A1A"/>
-          <w:sz w:val="16"/>
-          <w:szCs w:val="16"/>
-        </w:rPr>
         <w:br/>
         <w:t xml:space="preserve">  ff_mine.py             Stream B false-friend mining</w:t>
       </w:r>
       <w:r>
-        <w:rPr>
-          <w:rFonts w:ascii="Consolas" w:eastAsia="Consolas" w:hAnsi="Consolas" w:cs="Consolas"/>
-          <w:color w:val="1A1A1A"/>
-          <w:sz w:val="16"/>
-          <w:szCs w:val="16"/>
-        </w:rPr>
         <w:br/>
         <w:t xml:space="preserve">  iwn.py                 </w:t>
       </w:r>
       <w:proofErr w:type="spellStart"/>
       <w:r>
-        <w:rPr>
-          <w:rFonts w:ascii="Consolas" w:eastAsia="Consolas" w:hAnsi="Consolas" w:cs="Consolas"/>
-          <w:color w:val="1A1A1A"/>
-          <w:sz w:val="16"/>
-          <w:szCs w:val="16"/>
-        </w:rPr>
         <w:t>IndoWordNet</w:t>
       </w:r>
       <w:proofErr w:type="spellEnd"/>
       <w:r>
-        <w:rPr>
-          <w:rFonts w:ascii="Consolas" w:eastAsia="Consolas" w:hAnsi="Consolas" w:cs="Consolas"/>
-          <w:color w:val="1A1A1A"/>
-          <w:sz w:val="16"/>
-          <w:szCs w:val="16"/>
-        </w:rPr>
         <w:t xml:space="preserve"> loading helpers</w:t>
       </w:r>
       <w:r>
-        <w:rPr>
-          <w:rFonts w:ascii="Consolas" w:eastAsia="Consolas" w:hAnsi="Consolas" w:cs="Consolas"/>
-          <w:color w:val="1A1A1A"/>
-          <w:sz w:val="16"/>
-          <w:szCs w:val="16"/>
-        </w:rPr>
         <w:br/>
         <w:t xml:space="preserve">  glossing.py            faithful English glosses (WordNet / MT)</w:t>
       </w:r>
       <w:r>
-        <w:rPr>
-          <w:rFonts w:ascii="Consolas" w:eastAsia="Consolas" w:hAnsi="Consolas" w:cs="Consolas"/>
-          <w:color w:val="1A1A1A"/>
-          <w:sz w:val="16"/>
-          <w:szCs w:val="16"/>
-        </w:rPr>
         <w:br/>
         <w:t xml:space="preserve">  build.py               assemble </w:t>
       </w:r>
       <w:proofErr w:type="spellStart"/>
       <w:r>
-        <w:rPr>
-          <w:rFonts w:ascii="Consolas" w:eastAsia="Consolas" w:hAnsi="Consolas" w:cs="Consolas"/>
-          <w:color w:val="1A1A1A"/>
-          <w:sz w:val="16"/>
-          <w:szCs w:val="16"/>
-        </w:rPr>
         <w:t>orth</w:t>
       </w:r>
       <w:proofErr w:type="spellEnd"/>
       <w:r>
-        <w:rPr>
-          <w:rFonts w:ascii="Consolas" w:eastAsia="Consolas" w:hAnsi="Consolas" w:cs="Consolas"/>
-          <w:color w:val="1A1A1A"/>
-          <w:sz w:val="16"/>
-          <w:szCs w:val="16"/>
-        </w:rPr>
         <w:t>/</w:t>
       </w:r>
       <w:proofErr w:type="spellStart"/>
       <w:r>
-        <w:rPr>
-          <w:rFonts w:ascii="Consolas" w:eastAsia="Consolas" w:hAnsi="Consolas" w:cs="Consolas"/>
-          <w:color w:val="1A1A1A"/>
-          <w:sz w:val="16"/>
-          <w:szCs w:val="16"/>
-        </w:rPr>
         <w:t>phon</w:t>
       </w:r>
       <w:proofErr w:type="spellEnd"/>
       <w:r>
-        <w:rPr>
-          <w:rFonts w:ascii="Consolas" w:eastAsia="Consolas" w:hAnsi="Consolas" w:cs="Consolas"/>
-          <w:color w:val="1A1A1A"/>
-          <w:sz w:val="16"/>
-          <w:szCs w:val="16"/>
-        </w:rPr>
         <w:t>/</w:t>
       </w:r>
       <w:proofErr w:type="spellStart"/>
       <w:r>
-        <w:rPr>
-          <w:rFonts w:ascii="Consolas" w:eastAsia="Consolas" w:hAnsi="Consolas" w:cs="Consolas"/>
-          <w:color w:val="1A1A1A"/>
-          <w:sz w:val="16"/>
-          <w:szCs w:val="16"/>
-        </w:rPr>
         <w:t>sem</w:t>
       </w:r>
       <w:proofErr w:type="spellEnd"/>
       <w:r>
-        <w:rPr>
-          <w:rFonts w:ascii="Consolas" w:eastAsia="Consolas" w:hAnsi="Consolas" w:cs="Consolas"/>
-          <w:color w:val="1A1A1A"/>
-          <w:sz w:val="16"/>
-          <w:szCs w:val="16"/>
-        </w:rPr>
         <w:t xml:space="preserve"> features</w:t>
       </w:r>
       <w:r>
-        <w:rPr>
-          <w:rFonts w:ascii="Consolas" w:eastAsia="Consolas" w:hAnsi="Consolas" w:cs="Consolas"/>
-          <w:color w:val="1A1A1A"/>
-          <w:sz w:val="16"/>
-          <w:szCs w:val="16"/>
-        </w:rPr>
         <w:br/>
         <w:t xml:space="preserve">  model.py               train / predict / save / load</w:t>
       </w:r>
       <w:r>
-        <w:rPr>
-          <w:rFonts w:ascii="Consolas" w:eastAsia="Consolas" w:hAnsi="Consolas" w:cs="Consolas"/>
-          <w:color w:val="1A1A1A"/>
-          <w:sz w:val="16"/>
-          <w:szCs w:val="16"/>
-        </w:rPr>
         <w:br/>
         <w:t xml:space="preserve">  evaluate.py            metrics, confusion matrix, ablation</w:t>
       </w:r>
       <w:r>
-        <w:rPr>
-          <w:rFonts w:ascii="Consolas" w:eastAsia="Consolas" w:hAnsi="Consolas" w:cs="Consolas"/>
-          <w:color w:val="1A1A1A"/>
-          <w:sz w:val="16"/>
-          <w:szCs w:val="16"/>
-        </w:rPr>
         <w:br/>
         <w:t xml:space="preserve">  baseline.py            edit-distance threshold baseline</w:t>
       </w:r>
       <w:r>
-        <w:rPr>
-          <w:rFonts w:ascii="Consolas" w:eastAsia="Consolas" w:hAnsi="Consolas" w:cs="Consolas"/>
-          <w:color w:val="1A1A1A"/>
-          <w:sz w:val="16"/>
-          <w:szCs w:val="16"/>
-        </w:rPr>
         <w:br/>
         <w:t xml:space="preserve">  cli.py                 </w:t>
       </w:r>
       <w:proofErr w:type="spellStart"/>
       <w:r>
-        <w:rPr>
-          <w:rFonts w:ascii="Consolas" w:eastAsia="Consolas" w:hAnsi="Consolas" w:cs="Consolas"/>
-          <w:color w:val="1A1A1A"/>
-          <w:sz w:val="16"/>
-          <w:szCs w:val="16"/>
-        </w:rPr>
         <w:t>featurize</w:t>
       </w:r>
       <w:proofErr w:type="spellEnd"/>
       <w:r>
-        <w:rPr>
-          <w:rFonts w:ascii="Consolas" w:eastAsia="Consolas" w:hAnsi="Consolas" w:cs="Consolas"/>
-          <w:color w:val="1A1A1A"/>
-          <w:sz w:val="16"/>
-          <w:szCs w:val="16"/>
-        </w:rPr>
         <w:t xml:space="preserve"> / baseline / train / evaluate / ablate</w:t>
       </w:r>
       <w:r>
-        <w:rPr>
-          <w:rFonts w:ascii="Consolas" w:eastAsia="Consolas" w:hAnsi="Consolas" w:cs="Consolas"/>
-          <w:color w:val="1A1A1A"/>
-          <w:sz w:val="16"/>
-          <w:szCs w:val="16"/>
-        </w:rPr>
         <w:br/>
-        <w:t xml:space="preserve">  similarity.py          </w:t>
-      </w:r>
-      <w:proofErr w:type="spellStart"/>
-      <w:r>
-        <w:rPr>
-          <w:rFonts w:ascii="Consolas" w:eastAsia="Consolas" w:hAnsi="Consolas" w:cs="Consolas"/>
-          <w:color w:val="1A1A1A"/>
-          <w:sz w:val="16"/>
-          <w:szCs w:val="16"/>
-        </w:rPr>
-        <w:t>compat</w:t>
-      </w:r>
-      <w:proofErr w:type="spellEnd"/>
-      <w:r>
-        <w:rPr>
-          <w:rFonts w:ascii="Consolas" w:eastAsia="Consolas" w:hAnsi="Consolas" w:cs="Consolas"/>
-          <w:color w:val="1A1A1A"/>
-          <w:sz w:val="16"/>
-          <w:szCs w:val="16"/>
-        </w:rPr>
-        <w:t xml:space="preserve"> shim -&gt; </w:t>
-      </w:r>
-      <w:proofErr w:type="spellStart"/>
-      <w:r>
-        <w:rPr>
-          <w:rFonts w:ascii="Consolas" w:eastAsia="Consolas" w:hAnsi="Consolas" w:cs="Consolas"/>
-          <w:color w:val="1A1A1A"/>
-          <w:sz w:val="16"/>
-          <w:szCs w:val="16"/>
-        </w:rPr>
+        <w:t xml:space="preserve">  similarity.py          compatibility shim -&gt; </w:t>
+      </w:r>
+      <w:proofErr w:type="spellStart"/>
+      <w:r>
         <w:t>features.orthographic</w:t>
       </w:r>
       <w:proofErr w:type="spellEnd"/>
       <w:r>
-        <w:rPr>
-          <w:rFonts w:ascii="Consolas" w:eastAsia="Consolas" w:hAnsi="Consolas" w:cs="Consolas"/>
-          <w:color w:val="1A1A1A"/>
-          <w:sz w:val="16"/>
-          <w:szCs w:val="16"/>
-        </w:rPr>
         <w:br/>
-        <w:t xml:space="preserve">  features/orthographic.py   normalized </w:t>
-      </w:r>
-      <w:proofErr w:type="spellStart"/>
-      <w:r>
-        <w:rPr>
-          <w:rFonts w:ascii="Consolas" w:eastAsia="Consolas" w:hAnsi="Consolas" w:cs="Consolas"/>
-          <w:color w:val="1A1A1A"/>
-          <w:sz w:val="16"/>
-          <w:szCs w:val="16"/>
-        </w:rPr>
+        <w:t xml:space="preserve">  features/</w:t>
+      </w:r>
+      <w:r>
+        <w:br/>
+        <w:t xml:space="preserve">    orthographic.py      normalized </w:t>
+      </w:r>
+      <w:proofErr w:type="spellStart"/>
+      <w:r>
         <w:t>Levenshtein</w:t>
       </w:r>
       <w:proofErr w:type="spellEnd"/>
       <w:r>
-        <w:rPr>
-          <w:rFonts w:ascii="Consolas" w:eastAsia="Consolas" w:hAnsi="Consolas" w:cs="Consolas"/>
-          <w:color w:val="1A1A1A"/>
-          <w:sz w:val="16"/>
-          <w:szCs w:val="16"/>
-        </w:rPr>
         <w:br/>
-        <w:t xml:space="preserve">  features/phonetic.py       </w:t>
-      </w:r>
-      <w:proofErr w:type="spellStart"/>
-      <w:r>
-        <w:rPr>
-          <w:rFonts w:ascii="Consolas" w:eastAsia="Consolas" w:hAnsi="Consolas" w:cs="Consolas"/>
-          <w:color w:val="1A1A1A"/>
-          <w:sz w:val="16"/>
-          <w:szCs w:val="16"/>
-        </w:rPr>
+        <w:t xml:space="preserve">    phonetic.py          </w:t>
+      </w:r>
+      <w:proofErr w:type="spellStart"/>
+      <w:r>
         <w:t>LingPy</w:t>
       </w:r>
       <w:proofErr w:type="spellEnd"/>
       <w:r>
-        <w:rPr>
-          <w:rFonts w:ascii="Consolas" w:eastAsia="Consolas" w:hAnsi="Consolas" w:cs="Consolas"/>
-          <w:color w:val="1A1A1A"/>
-          <w:sz w:val="16"/>
-          <w:szCs w:val="16"/>
-        </w:rPr>
-        <w:t xml:space="preserve"> SCA + Needleman–Wunsch fallback</w:t>
-      </w:r>
-      <w:r>
-        <w:rPr>
-          <w:rFonts w:ascii="Consolas" w:eastAsia="Consolas" w:hAnsi="Consolas" w:cs="Consolas"/>
-          <w:color w:val="1A1A1A"/>
-          <w:sz w:val="16"/>
-          <w:szCs w:val="16"/>
-        </w:rPr>
+        <w:t xml:space="preserve"> SCA + Needleman-Wunsch fallback</w:t>
+      </w:r>
+      <w:r>
         <w:br/>
-        <w:t xml:space="preserve">  features/semantic.py       </w:t>
-      </w:r>
-      <w:proofErr w:type="spellStart"/>
-      <w:r>
-        <w:rPr>
-          <w:rFonts w:ascii="Consolas" w:eastAsia="Consolas" w:hAnsi="Consolas" w:cs="Consolas"/>
-          <w:color w:val="1A1A1A"/>
-          <w:sz w:val="16"/>
-          <w:szCs w:val="16"/>
-        </w:rPr>
+        <w:t xml:space="preserve">    semantic.py          </w:t>
+      </w:r>
+      <w:proofErr w:type="spellStart"/>
+      <w:r>
         <w:t>LaBSE</w:t>
       </w:r>
       <w:proofErr w:type="spellEnd"/>
       <w:r>
-        <w:rPr>
-          <w:rFonts w:ascii="Consolas" w:eastAsia="Consolas" w:hAnsi="Consolas" w:cs="Consolas"/>
-          <w:color w:val="1A1A1A"/>
-          <w:sz w:val="16"/>
-          <w:szCs w:val="16"/>
-        </w:rPr>
         <w:t xml:space="preserve"> gloss-embedding cosine</w:t>
       </w:r>
       <w:r>
-        <w:rPr>
-          <w:rFonts w:ascii="Consolas" w:eastAsia="Consolas" w:hAnsi="Consolas" w:cs="Consolas"/>
-          <w:color w:val="1A1A1A"/>
-          <w:sz w:val="16"/>
-          <w:szCs w:val="16"/>
-        </w:rPr>
         <w:br/>
       </w:r>
       <w:r>
-        <w:rPr>
-          <w:rFonts w:ascii="Consolas" w:eastAsia="Consolas" w:hAnsi="Consolas" w:cs="Consolas"/>
-          <w:color w:val="1A1A1A"/>
-          <w:sz w:val="16"/>
-          <w:szCs w:val="16"/>
-        </w:rPr>
+        <w:br/>
         <w:t>scripts/                 dataset-construction scripts</w:t>
       </w:r>
       <w:r>
-        <w:rPr>
-          <w:rFonts w:ascii="Consolas" w:eastAsia="Consolas" w:hAnsi="Consolas" w:cs="Consolas"/>
-          <w:color w:val="1A1A1A"/>
-          <w:sz w:val="16"/>
-          <w:szCs w:val="16"/>
-        </w:rPr>
         <w:br/>
         <w:t xml:space="preserve">  make_pilot.py          stratified 40-pair pilot</w:t>
       </w:r>
       <w:r>
-        <w:rPr>
-          <w:rFonts w:ascii="Consolas" w:eastAsia="Consolas" w:hAnsi="Consolas" w:cs="Consolas"/>
-          <w:color w:val="1A1A1A"/>
-          <w:sz w:val="16"/>
-          <w:szCs w:val="16"/>
-        </w:rPr>
         <w:br/>
         <w:t xml:space="preserve">  make_batch.py          stratified 300-pair batch</w:t>
       </w:r>
       <w:r>
-        <w:rPr>
-          <w:rFonts w:ascii="Consolas" w:eastAsia="Consolas" w:hAnsi="Consolas" w:cs="Consolas"/>
-          <w:color w:val="1A1A1A"/>
-          <w:sz w:val="16"/>
-          <w:szCs w:val="16"/>
-        </w:rPr>
         <w:br/>
         <w:t xml:space="preserve">  build_labeler.py       CSV -&gt; standalone HTML </w:t>
       </w:r>
       <w:proofErr w:type="spellStart"/>
       <w:r>
-        <w:rPr>
-          <w:rFonts w:ascii="Consolas" w:eastAsia="Consolas" w:hAnsi="Consolas" w:cs="Consolas"/>
-          <w:color w:val="1A1A1A"/>
-          <w:sz w:val="16"/>
-          <w:szCs w:val="16"/>
-        </w:rPr>
         <w:t>labeler</w:t>
       </w:r>
       <w:proofErr w:type="spellEnd"/>
       <w:r>
-        <w:rPr>
-          <w:rFonts w:ascii="Consolas" w:eastAsia="Consolas" w:hAnsi="Consolas" w:cs="Consolas"/>
-          <w:color w:val="1A1A1A"/>
-          <w:sz w:val="16"/>
-          <w:szCs w:val="16"/>
-        </w:rPr>
         <w:br/>
-        <w:t>extract_pairs.py         Stream A mining (repo root)</w:t>
-      </w:r>
-      <w:r>
-        <w:rPr>
-          <w:rFonts w:ascii="Consolas" w:eastAsia="Consolas" w:hAnsi="Consolas" w:cs="Consolas"/>
-          <w:color w:val="1A1A1A"/>
-          <w:sz w:val="16"/>
-          <w:szCs w:val="16"/>
-        </w:rPr>
+        <w:t xml:space="preserve">extract_pairs.py         Stream A mining from </w:t>
+      </w:r>
+      <w:proofErr w:type="spellStart"/>
+      <w:r>
+        <w:t>IndoWordNet</w:t>
+      </w:r>
+      <w:proofErr w:type="spellEnd"/>
+      <w:r>
+        <w:t xml:space="preserve"> (repo root)</w:t>
+      </w:r>
+      <w:r>
         <w:br/>
-        <w:t>build_gold.py            merge adjudications -&gt; gold.csv (root)</w:t>
-      </w:r>
-      <w:r>
-        <w:rPr>
-          <w:rFonts w:ascii="Consolas" w:eastAsia="Consolas" w:hAnsi="Consolas" w:cs="Consolas"/>
-          <w:color w:val="1A1A1A"/>
-          <w:sz w:val="16"/>
-          <w:szCs w:val="16"/>
-        </w:rPr>
+        <w:t>build_gold.py            merge adjudications -&gt; gold.csv (repo root)</w:t>
+      </w:r>
+      <w:r>
         <w:br/>
-        <w:t>merge_and_kappa.py       Cohen's kappa + worksheet (root)</w:t>
-      </w:r>
-      <w:r>
-        <w:rPr>
-          <w:rFonts w:ascii="Consolas" w:eastAsia="Consolas" w:hAnsi="Consolas" w:cs="Consolas"/>
-          <w:color w:val="1A1A1A"/>
-          <w:sz w:val="16"/>
-          <w:szCs w:val="16"/>
-        </w:rPr>
+        <w:t>merge_and_kappa.py       Cohen's kappa + adjudication worksheet (root)</w:t>
+      </w:r>
+      <w:r>
         <w:br/>
-        <w:t xml:space="preserve">gloss_lookup.py, ui_theme.py   </w:t>
-      </w:r>
-      <w:proofErr w:type="spellStart"/>
-      <w:r>
-        <w:rPr>
-          <w:rFonts w:ascii="Consolas" w:eastAsia="Consolas" w:hAnsi="Consolas" w:cs="Consolas"/>
-          <w:color w:val="1A1A1A"/>
-          <w:sz w:val="16"/>
-          <w:szCs w:val="16"/>
-        </w:rPr>
-        <w:t>Streamlit</w:t>
-      </w:r>
-      <w:proofErr w:type="spellEnd"/>
-      <w:r>
-        <w:rPr>
-          <w:rFonts w:ascii="Consolas" w:eastAsia="Consolas" w:hAnsi="Consolas" w:cs="Consolas"/>
-          <w:color w:val="1A1A1A"/>
-          <w:sz w:val="16"/>
-          <w:szCs w:val="16"/>
-        </w:rPr>
-        <w:t xml:space="preserve"> app helpers</w:t>
-      </w:r>
-      <w:r>
-        <w:rPr>
-          <w:rFonts w:ascii="Consolas" w:eastAsia="Consolas" w:hAnsi="Consolas" w:cs="Consolas"/>
-          <w:color w:val="1A1A1A"/>
-          <w:sz w:val="16"/>
-          <w:szCs w:val="16"/>
-        </w:rPr>
+      </w:r>
+      <w:r>
         <w:br/>
-        <w:t>tests/                   unit tests (</w:t>
-      </w:r>
-      <w:proofErr w:type="spellStart"/>
-      <w:r>
-        <w:rPr>
-          <w:rFonts w:ascii="Consolas" w:eastAsia="Consolas" w:hAnsi="Consolas" w:cs="Consolas"/>
-          <w:color w:val="1A1A1A"/>
-          <w:sz w:val="16"/>
-          <w:szCs w:val="16"/>
-        </w:rPr>
+        <w:t>tests/                   unit test suite (</w:t>
+      </w:r>
+      <w:proofErr w:type="spellStart"/>
+      <w:r>
         <w:t>pytest</w:t>
       </w:r>
       <w:proofErr w:type="spellEnd"/>
       <w:r>
-        <w:rPr>
-          <w:rFonts w:ascii="Consolas" w:eastAsia="Consolas" w:hAnsi="Consolas" w:cs="Consolas"/>
-          <w:color w:val="1A1A1A"/>
-          <w:sz w:val="16"/>
-          <w:szCs w:val="16"/>
-        </w:rPr>
         <w:t>)</w:t>
       </w:r>
       <w:r>
-        <w:rPr>
-          <w:rFonts w:ascii="Consolas" w:eastAsia="Consolas" w:hAnsi="Consolas" w:cs="Consolas"/>
-          <w:color w:val="1A1A1A"/>
-          <w:sz w:val="16"/>
-          <w:szCs w:val="16"/>
-        </w:rPr>
         <w:br/>
-        <w:t xml:space="preserve">data/                    gold.csv, features.csv, models, </w:t>
-      </w:r>
-      <w:proofErr w:type="spellStart"/>
-      <w:r>
-        <w:rPr>
-          <w:rFonts w:ascii="Consolas" w:eastAsia="Consolas" w:hAnsi="Consolas" w:cs="Consolas"/>
-          <w:color w:val="1A1A1A"/>
-          <w:sz w:val="16"/>
-          <w:szCs w:val="16"/>
-        </w:rPr>
+        <w:t xml:space="preserve">data/                    gold.csv, features.csv, </w:t>
+      </w:r>
+      <w:proofErr w:type="spellStart"/>
+      <w:r>
+        <w:t>model.joblib</w:t>
+      </w:r>
+      <w:proofErr w:type="spellEnd"/>
+      <w:r>
+        <w:t>,</w:t>
+      </w:r>
+      <w:r>
+        <w:br/>
+        <w:t xml:space="preserve">                         </w:t>
+      </w:r>
+      <w:proofErr w:type="spellStart"/>
+      <w:r>
+        <w:t>model_noweight.joblib</w:t>
+      </w:r>
+      <w:proofErr w:type="spellEnd"/>
+      <w:r>
+        <w:t xml:space="preserve">, </w:t>
+      </w:r>
+      <w:proofErr w:type="spellStart"/>
+      <w:r>
         <w:t>labeled</w:t>
       </w:r>
       <w:proofErr w:type="spellEnd"/>
       <w:r>
-        <w:rPr>
-          <w:rFonts w:ascii="Consolas" w:eastAsia="Consolas" w:hAnsi="Consolas" w:cs="Consolas"/>
-          <w:color w:val="1A1A1A"/>
-          <w:sz w:val="16"/>
-          <w:szCs w:val="16"/>
-        </w:rPr>
         <w:t xml:space="preserve"> data</w:t>
       </w:r>
       <w:r>
-        <w:rPr>
-          <w:rFonts w:ascii="Consolas" w:eastAsia="Consolas" w:hAnsi="Consolas" w:cs="Consolas"/>
-          <w:color w:val="1A1A1A"/>
-          <w:sz w:val="16"/>
-          <w:szCs w:val="16"/>
-        </w:rPr>
         <w:br/>
-        <w:t xml:space="preserve">  candidates/            cleaned + glossed streams, pilot</w:t>
-      </w:r>
-      <w:r>
-        <w:rPr>
-          <w:rFonts w:ascii="Consolas" w:eastAsia="Consolas" w:hAnsi="Consolas" w:cs="Consolas"/>
-          <w:color w:val="1A1A1A"/>
-          <w:sz w:val="16"/>
-          <w:szCs w:val="16"/>
-        </w:rPr>
+        <w:t xml:space="preserve">  candidates/            cleaned + glossed Stream A / Stream B, pilot</w:t>
+      </w:r>
+      <w:r>
         <w:br/>
-        <w:t xml:space="preserve">artifacts/               standalone HTML </w:t>
-      </w:r>
-      <w:proofErr w:type="spellStart"/>
-      <w:r>
-        <w:rPr>
-          <w:rFonts w:ascii="Consolas" w:eastAsia="Consolas" w:hAnsi="Consolas" w:cs="Consolas"/>
-          <w:color w:val="1A1A1A"/>
-          <w:sz w:val="16"/>
-          <w:szCs w:val="16"/>
-        </w:rPr>
-        <w:t>labeling</w:t>
-      </w:r>
-      <w:proofErr w:type="spellEnd"/>
-      <w:r>
-        <w:rPr>
-          <w:rFonts w:ascii="Consolas" w:eastAsia="Consolas" w:hAnsi="Consolas" w:cs="Consolas"/>
-          <w:color w:val="1A1A1A"/>
-          <w:sz w:val="16"/>
-          <w:szCs w:val="16"/>
-        </w:rPr>
-        <w:t xml:space="preserve"> tools</w:t>
+        <w:t>artifacts/               label_pairs.html, label_pairs_batch.html</w:t>
       </w:r>
     </w:p>
     <w:p>
       <w:pPr>
         <w:pStyle w:val="Heading2"/>
-        <w:spacing w:before="180" w:after="90"/>
-      </w:pPr>
-      <w:r>
-        <w:rPr>
-          <w:b/>
-          <w:bCs/>
-          <w:color w:val="1A1A1A"/>
+        <w:spacing w:after="240"/>
+        <w:jc w:val="both"/>
+        <w:rPr>
+          <w:color w:val="auto"/>
+        </w:rPr>
+      </w:pPr>
+      <w:r>
+        <w:rPr>
+          <w:b/>
+          <w:color w:val="auto"/>
           <w:sz w:val="23"/>
-          <w:szCs w:val="23"/>
         </w:rPr>
         <w:t>A.2  Environment setup</w:t>
       </w:r>
     </w:p>
     <w:p>
       <w:pPr>
-        <w:spacing w:after="120" w:line="264" w:lineRule="auto"/>
-      </w:pPr>
-      <w:r>
-        <w:rPr>
-          <w:color w:val="1A1A1A"/>
-        </w:rPr>
+        <w:spacing w:after="240"/>
+        <w:jc w:val="both"/>
+      </w:pPr>
+      <w:r>
         <w:t>Requires Python 3.10+. From the repository root:</w:t>
       </w:r>
     </w:p>
     <w:p>
       <w:pPr>
-        <w:pBdr>
-          <w:top w:val="single" w:sz="2" w:space="0" w:color="DDDDDD"/>
-          <w:left w:val="single" w:sz="2" w:space="0" w:color="DDDDDD"/>
-          <w:bottom w:val="single" w:sz="2" w:space="0" w:color="DDDDDD"/>
-          <w:right w:val="single" w:sz="2" w:space="0" w:color="DDDDDD"/>
-        </w:pBdr>
-        <w:spacing w:before="40"/>
-        <w:rPr>
-          <w:rFonts w:ascii="Consolas" w:eastAsia="Consolas" w:hAnsi="Consolas" w:cs="Consolas"/>
-          <w:color w:val="1A1A1A"/>
-          <w:sz w:val="16"/>
-          <w:szCs w:val="16"/>
-        </w:rPr>
-      </w:pPr>
-      <w:r>
-        <w:rPr>
-          <w:rFonts w:ascii="Consolas" w:eastAsia="Consolas" w:hAnsi="Consolas" w:cs="Consolas"/>
-          <w:color w:val="1A1A1A"/>
-          <w:sz w:val="16"/>
-          <w:szCs w:val="16"/>
-        </w:rPr>
-        <w:t xml:space="preserve">python -m </w:t>
-      </w:r>
-      <w:proofErr w:type="spellStart"/>
-      <w:r>
-        <w:rPr>
-          <w:rFonts w:ascii="Consolas" w:eastAsia="Consolas" w:hAnsi="Consolas" w:cs="Consolas"/>
-          <w:color w:val="1A1A1A"/>
-          <w:sz w:val="16"/>
-          <w:szCs w:val="16"/>
-        </w:rPr>
+        <w:shd w:val="clear" w:color="auto" w:fill="F4F4F6"/>
+        <w:spacing w:after="240"/>
+        <w:ind w:left="120"/>
+      </w:pPr>
+      <w:r>
+        <w:t xml:space="preserve">python  -m </w:t>
+      </w:r>
+      <w:proofErr w:type="spellStart"/>
+      <w:r>
         <w:t>venv</w:t>
       </w:r>
       <w:proofErr w:type="spellEnd"/>
       <w:r>
-        <w:rPr>
-          <w:rFonts w:ascii="Consolas" w:eastAsia="Consolas" w:hAnsi="Consolas" w:cs="Consolas"/>
-          <w:color w:val="1A1A1A"/>
-          <w:sz w:val="16"/>
-          <w:szCs w:val="16"/>
-        </w:rPr>
         <w:t xml:space="preserve"> .</w:t>
       </w:r>
       <w:proofErr w:type="spellStart"/>
       <w:r>
-        <w:rPr>
-          <w:rFonts w:ascii="Consolas" w:eastAsia="Consolas" w:hAnsi="Consolas" w:cs="Consolas"/>
-          <w:color w:val="1A1A1A"/>
-          <w:sz w:val="16"/>
-          <w:szCs w:val="16"/>
-        </w:rPr>
         <w:t>venv</w:t>
       </w:r>
       <w:proofErr w:type="spellEnd"/>
       <w:r>
-        <w:rPr>
-          <w:rFonts w:ascii="Consolas" w:eastAsia="Consolas" w:hAnsi="Consolas" w:cs="Consolas"/>
-          <w:color w:val="1A1A1A"/>
-          <w:sz w:val="16"/>
-          <w:szCs w:val="16"/>
-        </w:rPr>
-        <w:t xml:space="preserve"> (for windows)</w:t>
-      </w:r>
-      <w:r>
-        <w:rPr>
-          <w:rFonts w:ascii="Consolas" w:eastAsia="Consolas" w:hAnsi="Consolas" w:cs="Consolas"/>
-          <w:color w:val="1A1A1A"/>
-          <w:sz w:val="16"/>
-          <w:szCs w:val="16"/>
-        </w:rPr>
-        <w:t xml:space="preserve"> / </w:t>
-      </w:r>
-      <w:r>
-        <w:rPr>
-          <w:rFonts w:ascii="Consolas" w:eastAsia="Consolas" w:hAnsi="Consolas" w:cs="Consolas"/>
-          <w:color w:val="1A1A1A"/>
-          <w:sz w:val="16"/>
-          <w:szCs w:val="16"/>
-        </w:rPr>
+        <w:t xml:space="preserve">                # Windows</w:t>
+      </w:r>
+      <w:r>
+        <w:br/>
         <w:t xml:space="preserve">python3 -m </w:t>
       </w:r>
       <w:proofErr w:type="spellStart"/>
       <w:r>
-        <w:rPr>
-          <w:rFonts w:ascii="Consolas" w:eastAsia="Consolas" w:hAnsi="Consolas" w:cs="Consolas"/>
-          <w:color w:val="1A1A1A"/>
-          <w:sz w:val="16"/>
-          <w:szCs w:val="16"/>
-        </w:rPr>
         <w:t>venv</w:t>
       </w:r>
       <w:proofErr w:type="spellEnd"/>
       <w:r>
-        <w:rPr>
-          <w:rFonts w:ascii="Consolas" w:eastAsia="Consolas" w:hAnsi="Consolas" w:cs="Consolas"/>
-          <w:color w:val="1A1A1A"/>
-          <w:sz w:val="16"/>
-          <w:szCs w:val="16"/>
-        </w:rPr>
         <w:t xml:space="preserve"> .</w:t>
       </w:r>
       <w:proofErr w:type="spellStart"/>
       <w:r>
-        <w:rPr>
-          <w:rFonts w:ascii="Consolas" w:eastAsia="Consolas" w:hAnsi="Consolas" w:cs="Consolas"/>
-          <w:color w:val="1A1A1A"/>
-          <w:sz w:val="16"/>
-          <w:szCs w:val="16"/>
-        </w:rPr>
         <w:t>venv</w:t>
       </w:r>
       <w:proofErr w:type="spellEnd"/>
       <w:r>
-        <w:rPr>
-          <w:rFonts w:ascii="Consolas" w:eastAsia="Consolas" w:hAnsi="Consolas" w:cs="Consolas"/>
-          <w:color w:val="1A1A1A"/>
-          <w:sz w:val="16"/>
-          <w:szCs w:val="16"/>
-        </w:rPr>
-        <w:t xml:space="preserve"> (for </w:t>
-      </w:r>
-      <w:proofErr w:type="spellStart"/>
-      <w:r>
-        <w:rPr>
-          <w:rFonts w:ascii="Consolas" w:eastAsia="Consolas" w:hAnsi="Consolas" w:cs="Consolas"/>
-          <w:color w:val="1A1A1A"/>
-          <w:sz w:val="16"/>
-          <w:szCs w:val="16"/>
-        </w:rPr>
-        <w:t>ios</w:t>
-      </w:r>
-      <w:proofErr w:type="spellEnd"/>
-      <w:r>
-        <w:rPr>
-          <w:rFonts w:ascii="Consolas" w:eastAsia="Consolas" w:hAnsi="Consolas" w:cs="Consolas"/>
-          <w:color w:val="1A1A1A"/>
-          <w:sz w:val="16"/>
-          <w:szCs w:val="16"/>
-        </w:rPr>
-        <w:t xml:space="preserve">) </w:t>
-      </w:r>
-      <w:r>
-        <w:rPr>
-          <w:rFonts w:ascii="Consolas" w:eastAsia="Consolas" w:hAnsi="Consolas" w:cs="Consolas"/>
-          <w:color w:val="1A1A1A"/>
-          <w:sz w:val="16"/>
-          <w:szCs w:val="16"/>
-        </w:rPr>
+        <w:t xml:space="preserve">                # macOS / Linux</w:t>
+      </w:r>
+      <w:r>
+        <w:br/>
+      </w:r>
+      <w:r>
+        <w:br/>
+        <w:t>.</w:t>
+      </w:r>
+      <w:proofErr w:type="spellStart"/>
+      <w:r>
+        <w:t>venv</w:t>
+      </w:r>
+      <w:proofErr w:type="spellEnd"/>
+      <w:r>
+        <w:t>\Scripts\activate               # Windows (PowerShell)</w:t>
+      </w:r>
+      <w:r>
         <w:br/>
         <w:t>source .</w:t>
       </w:r>
       <w:proofErr w:type="spellStart"/>
       <w:r>
-        <w:rPr>
-          <w:rFonts w:ascii="Consolas" w:eastAsia="Consolas" w:hAnsi="Consolas" w:cs="Consolas"/>
-          <w:color w:val="1A1A1A"/>
-          <w:sz w:val="16"/>
-          <w:szCs w:val="16"/>
-        </w:rPr>
         <w:t>venv</w:t>
       </w:r>
       <w:proofErr w:type="spellEnd"/>
       <w:r>
-        <w:rPr>
-          <w:rFonts w:ascii="Consolas" w:eastAsia="Consolas" w:hAnsi="Consolas" w:cs="Consolas"/>
-          <w:color w:val="1A1A1A"/>
-          <w:sz w:val="16"/>
-          <w:szCs w:val="16"/>
-        </w:rPr>
-        <w:t>/bin/activate</w:t>
-      </w:r>
-      <w:r>
-        <w:rPr>
-          <w:rFonts w:ascii="Consolas" w:eastAsia="Consolas" w:hAnsi="Consolas" w:cs="Consolas"/>
-          <w:color w:val="1A1A1A"/>
-          <w:sz w:val="16"/>
-          <w:szCs w:val="16"/>
-        </w:rPr>
+        <w:t>/bin/activate            # macOS / Linux</w:t>
+      </w:r>
+      <w:r>
+        <w:br/>
+      </w:r>
+      <w:r>
         <w:br/>
         <w:t>pip install -e ".[</w:t>
       </w:r>
       <w:proofErr w:type="spellStart"/>
       <w:r>
-        <w:rPr>
-          <w:rFonts w:ascii="Consolas" w:eastAsia="Consolas" w:hAnsi="Consolas" w:cs="Consolas"/>
-          <w:color w:val="1A1A1A"/>
-          <w:sz w:val="16"/>
-          <w:szCs w:val="16"/>
-        </w:rPr>
-        <w:t>dev,phonetic,semantic,app</w:t>
-      </w:r>
-      <w:proofErr w:type="spellEnd"/>
-      <w:r>
-        <w:rPr>
-          <w:rFonts w:ascii="Consolas" w:eastAsia="Consolas" w:hAnsi="Consolas" w:cs="Consolas"/>
-          <w:color w:val="1A1A1A"/>
-          <w:sz w:val="16"/>
-          <w:szCs w:val="16"/>
-        </w:rPr>
+        <w:t>dev,ml,phonetic,semantic,app</w:t>
+      </w:r>
+      <w:proofErr w:type="spellEnd"/>
+      <w:r>
         <w:t>]"</w:t>
       </w:r>
     </w:p>
     <w:p>
       <w:pPr>
-        <w:spacing w:after="120" w:line="264" w:lineRule="auto"/>
-      </w:pPr>
-      <w:r>
-        <w:rPr>
-          <w:color w:val="1A1A1A"/>
-          <w:sz w:val="18"/>
-          <w:szCs w:val="18"/>
-        </w:rPr>
-        <w:t xml:space="preserve">Core (enough for demo.py and the model): scikit-learn, </w:t>
-      </w:r>
-      <w:proofErr w:type="spellStart"/>
-      <w:r>
-        <w:rPr>
-          <w:color w:val="1A1A1A"/>
-          <w:sz w:val="18"/>
-          <w:szCs w:val="18"/>
-        </w:rPr>
+        <w:spacing w:after="240"/>
+        <w:jc w:val="both"/>
+      </w:pPr>
+      <w:r>
+        <w:t xml:space="preserve">The core dependencies are scikit-learn, </w:t>
+      </w:r>
+      <w:proofErr w:type="spellStart"/>
+      <w:r>
         <w:t>joblib</w:t>
       </w:r>
       <w:proofErr w:type="spellEnd"/>
       <w:r>
-        <w:rPr>
-          <w:color w:val="1A1A1A"/>
-          <w:sz w:val="18"/>
-          <w:szCs w:val="18"/>
-        </w:rPr>
-        <w:t xml:space="preserve">, pandas. The phonetic extra adds </w:t>
-      </w:r>
-      <w:proofErr w:type="spellStart"/>
-      <w:r>
-        <w:rPr>
-          <w:color w:val="1A1A1A"/>
-          <w:sz w:val="18"/>
-          <w:szCs w:val="18"/>
-        </w:rPr>
+        <w:t xml:space="preserve">, and pandas (the ml extra). The optional extras </w:t>
+      </w:r>
+      <w:r>
+        <w:t>add</w:t>
+      </w:r>
+      <w:r>
+        <w:t xml:space="preserve"> phonetic (</w:t>
+      </w:r>
+      <w:proofErr w:type="spellStart"/>
+      <w:r>
         <w:t>LingPy</w:t>
       </w:r>
       <w:proofErr w:type="spellEnd"/>
       <w:r>
-        <w:rPr>
-          <w:color w:val="1A1A1A"/>
-          <w:sz w:val="18"/>
-          <w:szCs w:val="18"/>
-        </w:rPr>
-        <w:t xml:space="preserve"> (a Needleman–Wunsch fallback runs without it); semantic adds sentence-transformers/</w:t>
-      </w:r>
-      <w:proofErr w:type="spellStart"/>
-      <w:r>
-        <w:rPr>
-          <w:color w:val="1A1A1A"/>
-          <w:sz w:val="18"/>
-          <w:szCs w:val="18"/>
-        </w:rPr>
+        <w:t xml:space="preserve"> SCA backend; a Needleman-Wunsch fallback runs without it), semantic (sentence-transformers / </w:t>
+      </w:r>
+      <w:proofErr w:type="spellStart"/>
+      <w:r>
         <w:t>LaBSE</w:t>
       </w:r>
       <w:proofErr w:type="spellEnd"/>
       <w:r>
-        <w:rPr>
-          <w:color w:val="1A1A1A"/>
-          <w:sz w:val="18"/>
-          <w:szCs w:val="18"/>
-        </w:rPr>
-        <w:t xml:space="preserve"> (only needed to recompute features — data/features.csv already has them); app adds </w:t>
-      </w:r>
-      <w:proofErr w:type="spellStart"/>
-      <w:r>
-        <w:rPr>
-          <w:color w:val="1A1A1A"/>
-          <w:sz w:val="18"/>
-          <w:szCs w:val="18"/>
-        </w:rPr>
+        <w:t>, needed only to recompute features from scratch, since data/features.csv already contains them), app (</w:t>
+      </w:r>
+      <w:proofErr w:type="spellStart"/>
+      <w:r>
         <w:t>Streamlit</w:t>
       </w:r>
       <w:proofErr w:type="spellEnd"/>
       <w:r>
-        <w:rPr>
-          <w:color w:val="1A1A1A"/>
-          <w:sz w:val="18"/>
-          <w:szCs w:val="18"/>
-        </w:rPr>
-        <w:t xml:space="preserve">; dev adds </w:t>
-      </w:r>
-      <w:proofErr w:type="spellStart"/>
-      <w:r>
-        <w:rPr>
-          <w:color w:val="1A1A1A"/>
-          <w:sz w:val="18"/>
-          <w:szCs w:val="18"/>
-        </w:rPr>
+        <w:t xml:space="preserve">), </w:t>
+      </w:r>
+      <w:proofErr w:type="spellStart"/>
+      <w:r>
+        <w:t>mt</w:t>
+      </w:r>
+      <w:proofErr w:type="spellEnd"/>
+      <w:r>
+        <w:t xml:space="preserve"> (machine-translation glossing, optional), and dev (</w:t>
+      </w:r>
+      <w:proofErr w:type="spellStart"/>
+      <w:r>
         <w:t>pytest</w:t>
       </w:r>
       <w:proofErr w:type="spellEnd"/>
       <w:r>
-        <w:rPr>
-          <w:color w:val="1A1A1A"/>
-          <w:sz w:val="18"/>
-          <w:szCs w:val="18"/>
-        </w:rPr>
-        <w:t>.</w:t>
+        <w:t>).</w:t>
       </w:r>
     </w:p>
     <w:p>
       <w:pPr>
         <w:pStyle w:val="Heading2"/>
-        <w:spacing w:before="180" w:after="90"/>
-      </w:pPr>
-      <w:r>
-        <w:rPr>
-          <w:b/>
-          <w:bCs/>
-          <w:color w:val="1A1A1A"/>
+        <w:spacing w:after="240"/>
+        <w:jc w:val="both"/>
+        <w:rPr>
+          <w:color w:val="auto"/>
+        </w:rPr>
+      </w:pPr>
+      <w:r>
+        <w:rPr>
+          <w:b/>
+          <w:color w:val="auto"/>
           <w:sz w:val="23"/>
-          <w:szCs w:val="23"/>
-        </w:rPr>
-        <w:t>A.3  Running the demo</w:t>
-      </w:r>
-    </w:p>
-    <w:p>
-      <w:pPr>
-        <w:spacing w:after="120" w:line="264" w:lineRule="auto"/>
-      </w:pPr>
-      <w:r>
-        <w:rPr>
-          <w:color w:val="1A1A1A"/>
-        </w:rPr>
-        <w:t>demo.py is a standalone script that loads the released gold set, features, and trained model, then reproduces the paper's numbers, the ablation, the class-weighting comparison, and a set of example predictions. It needs only pandas/scikit-learn/</w:t>
-      </w:r>
-      <w:proofErr w:type="spellStart"/>
-      <w:r>
-        <w:rPr>
-          <w:color w:val="1A1A1A"/>
-        </w:rPr>
+        </w:rPr>
+        <w:t>A.3  Quick start: run the demo</w:t>
+      </w:r>
+    </w:p>
+    <w:p>
+      <w:pPr>
+        <w:spacing w:after="240"/>
+        <w:jc w:val="both"/>
+      </w:pPr>
+      <w:r>
+        <w:t xml:space="preserve">demo.py is a standalone script that loads the shipped gold set, pre-computed features, and trained model, then reproduces the paper's headline numbers, the ablation, the class-weighting comparison, and example predictions. It needs only pandas, scikit-learn, and </w:t>
+      </w:r>
+      <w:proofErr w:type="spellStart"/>
+      <w:r>
         <w:t>joblib</w:t>
       </w:r>
       <w:proofErr w:type="spellEnd"/>
       <w:r>
-        <w:rPr>
-          <w:color w:val="1A1A1A"/>
-        </w:rPr>
-        <w:t xml:space="preserve"> and runs in seconds:</w:t>
-      </w:r>
-    </w:p>
-    <w:p>
-      <w:pPr>
-        <w:pBdr>
-          <w:top w:val="single" w:sz="2" w:space="0" w:color="DDDDDD"/>
-          <w:left w:val="single" w:sz="2" w:space="0" w:color="DDDDDD"/>
-          <w:bottom w:val="single" w:sz="2" w:space="0" w:color="DDDDDD"/>
-          <w:right w:val="single" w:sz="2" w:space="0" w:color="DDDDDD"/>
-        </w:pBdr>
-        <w:spacing w:before="40" w:after="160"/>
-      </w:pPr>
-      <w:r>
-        <w:rPr>
-          <w:rFonts w:ascii="Consolas" w:eastAsia="Consolas" w:hAnsi="Consolas" w:cs="Consolas"/>
-          <w:color w:val="1A1A1A"/>
-          <w:sz w:val="16"/>
-          <w:szCs w:val="16"/>
-        </w:rPr>
+        <w:t xml:space="preserve"> — not the heavy optional backends.</w:t>
+      </w:r>
+    </w:p>
+    <w:p>
+      <w:pPr>
+        <w:shd w:val="clear" w:color="auto" w:fill="F4F4F6"/>
+        <w:spacing w:after="240"/>
+        <w:ind w:left="120"/>
+      </w:pPr>
+      <w:r>
         <w:lastRenderedPageBreak/>
-        <w:t>python demo.py                 # full demo against data/</w:t>
-      </w:r>
-      <w:r>
-        <w:rPr>
-          <w:rFonts w:ascii="Consolas" w:eastAsia="Consolas" w:hAnsi="Consolas" w:cs="Consolas"/>
-          <w:color w:val="1A1A1A"/>
-          <w:sz w:val="16"/>
-          <w:szCs w:val="16"/>
-        </w:rPr>
+        <w:t>python demo.py                 # runs against data/</w:t>
+      </w:r>
+      <w:r>
         <w:br/>
         <w:t>python demo.py --data-</w:t>
       </w:r>
       <w:proofErr w:type="spellStart"/>
       <w:r>
-        <w:rPr>
-          <w:rFonts w:ascii="Consolas" w:eastAsia="Consolas" w:hAnsi="Consolas" w:cs="Consolas"/>
-          <w:color w:val="1A1A1A"/>
-          <w:sz w:val="16"/>
-          <w:szCs w:val="16"/>
-        </w:rPr>
         <w:t>dir</w:t>
       </w:r>
       <w:proofErr w:type="spellEnd"/>
       <w:r>
-        <w:rPr>
-          <w:rFonts w:ascii="Consolas" w:eastAsia="Consolas" w:hAnsi="Consolas" w:cs="Consolas"/>
-          <w:color w:val="1A1A1A"/>
-          <w:sz w:val="16"/>
-          <w:szCs w:val="16"/>
-        </w:rPr>
         <w:t xml:space="preserve"> data # explicit data directory</w:t>
       </w:r>
     </w:p>
     <w:p>
       <w:pPr>
+        <w:spacing w:after="240"/>
+        <w:jc w:val="both"/>
+      </w:pPr>
+      <w:r>
+        <w:t>Because the shipped data/ already contains gold.csv, features.csv, and both trained models, the demo runs directly without regenerating anything.</w:t>
+      </w:r>
+    </w:p>
+    <w:p>
+      <w:pPr>
         <w:pStyle w:val="Heading2"/>
-        <w:spacing w:before="180" w:after="90"/>
-      </w:pPr>
-      <w:r>
-        <w:rPr>
-          <w:b/>
-          <w:bCs/>
-          <w:color w:val="1A1A1A"/>
+        <w:spacing w:after="240"/>
+        <w:jc w:val="both"/>
+        <w:rPr>
+          <w:color w:val="auto"/>
+        </w:rPr>
+      </w:pPr>
+      <w:r>
+        <w:rPr>
+          <w:b/>
+          <w:color w:val="auto"/>
           <w:sz w:val="23"/>
-          <w:szCs w:val="23"/>
-        </w:rPr>
-        <w:t xml:space="preserve">A.4 </w:t>
-      </w:r>
-      <w:r>
-        <w:rPr>
-          <w:b/>
-          <w:bCs/>
-          <w:color w:val="1A1A1A"/>
+        </w:rPr>
+        <w:t>A.4  Running the app and the tests</w:t>
+      </w:r>
+    </w:p>
+    <w:p>
+      <w:pPr>
+        <w:shd w:val="clear" w:color="auto" w:fill="F4F4F6"/>
+        <w:spacing w:after="240"/>
+        <w:ind w:left="120"/>
+      </w:pPr>
+      <w:proofErr w:type="spellStart"/>
+      <w:r>
+        <w:t>streamlit</w:t>
+      </w:r>
+      <w:proofErr w:type="spellEnd"/>
+      <w:r>
+        <w:t xml:space="preserve"> run app.py             # the learning application</w:t>
+      </w:r>
+      <w:r>
+        <w:br/>
+      </w:r>
+      <w:r>
+        <w:br/>
+        <w:t>pip install -e ".[dev]"          # then run the tests</w:t>
+      </w:r>
+      <w:r>
+        <w:br/>
+      </w:r>
+      <w:proofErr w:type="spellStart"/>
+      <w:r>
+        <w:t>pytest</w:t>
+      </w:r>
+      <w:proofErr w:type="spellEnd"/>
+      <w:r>
+        <w:t xml:space="preserve">                           # conftest.py puts </w:t>
+      </w:r>
+      <w:proofErr w:type="spellStart"/>
+      <w:r>
+        <w:t>src</w:t>
+      </w:r>
+      <w:proofErr w:type="spellEnd"/>
+      <w:r>
+        <w:t>/ on the path</w:t>
+      </w:r>
+    </w:p>
+    <w:p>
+      <w:pPr>
+        <w:spacing w:after="240"/>
+        <w:jc w:val="both"/>
+      </w:pPr>
+      <w:r>
+        <w:t>The app has three screens — Learn &amp; Practice, Check Two Words, and Look Up a Word. Note: the app imports the cognate package, so run it with the package installed (pip install -e .) or set PYTHONPATH=</w:t>
+      </w:r>
+      <w:proofErr w:type="spellStart"/>
+      <w:r>
+        <w:t>src</w:t>
+      </w:r>
+      <w:proofErr w:type="spellEnd"/>
+      <w:r>
+        <w:t xml:space="preserve"> first.</w:t>
+      </w:r>
+    </w:p>
+    <w:p>
+      <w:pPr>
+        <w:pStyle w:val="Heading2"/>
+        <w:spacing w:after="240"/>
+        <w:jc w:val="both"/>
+        <w:rPr>
+          <w:color w:val="auto"/>
+        </w:rPr>
+      </w:pPr>
+      <w:r>
+        <w:rPr>
+          <w:b/>
+          <w:color w:val="auto"/>
           <w:sz w:val="23"/>
-          <w:szCs w:val="23"/>
-        </w:rPr>
+        </w:rPr>
+        <w:t>A.5  Reproducing the pipeline from scratch</w:t>
+      </w:r>
+    </w:p>
+    <w:p>
+      <w:pPr>
+        <w:spacing w:after="240"/>
+        <w:jc w:val="both"/>
+      </w:pPr>
+      <w:r>
+        <w:t>These commands show how the shipped artifacts were produced, in order. They require the optional backends (</w:t>
+      </w:r>
+      <w:proofErr w:type="spellStart"/>
+      <w:r>
+        <w:t>LaBSE</w:t>
+      </w:r>
+      <w:proofErr w:type="spellEnd"/>
+      <w:r>
+        <w:t xml:space="preserve">, </w:t>
+      </w:r>
+      <w:proofErr w:type="spellStart"/>
+      <w:r>
+        <w:t>LingPy</w:t>
+      </w:r>
+      <w:proofErr w:type="spellEnd"/>
+      <w:r>
+        <w:t xml:space="preserve">, </w:t>
+      </w:r>
+      <w:proofErr w:type="spellStart"/>
+      <w:r>
+        <w:t>Aksharamukha</w:t>
+      </w:r>
+      <w:proofErr w:type="spellEnd"/>
+      <w:r>
+        <w:t xml:space="preserve">) and the original </w:t>
+      </w:r>
+      <w:proofErr w:type="spellStart"/>
+      <w:r>
+        <w:t>IndoWordNet</w:t>
+      </w:r>
+      <w:proofErr w:type="spellEnd"/>
+      <w:r>
+        <w:t xml:space="preserve"> inputs; not all intermediate raw files are shipped, so the shipped data/ already reflects the outputs of these steps. Run with the package installed so that cognate imports.</w:t>
+      </w:r>
+    </w:p>
+    <w:p>
+      <w:pPr>
+        <w:shd w:val="clear" w:color="auto" w:fill="F4F4F6"/>
+        <w:spacing w:after="240"/>
+        <w:ind w:left="120"/>
+      </w:pPr>
+      <w:r>
+        <w:t># 1. Mine Stream A, then normalize it (transliterate to ISO 15919)</w:t>
+      </w:r>
+      <w:r>
+        <w:br/>
+        <w:t>python extract_pairs.py --out data/candidates/stream_a.csv</w:t>
+      </w:r>
+      <w:r>
+        <w:br/>
+        <w:t xml:space="preserve">python -m </w:t>
+      </w:r>
+      <w:proofErr w:type="spellStart"/>
+      <w:r>
+        <w:t>cognate.normalize</w:t>
+      </w:r>
+      <w:proofErr w:type="spellEnd"/>
+      <w:r>
+        <w:t xml:space="preserve"> --in data/candidates/stream_a.csv \</w:t>
+      </w:r>
+      <w:r>
+        <w:br/>
+        <w:t xml:space="preserve">  --out data/candidates/stream_a_clean.csv --stream a</w:t>
+      </w:r>
+      <w:r>
+        <w:br/>
+      </w:r>
+      <w:r>
+        <w:br/>
+        <w:t># 2. Mine Stream B (false-friend pool), then normalize it</w:t>
+      </w:r>
+      <w:r>
+        <w:br/>
+        <w:t xml:space="preserve">python -m </w:t>
+      </w:r>
+      <w:proofErr w:type="spellStart"/>
+      <w:r>
+        <w:t>cognate.ff_mine</w:t>
+      </w:r>
+      <w:proofErr w:type="spellEnd"/>
+      <w:r>
+        <w:t xml:space="preserve"> --config </w:t>
+      </w:r>
+      <w:proofErr w:type="spellStart"/>
+      <w:r>
+        <w:t>config.yaml</w:t>
+      </w:r>
+      <w:proofErr w:type="spellEnd"/>
+      <w:r>
+        <w:t xml:space="preserve"> \</w:t>
+      </w:r>
+      <w:r>
+        <w:br/>
+        <w:t xml:space="preserve">  --exclude-stream-a data/candidates/stream_a_clean.csv \</w:t>
+      </w:r>
+      <w:r>
+        <w:br/>
+        <w:t xml:space="preserve">  --out data/candidates/stream_b.csv</w:t>
+      </w:r>
+      <w:r>
+        <w:br/>
+        <w:t xml:space="preserve">python -m </w:t>
+      </w:r>
+      <w:proofErr w:type="spellStart"/>
+      <w:r>
+        <w:t>cognate.normalize</w:t>
+      </w:r>
+      <w:proofErr w:type="spellEnd"/>
+      <w:r>
+        <w:t xml:space="preserve"> --in data/candidates/stream_b.csv \</w:t>
+      </w:r>
+      <w:r>
+        <w:br/>
+        <w:t xml:space="preserve">  --out data/candidates/stream_b_clean.csv --stream b</w:t>
+      </w:r>
+      <w:r>
+        <w:br/>
+      </w:r>
+      <w:r>
+        <w:br/>
+        <w:t># 3. Stratified sampling: pilot, then batch excluding the pilot</w:t>
+      </w:r>
+      <w:r>
+        <w:br/>
+        <w:t>python scripts/make_pilot.py \</w:t>
+      </w:r>
+      <w:r>
+        <w:br/>
+        <w:t xml:space="preserve">  --stream-a data/candidates/stream_a_clean.csv \</w:t>
+      </w:r>
+      <w:r>
+        <w:br/>
+        <w:t xml:space="preserve">  --stream-b data/candidates/stream_b_clean.csv \</w:t>
+      </w:r>
+      <w:r>
+        <w:br/>
+        <w:t xml:space="preserve">  --out data/pilot.csv</w:t>
+      </w:r>
+      <w:r>
+        <w:br/>
+        <w:t>python scripts/make_batch.py \</w:t>
+      </w:r>
+      <w:r>
+        <w:br/>
+        <w:t xml:space="preserve">  --stream-a data/candidates/stream_a_glossed.csv \</w:t>
+      </w:r>
+      <w:r>
+        <w:br/>
+        <w:t xml:space="preserve">  --stream-b data/candidates/stream_b_glossed.csv \</w:t>
+      </w:r>
+      <w:r>
+        <w:br/>
+        <w:t xml:space="preserve">  --exclude data/pilot_glossed.csv --out data/batch_glossed.csv</w:t>
+      </w:r>
+      <w:r>
+        <w:br/>
+      </w:r>
+      <w:r>
+        <w:br/>
+        <w:t xml:space="preserve"># 4. Build the HTML </w:t>
+      </w:r>
+      <w:proofErr w:type="spellStart"/>
+      <w:r>
+        <w:t>labeler</w:t>
+      </w:r>
+      <w:proofErr w:type="spellEnd"/>
+      <w:r>
+        <w:t xml:space="preserve"> for annotation</w:t>
+      </w:r>
+      <w:r>
+        <w:br/>
+        <w:t>python scripts/build_labeler.py --csv data/batch_glossed.csv \</w:t>
+      </w:r>
+      <w:r>
+        <w:br/>
+        <w:t xml:space="preserve">  --out artifacts/label_pairs_batch.html</w:t>
+      </w:r>
+      <w:r>
+        <w:br/>
+      </w:r>
+      <w:r>
+        <w:br/>
+        <w:t># 5. Agreement (Cohen's kappa) + merge to the gold set</w:t>
+      </w:r>
+      <w:r>
+        <w:br/>
+        <w:t>python merge_and_kappa.py data/pilot_labeled_dhanya.csv \</w:t>
+      </w:r>
+      <w:r>
+        <w:br/>
+        <w:t xml:space="preserve">  data/pilot_labeled_teja.csv --out data/pilot_adjudication.csv</w:t>
+      </w:r>
+      <w:r>
+        <w:br/>
+        <w:t>python build_gold.py --pilot-gold data/pilot_adjudication.csv \</w:t>
+      </w:r>
+      <w:r>
+        <w:br/>
+      </w:r>
+      <w:r>
+        <w:lastRenderedPageBreak/>
+        <w:t xml:space="preserve">  --batch-gold data/batch_adjudication_full.csv --out data/gold.csv</w:t>
+      </w:r>
+      <w:r>
+        <w:br/>
+      </w:r>
+      <w:r>
+        <w:br/>
+        <w:t># 6. Features, model, evaluation, ablation</w:t>
+      </w:r>
+      <w:r>
+        <w:br/>
+        <w:t xml:space="preserve">python -m </w:t>
+      </w:r>
+      <w:proofErr w:type="spellStart"/>
+      <w:r>
+        <w:t>cognate.cli</w:t>
+      </w:r>
+      <w:proofErr w:type="spellEnd"/>
+      <w:r>
         <w:t xml:space="preserve"> </w:t>
       </w:r>
-      <w:r>
-        <w:rPr>
-          <w:b/>
-          <w:bCs/>
-          <w:color w:val="1A1A1A"/>
+      <w:proofErr w:type="spellStart"/>
+      <w:r>
+        <w:t>featurize</w:t>
+      </w:r>
+      <w:proofErr w:type="spellEnd"/>
+      <w:r>
+        <w:t xml:space="preserve"> --in data/gold.csv --out data/features.csv</w:t>
+      </w:r>
+      <w:r>
+        <w:br/>
+        <w:t xml:space="preserve">python -m </w:t>
+      </w:r>
+      <w:proofErr w:type="spellStart"/>
+      <w:r>
+        <w:t>cognate.cli</w:t>
+      </w:r>
+      <w:proofErr w:type="spellEnd"/>
+      <w:r>
+        <w:t xml:space="preserve"> train --in data/features.csv --model-out data/</w:t>
+      </w:r>
+      <w:proofErr w:type="spellStart"/>
+      <w:r>
+        <w:t>model.joblib</w:t>
+      </w:r>
+      <w:proofErr w:type="spellEnd"/>
+      <w:r>
+        <w:br/>
+        <w:t xml:space="preserve">python -m </w:t>
+      </w:r>
+      <w:proofErr w:type="spellStart"/>
+      <w:r>
+        <w:t>cognate.cli</w:t>
+      </w:r>
+      <w:proofErr w:type="spellEnd"/>
+      <w:r>
+        <w:t xml:space="preserve"> evaluate --in data/features.csv --model data/</w:t>
+      </w:r>
+      <w:proofErr w:type="spellStart"/>
+      <w:r>
+        <w:t>model.joblib</w:t>
+      </w:r>
+      <w:proofErr w:type="spellEnd"/>
+      <w:r>
+        <w:br/>
+        <w:t xml:space="preserve">python -m </w:t>
+      </w:r>
+      <w:proofErr w:type="spellStart"/>
+      <w:r>
+        <w:t>cognate.cli</w:t>
+      </w:r>
+      <w:proofErr w:type="spellEnd"/>
+      <w:r>
+        <w:t xml:space="preserve"> ablate --in data/features.csv</w:t>
+      </w:r>
+    </w:p>
+    <w:p>
+      <w:pPr>
+        <w:pStyle w:val="Heading2"/>
+        <w:spacing w:after="240"/>
+        <w:jc w:val="both"/>
+        <w:rPr>
+          <w:color w:val="auto"/>
+        </w:rPr>
+      </w:pPr>
+      <w:r>
+        <w:rPr>
+          <w:b/>
+          <w:color w:val="auto"/>
           <w:sz w:val="23"/>
-          <w:szCs w:val="23"/>
-        </w:rPr>
-        <w:t>Running the app and the tests</w:t>
-      </w:r>
-    </w:p>
-    <w:p>
-      <w:pPr>
-        <w:pBdr>
-          <w:top w:val="single" w:sz="2" w:space="0" w:color="DDDDDD"/>
-          <w:left w:val="single" w:sz="2" w:space="0" w:color="DDDDDD"/>
-          <w:bottom w:val="single" w:sz="2" w:space="0" w:color="DDDDDD"/>
-          <w:right w:val="single" w:sz="2" w:space="0" w:color="DDDDDD"/>
-        </w:pBdr>
-        <w:spacing w:before="40" w:after="160"/>
-      </w:pPr>
-      <w:proofErr w:type="spellStart"/>
-      <w:r>
-        <w:rPr>
-          <w:rFonts w:ascii="Consolas" w:eastAsia="Consolas" w:hAnsi="Consolas" w:cs="Consolas"/>
-          <w:color w:val="1A1A1A"/>
-          <w:sz w:val="16"/>
-          <w:szCs w:val="16"/>
-        </w:rPr>
-        <w:t>streamlit</w:t>
-      </w:r>
-      <w:proofErr w:type="spellEnd"/>
-      <w:r>
-        <w:rPr>
-          <w:rFonts w:ascii="Consolas" w:eastAsia="Consolas" w:hAnsi="Consolas" w:cs="Consolas"/>
-          <w:color w:val="1A1A1A"/>
-          <w:sz w:val="16"/>
-          <w:szCs w:val="16"/>
-        </w:rPr>
-        <w:t xml:space="preserve"> run app.py             # the learning app</w:t>
-      </w:r>
-      <w:r>
-        <w:rPr>
-          <w:rFonts w:ascii="Consolas" w:eastAsia="Consolas" w:hAnsi="Consolas" w:cs="Consolas"/>
-          <w:color w:val="1A1A1A"/>
-          <w:sz w:val="16"/>
-          <w:szCs w:val="16"/>
-        </w:rPr>
-        <w:br/>
-      </w:r>
-      <w:r>
-        <w:rPr>
-          <w:rFonts w:ascii="Consolas" w:eastAsia="Consolas" w:hAnsi="Consolas" w:cs="Consolas"/>
-          <w:color w:val="1A1A1A"/>
-          <w:sz w:val="16"/>
-          <w:szCs w:val="16"/>
-        </w:rPr>
-        <w:t>pip install -e ".[dev]"          # then run the tests</w:t>
-      </w:r>
-      <w:r>
-        <w:rPr>
-          <w:rFonts w:ascii="Consolas" w:eastAsia="Consolas" w:hAnsi="Consolas" w:cs="Consolas"/>
-          <w:color w:val="1A1A1A"/>
-          <w:sz w:val="16"/>
-          <w:szCs w:val="16"/>
-        </w:rPr>
-        <w:br/>
-      </w:r>
-      <w:proofErr w:type="spellStart"/>
-      <w:r>
-        <w:rPr>
-          <w:rFonts w:ascii="Consolas" w:eastAsia="Consolas" w:hAnsi="Consolas" w:cs="Consolas"/>
-          <w:color w:val="1A1A1A"/>
-          <w:sz w:val="16"/>
-          <w:szCs w:val="16"/>
-        </w:rPr>
-        <w:t>pytest</w:t>
-      </w:r>
-      <w:proofErr w:type="spellEnd"/>
-      <w:r>
-        <w:rPr>
-          <w:rFonts w:ascii="Consolas" w:eastAsia="Consolas" w:hAnsi="Consolas" w:cs="Consolas"/>
-          <w:color w:val="1A1A1A"/>
-          <w:sz w:val="16"/>
-          <w:szCs w:val="16"/>
-        </w:rPr>
-        <w:t xml:space="preserve">                           # conftest.py puts </w:t>
-      </w:r>
-      <w:proofErr w:type="spellStart"/>
-      <w:r>
-        <w:rPr>
-          <w:rFonts w:ascii="Consolas" w:eastAsia="Consolas" w:hAnsi="Consolas" w:cs="Consolas"/>
-          <w:color w:val="1A1A1A"/>
-          <w:sz w:val="16"/>
-          <w:szCs w:val="16"/>
-        </w:rPr>
-        <w:t>src</w:t>
-      </w:r>
-      <w:proofErr w:type="spellEnd"/>
-      <w:r>
-        <w:rPr>
-          <w:rFonts w:ascii="Consolas" w:eastAsia="Consolas" w:hAnsi="Consolas" w:cs="Consolas"/>
-          <w:color w:val="1A1A1A"/>
-          <w:sz w:val="16"/>
-          <w:szCs w:val="16"/>
-        </w:rPr>
-        <w:t>/ on the path</w:t>
-      </w:r>
+        </w:rPr>
+        <w:t>A.6  Annotating from scratch</w:t>
+      </w:r>
+    </w:p>
+    <w:p>
+      <w:pPr>
+        <w:spacing w:after="240"/>
+        <w:jc w:val="both"/>
+      </w:pPr>
+      <w:r>
+        <w:t>Open artifacts/label_pairs_batch.html in a browser; labels are stored in the page and exported to CSV. Each annotator labels independently, then merge_and_kappa.py computes Cohen's kappa and writes an adjudication worksheet listing the disagreements.</w:t>
+      </w:r>
+    </w:p>
+    <w:p>
+      <w:pPr>
+        <w:pStyle w:val="Heading1"/>
+      </w:pPr>
     </w:p>
     <w:sectPr>
       <w:footerReference w:type="default" r:id="rId18"/>
@@ -8306,6 +7969,15 @@
     </w:r>
     <w:r>
       <w:rPr>
+        <w:noProof/>
+        <w:color w:val="888888"/>
+        <w:sz w:val="18"/>
+        <w:szCs w:val="18"/>
+      </w:rPr>
+      <w:t>6</w:t>
+    </w:r>
+    <w:r>
+      <w:rPr>
         <w:color w:val="888888"/>
         <w:sz w:val="18"/>
         <w:szCs w:val="18"/>
@@ -8438,6 +8110,15 @@
         <w:szCs w:val="18"/>
       </w:rPr>
       <w:fldChar w:fldCharType="separate"/>
+    </w:r>
+    <w:r>
+      <w:rPr>
+        <w:noProof/>
+        <w:color w:val="888888"/>
+        <w:sz w:val="18"/>
+        <w:szCs w:val="18"/>
+      </w:rPr>
+      <w:t>7</w:t>
     </w:r>
     <w:r>
       <w:rPr>

--- a/FinalProject.Report.docx
+++ b/FinalProject.Report.docx
@@ -1,6 +1,6 @@
 
 <file path=word/document.xml><?xml version="1.0" encoding="utf-8"?>
-<w:document xmlns:wpc="http://schemas.microsoft.com/office/word/2010/wordprocessingCanvas" xmlns:cx="http://schemas.microsoft.com/office/drawing/2014/chartex" xmlns:cx1="http://schemas.microsoft.com/office/drawing/2015/9/8/chartex" xmlns:cx2="http://schemas.microsoft.com/office/drawing/2015/10/21/chartex" xmlns:cx3="http://schemas.microsoft.com/office/drawing/2016/5/9/chartex" xmlns:cx4="http://schemas.microsoft.com/office/drawing/2016/5/10/chartex" xmlns:cx5="http://schemas.microsoft.com/office/drawing/2016/5/11/chartex" xmlns:cx6="http://schemas.microsoft.com/office/drawing/2016/5/12/chartex" xmlns:cx7="http://schemas.microsoft.com/office/drawing/2016/5/13/chartex" xmlns:cx8="http://schemas.microsoft.com/office/drawing/2016/5/14/chartex" xmlns:mc="http://schemas.openxmlformats.org/markup-compatibility/2006" xmlns:aink="http://schemas.microsoft.com/office/drawing/2016/ink" xmlns:am3d="http://schemas.microsoft.com/office/drawing/2017/model3d" xmlns:o="urn:schemas-microsoft-com:office:office" xmlns:oel="http://schemas.microsoft.com/office/2019/extlst" xmlns:r="http://schemas.openxmlformats.org/officeDocument/2006/relationships" xmlns:m="http://schemas.openxmlformats.org/officeDocument/2006/math" xmlns:v="urn:schemas-microsoft-com:vml" xmlns:wp14="http://schemas.microsoft.com/office/word/2010/wordprocessingDrawing" xmlns:wp="http://schemas.openxmlformats.org/drawingml/2006/wordprocessingDrawing" xmlns:w10="urn:schemas-microsoft-com:office:word" xmlns:w="http://schemas.openxmlformats.org/wordprocessingml/2006/main" xmlns:w14="http://schemas.microsoft.com/office/word/2010/wordml" xmlns:w15="http://schemas.microsoft.com/office/word/2012/wordml" xmlns:w16cei="http://schemas.microsoft.com/office/word/2026/wordml/cei" xmlns:w16cex="http://schemas.microsoft.com/office/word/2018/wordml/cex" xmlns:w16cid="http://schemas.microsoft.com/office/word/2016/wordml/cid" xmlns:w16="http://schemas.microsoft.com/office/word/2018/wordml" xmlns:w16du="http://schemas.microsoft.com/office/word/2023/wordml/word16du" xmlns:w16sdtdh="http://schemas.microsoft.com/office/word/2020/wordml/sdtdatahash" xmlns:w16sdtfl="http://schemas.microsoft.com/office/word/2024/wordml/sdtformatlock" xmlns:w16se="http://schemas.microsoft.com/office/word/2015/wordml/symex" xmlns:wpg="http://schemas.microsoft.com/office/word/2010/wordprocessingGroup" xmlns:wpi="http://schemas.microsoft.com/office/word/2010/wordprocessingInk" xmlns:wne="http://schemas.microsoft.com/office/word/2006/wordml" xmlns:wps="http://schemas.microsoft.com/office/word/2010/wordprocessingShape" mc:Ignorable="w14 w15 w16se w16cid w16 w16cex w16sdtdh w16sdtfl w16du wp14">
+<w:document xmlns:wpc="http://schemas.microsoft.com/office/word/2010/wordprocessingCanvas" xmlns:cx="http://schemas.microsoft.com/office/drawing/2014/chartex" xmlns:cx1="http://schemas.microsoft.com/office/drawing/2015/9/8/chartex" xmlns:cx2="http://schemas.microsoft.com/office/drawing/2015/10/21/chartex" xmlns:cx3="http://schemas.microsoft.com/office/drawing/2016/5/9/chartex" xmlns:cx4="http://schemas.microsoft.com/office/drawing/2016/5/10/chartex" xmlns:cx5="http://schemas.microsoft.com/office/drawing/2016/5/11/chartex" xmlns:cx6="http://schemas.microsoft.com/office/drawing/2016/5/12/chartex" xmlns:cx7="http://schemas.microsoft.com/office/drawing/2016/5/13/chartex" xmlns:cx8="http://schemas.microsoft.com/office/drawing/2016/5/14/chartex" xmlns:mc="http://schemas.openxmlformats.org/markup-compatibility/2006" xmlns:m="http://schemas.openxmlformats.org/officeDocument/2006/math" xmlns:aink="http://schemas.microsoft.com/office/drawing/2016/ink" xmlns:am3d="http://schemas.microsoft.com/office/drawing/2017/model3d" xmlns:oel="http://schemas.microsoft.com/office/2019/extlst" xmlns:r="http://schemas.openxmlformats.org/officeDocument/2006/relationships" xmlns:wp14="http://schemas.microsoft.com/office/word/2010/wordprocessingDrawing" xmlns:wp="http://schemas.openxmlformats.org/drawingml/2006/wordprocessingDrawing" xmlns:wpg="http://schemas.microsoft.com/office/word/2010/wordprocessingGroup" xmlns:wpi="http://schemas.microsoft.com/office/word/2010/wordprocessingInk" xmlns:wps="http://schemas.microsoft.com/office/word/2010/wordprocessingShape" xmlns:o="urn:schemas-microsoft-com:office:office" xmlns:v="urn:schemas-microsoft-com:vml" xmlns:w10="urn:schemas-microsoft-com:office:word" xmlns:w="http://schemas.openxmlformats.org/wordprocessingml/2006/main" xmlns:w14="http://schemas.microsoft.com/office/word/2010/wordml" xmlns:w15="http://schemas.microsoft.com/office/word/2012/wordml" xmlns:w16cei="http://schemas.microsoft.com/office/word/2026/wordml/cei" xmlns:w16cex="http://schemas.microsoft.com/office/word/2018/wordml/cex" xmlns:w16cid="http://schemas.microsoft.com/office/word/2016/wordml/cid" xmlns:w16="http://schemas.microsoft.com/office/word/2018/wordml" xmlns:w16sdtdh="http://schemas.microsoft.com/office/word/2020/wordml/sdtdatahash" xmlns:w16sdtfl="http://schemas.microsoft.com/office/word/2024/wordml/sdtformatlock" xmlns:w16se="http://schemas.microsoft.com/office/word/2015/wordml/symex" xmlns:w16du="http://schemas.microsoft.com/office/word/2023/wordml/word16du" xmlns:wne="http://schemas.microsoft.com/office/word/2006/wordml" mc:Ignorable="w14 w15 w16se w16cid w16 w16cex w16sdtdh w16sdtfl w16du wp14">
   <w:body>
     <w:p>
       <w:pPr>
@@ -167,64 +167,73 @@
     </w:p>
     <w:p>
       <w:pPr>
-        <w:pBdr>
-          <w:top w:val="single" w:sz="2" w:space="0" w:color="CCCCCC"/>
-          <w:bottom w:val="single" w:sz="2" w:space="0" w:color="CCCCCC"/>
-        </w:pBdr>
-        <w:spacing w:after="120" w:line="258" w:lineRule="auto"/>
+        <w:spacing w:before="120" w:after="80"/>
+        <w:jc w:val="center"/>
+        <w:rPr>
+          <w:b/>
+          <w:bCs/>
+          <w:color w:val="1A1A1A"/>
+          <w:lang w:val="en-US"/>
+        </w:rPr>
+      </w:pPr>
+      <w:r>
+        <w:rPr>
+          <w:b/>
+          <w:bCs/>
+          <w:color w:val="1A1A1A"/>
+          <w:lang w:val="en-US"/>
+        </w:rPr>
+        <w:t>Contributions per member</w:t>
+      </w:r>
+    </w:p>
+    <w:p>
+      <w:pPr>
+        <w:spacing w:before="120" w:after="80"/>
         <w:jc w:val="both"/>
-      </w:pPr>
-      <w:r>
-        <w:rPr>
-          <w:b/>
-          <w:bCs/>
-          <w:color w:val="1A1A1A"/>
-          <w:highlight w:val="yellow"/>
-        </w:rPr>
-        <w:t xml:space="preserve">Contributions per member.  </w:t>
-      </w:r>
-      <w:r>
-        <w:rPr>
-          <w:color w:val="1A1A1A"/>
-          <w:highlight w:val="yellow"/>
-        </w:rPr>
-        <w:t>The two of us jointly designed the annotation guidelines, independently double-annotated the pilot (40 pairs) and the main batch (300 pairs</w:t>
-      </w:r>
-      <w:r>
-        <w:rPr>
-          <w:color w:val="1A1A1A"/>
-          <w:highlight w:val="yellow"/>
-        </w:rPr>
-        <w:t>) and</w:t>
-      </w:r>
-      <w:r>
-        <w:rPr>
-          <w:color w:val="1A1A1A"/>
-          <w:highlight w:val="yellow"/>
-        </w:rPr>
-        <w:t xml:space="preserve"> adjudicated all disagreements together; we both worked on the report. Individually: </w:t>
-      </w:r>
-      <w:r>
-        <w:rPr>
-          <w:i/>
-          <w:iCs/>
-          <w:color w:val="1A1A1A"/>
-          <w:highlight w:val="yellow"/>
-        </w:rPr>
-        <w:t>Dhanya</w:t>
-      </w:r>
-      <w:r>
-        <w:rPr>
-          <w:color w:val="1A1A1A"/>
-          <w:highlight w:val="yellow"/>
-        </w:rPr>
-        <w:t xml:space="preserve"> focused on mining candidates from </w:t>
-      </w:r>
-      <w:proofErr w:type="spellStart"/>
-      <w:r>
-        <w:rPr>
-          <w:color w:val="1A1A1A"/>
-          <w:highlight w:val="yellow"/>
+        <w:rPr>
+          <w:b/>
+          <w:bCs/>
+          <w:color w:val="1A1A1A"/>
+          <w:lang w:val="en-US"/>
+        </w:rPr>
+      </w:pPr>
+      <w:r>
+        <w:rPr>
+          <w:b/>
+          <w:bCs/>
+          <w:color w:val="1A1A1A"/>
+          <w:lang w:val="en-US"/>
+        </w:rPr>
+        <w:t xml:space="preserve">Dhanya </w:t>
+      </w:r>
+      <w:r>
+        <w:rPr>
+          <w:color w:val="1A1A1A"/>
+          <w:lang w:val="en-US"/>
+        </w:rPr>
+        <w:t xml:space="preserve">built the candidate mining pipeline for both </w:t>
+      </w:r>
+      <w:proofErr w:type="gramStart"/>
+      <w:r>
+        <w:rPr>
+          <w:color w:val="1A1A1A"/>
+          <w:lang w:val="en-US"/>
+        </w:rPr>
+        <w:t>streams  Stream</w:t>
+      </w:r>
+      <w:proofErr w:type="gramEnd"/>
+      <w:r>
+        <w:rPr>
+          <w:color w:val="1A1A1A"/>
+          <w:lang w:val="en-US"/>
+        </w:rPr>
+        <w:t xml:space="preserve"> A from </w:t>
+      </w:r>
+      <w:proofErr w:type="spellStart"/>
+      <w:r>
+        <w:rPr>
+          <w:color w:val="1A1A1A"/>
+          <w:lang w:val="en-US"/>
         </w:rPr>
         <w:t>IndoWordNet</w:t>
       </w:r>
@@ -232,31 +241,123 @@
       <w:r>
         <w:rPr>
           <w:color w:val="1A1A1A"/>
-          <w:highlight w:val="yellow"/>
-        </w:rPr>
-        <w:t xml:space="preserve"> (Stream A / Stream B), the normalization and ISO-15919 transliteration pipeline, the faithful English glossing, and the stratified sampling scripts. </w:t>
-      </w:r>
-      <w:r>
-        <w:rPr>
-          <w:i/>
-          <w:iCs/>
-          <w:color w:val="1A1A1A"/>
-          <w:highlight w:val="yellow"/>
-        </w:rPr>
-        <w:t>Tejaswini</w:t>
-      </w:r>
-      <w:r>
-        <w:rPr>
-          <w:color w:val="1A1A1A"/>
-          <w:highlight w:val="yellow"/>
-        </w:rPr>
-        <w:t xml:space="preserve"> focused on the orthographic / phonetic / semantic feature extractors, the logistic-regression classifier and ablation harness, the evaluation metrics, and the </w:t>
-      </w:r>
-      <w:proofErr w:type="spellStart"/>
-      <w:r>
-        <w:rPr>
-          <w:color w:val="1A1A1A"/>
-          <w:highlight w:val="yellow"/>
+          <w:lang w:val="en-US"/>
+        </w:rPr>
+        <w:t xml:space="preserve"> shared </w:t>
+      </w:r>
+      <w:proofErr w:type="spellStart"/>
+      <w:r>
+        <w:rPr>
+          <w:color w:val="1A1A1A"/>
+          <w:lang w:val="en-US"/>
+        </w:rPr>
+        <w:t>synsets</w:t>
+      </w:r>
+      <w:proofErr w:type="spellEnd"/>
+      <w:r>
+        <w:rPr>
+          <w:color w:val="1A1A1A"/>
+          <w:lang w:val="en-US"/>
+        </w:rPr>
+        <w:t xml:space="preserve"> and Stream B for the form-similar false-friend pool together with the normalization and ISO 15919 transliteration layer and its on-disk cache. She wrote the stratified sampling scripts that produced the 40-pair pilot and the 300-pair main batch, the class-balanced logistic-regression classifier, the ablation harness, and the evaluation module covering per-class metrics and the confusion matrix. She also developed the unit test suite (69 tests) and drafted the Introduction, Methods, Dataset, and Results sections of the report.</w:t>
+      </w:r>
+    </w:p>
+    <w:p>
+      <w:pPr>
+        <w:spacing w:before="120" w:after="80"/>
+        <w:jc w:val="both"/>
+        <w:rPr>
+          <w:b/>
+          <w:bCs/>
+          <w:color w:val="1A1A1A"/>
+          <w:lang w:val="en-US"/>
+        </w:rPr>
+      </w:pPr>
+      <w:r>
+        <w:rPr>
+          <w:b/>
+          <w:bCs/>
+          <w:color w:val="1A1A1A"/>
+          <w:lang w:val="en-US"/>
+        </w:rPr>
+        <w:t xml:space="preserve">Tejaswini </w:t>
+      </w:r>
+      <w:r>
+        <w:rPr>
+          <w:color w:val="1A1A1A"/>
+          <w:lang w:val="en-US"/>
+        </w:rPr>
+        <w:t xml:space="preserve">built the English glossing pipeline that supplies faithful glosses from </w:t>
+      </w:r>
+      <w:proofErr w:type="spellStart"/>
+      <w:r>
+        <w:rPr>
+          <w:color w:val="1A1A1A"/>
+          <w:lang w:val="en-US"/>
+        </w:rPr>
+        <w:t>IndoWordNet</w:t>
+      </w:r>
+      <w:proofErr w:type="spellEnd"/>
+      <w:r>
+        <w:rPr>
+          <w:color w:val="1A1A1A"/>
+          <w:lang w:val="en-US"/>
+        </w:rPr>
+        <w:t xml:space="preserve"> with a machine-translation fallback, and the three feature extractors: normalized </w:t>
+      </w:r>
+      <w:proofErr w:type="spellStart"/>
+      <w:r>
+        <w:rPr>
+          <w:color w:val="1A1A1A"/>
+          <w:lang w:val="en-US"/>
+        </w:rPr>
+        <w:t>Levenshtein</w:t>
+      </w:r>
+      <w:proofErr w:type="spellEnd"/>
+      <w:r>
+        <w:rPr>
+          <w:color w:val="1A1A1A"/>
+          <w:lang w:val="en-US"/>
+        </w:rPr>
+        <w:t xml:space="preserve"> for orthographic similarity, </w:t>
+      </w:r>
+      <w:proofErr w:type="spellStart"/>
+      <w:r>
+        <w:rPr>
+          <w:color w:val="1A1A1A"/>
+          <w:lang w:val="en-US"/>
+        </w:rPr>
+        <w:t>LingPy</w:t>
+      </w:r>
+      <w:proofErr w:type="spellEnd"/>
+      <w:r>
+        <w:rPr>
+          <w:color w:val="1A1A1A"/>
+          <w:lang w:val="en-US"/>
+        </w:rPr>
+        <w:t xml:space="preserve"> SCA alignment for phonetic similarity, and </w:t>
+      </w:r>
+      <w:proofErr w:type="spellStart"/>
+      <w:r>
+        <w:rPr>
+          <w:color w:val="1A1A1A"/>
+          <w:lang w:val="en-US"/>
+        </w:rPr>
+        <w:t>LaBSE</w:t>
+      </w:r>
+      <w:proofErr w:type="spellEnd"/>
+      <w:r>
+        <w:rPr>
+          <w:color w:val="1A1A1A"/>
+          <w:lang w:val="en-US"/>
+        </w:rPr>
+        <w:t xml:space="preserve"> gloss-embedding cosine for semantic similarity. She developed the </w:t>
+      </w:r>
+      <w:proofErr w:type="spellStart"/>
+      <w:r>
+        <w:rPr>
+          <w:color w:val="1A1A1A"/>
+          <w:lang w:val="en-US"/>
         </w:rPr>
         <w:t>Streamlit</w:t>
       </w:r>
@@ -264,36 +365,37 @@
       <w:r>
         <w:rPr>
           <w:color w:val="1A1A1A"/>
-          <w:highlight w:val="yellow"/>
-        </w:rPr>
-        <w:t xml:space="preserve"> app. </w:t>
-      </w:r>
-      <w:r>
-        <w:rPr>
-          <w:i/>
-          <w:iCs/>
-          <w:color w:val="888888"/>
-          <w:highlight w:val="yellow"/>
-        </w:rPr>
-        <w:t xml:space="preserve">[Adjust this split to match what you </w:t>
-      </w:r>
-      <w:r>
-        <w:rPr>
-          <w:i/>
-          <w:iCs/>
-          <w:color w:val="888888"/>
-          <w:highlight w:val="yellow"/>
-        </w:rPr>
-        <w:t>did</w:t>
-      </w:r>
-      <w:r>
-        <w:rPr>
-          <w:i/>
-          <w:iCs/>
-          <w:color w:val="888888"/>
-          <w:highlight w:val="yellow"/>
-        </w:rPr>
-        <w:t xml:space="preserve"> before submitting.]</w:t>
+          <w:lang w:val="en-US"/>
+        </w:rPr>
+        <w:t xml:space="preserve"> learning application and its three screens Learn &amp; Practice, Check Two Words, and Look Up a Word along with the tiered gloss lookup and theming helpers. She also wrote the Prior Work and Discussion sections and the Appendix user manual.</w:t>
+      </w:r>
+    </w:p>
+    <w:p>
+      <w:pPr>
+        <w:spacing w:before="120" w:after="80"/>
+        <w:jc w:val="both"/>
+        <w:rPr>
+          <w:b/>
+          <w:bCs/>
+          <w:color w:val="1A1A1A"/>
+          <w:lang w:val="en-US"/>
+        </w:rPr>
+      </w:pPr>
+      <w:r>
+        <w:rPr>
+          <w:b/>
+          <w:bCs/>
+          <w:color w:val="1A1A1A"/>
+          <w:lang w:val="en-US"/>
+        </w:rPr>
+        <w:t xml:space="preserve">Both </w:t>
+      </w:r>
+      <w:r>
+        <w:rPr>
+          <w:color w:val="1A1A1A"/>
+          <w:lang w:val="en-US"/>
+        </w:rPr>
+        <w:t>authors designed the annotation guidelines, including the label definitions and edge-case rules. Each independently annotated the 40-pair pilot and the 300-pair main batch and the two adjudicated every disagreement together to produce the 340-pair gold set. Both contributed to demo.py and reviewed the final manuscript.</w:t>
       </w:r>
     </w:p>
     <w:p>
@@ -430,11 +532,19 @@
         <w:spacing w:after="120" w:line="264" w:lineRule="auto"/>
         <w:jc w:val="both"/>
       </w:pPr>
-      <w:r>
-        <w:rPr>
-          <w:color w:val="1A1A1A"/>
-        </w:rPr>
-        <w:t>Intercomprehension — the use of shared vocabulary between related languages so that competence in one accelerates acquisition of another — is an established language-teaching strategy for the Romance, Germanic, and Slavic families, but comparable resources for the Dravidian family are scarce. Kannada and Telugu exhibit considerable lexical overlap, both through common Dravidian descent and through a shared layer of Sanskrit loanword</w:t>
+      <w:proofErr w:type="spellStart"/>
+      <w:r>
+        <w:rPr>
+          <w:color w:val="1A1A1A"/>
+        </w:rPr>
+        <w:t>Intercomprehension</w:t>
+      </w:r>
+      <w:proofErr w:type="spellEnd"/>
+      <w:r>
+        <w:rPr>
+          <w:color w:val="1A1A1A"/>
+        </w:rPr>
+        <w:t xml:space="preserve"> the use of shared vocabulary between related languages so that competence in one accelerates acquisition of another is an established language-teaching strategy for the Romance, Germanic, and Slavic families, but comparable resources for the Dravidian family are scarce. Kannada and Telugu exhibit considerable lexical overlap, both through common Dravidian descent and through a shared layer of Sanskrit loanword</w:t>
       </w:r>
       <w:r>
         <w:rPr>
@@ -446,7 +556,14 @@
         <w:rPr>
           <w:color w:val="1A1A1A"/>
         </w:rPr>
-        <w:t>. For a learner, cognate pairs are a direct benefit, but false friends — pairs that are formally similar yet semantically divergent — are a source of systematic error. Distinguishing the two automatically is the core NLP problem underlying any such learning aid, and it is the focus of this work.</w:t>
+        <w:t xml:space="preserve">. For a learner, cognate pairs are a direct benefit, but false friends pairs that are formally similar yet semantically divergent are a </w:t>
+      </w:r>
+      <w:r>
+        <w:rPr>
+          <w:color w:val="1A1A1A"/>
+        </w:rPr>
+        <w:lastRenderedPageBreak/>
+        <w:t>source of systematic error. Distinguishing the two automatically is the core NLP problem underlying any such learning aid, and it is the focus of this work.</w:t>
       </w:r>
     </w:p>
     <w:p>
@@ -503,7 +620,6 @@
         <w:rPr>
           <w:color w:val="1A1A1A"/>
         </w:rPr>
-        <w:lastRenderedPageBreak/>
         <w:t xml:space="preserve">A </w:t>
       </w:r>
       <w:r>
@@ -717,6 +833,7 @@
       <w:pPr>
         <w:spacing w:after="120" w:line="264" w:lineRule="auto"/>
       </w:pPr>
+      <w:proofErr w:type="spellStart"/>
       <w:r>
         <w:rPr>
           <w:b/>
@@ -727,6 +844,7 @@
         </w:rPr>
         <w:t>Intercomprehension</w:t>
       </w:r>
+      <w:proofErr w:type="spellEnd"/>
       <w:r>
         <w:rPr>
           <w:b/>
@@ -765,7 +883,7 @@
         <w:rPr>
           <w:color w:val="1A1A1A"/>
         </w:rPr>
-        <w:t xml:space="preserve"> framework [1] pioneered systematic intercomprehension teaching across Romance languages through a set of transfer “sieves.” That work targets reading comprehension across European families; we borrow the premise — shared vocabulary as a learning resource — and apply it to a Dravidian pair and to active vocabulary learning with explicit false-friend warnings.</w:t>
+        <w:t xml:space="preserve"> framework [1] pioneered systematic intercomprehension teaching across Romance languages through a set of transfer “sieves.” That work targets reading comprehension across European families; we borrow the premise shared vocabulary as a learning resource and apply it to a Dravidian pair and to active vocabulary learning with explicit false-friend warnings.</w:t>
       </w:r>
     </w:p>
     <w:p>
@@ -1039,6 +1157,7 @@
         <w:rPr>
           <w:color w:val="1A1A1A"/>
         </w:rPr>
+        <w:lastRenderedPageBreak/>
         <w:t>Figure 1 presents the complete pipeline: candidate mining, cleaning and glossing, sampling for annotation, double annotation and adjudication, feature extraction, classifier training, and the learning application. Each stage is described below.</w:t>
       </w:r>
     </w:p>
@@ -1063,7 +1182,6 @@
         <w:rPr>
           <w:noProof/>
         </w:rPr>
-        <w:lastRenderedPageBreak/>
         <w:drawing>
           <wp:inline distT="0" distB="0" distL="0" distR="0" wp14:anchorId="334B7A55" wp14:editId="1516EBDA">
             <wp:extent cx="4818679" cy="5991225"/>
@@ -1307,6 +1425,7 @@
           <w:bCs/>
           <w:color w:val="1A1A1A"/>
         </w:rPr>
+        <w:lastRenderedPageBreak/>
         <w:t>Stream B (form-similar)</w:t>
       </w:r>
       <w:r>
@@ -1343,7 +1462,7 @@
         <w:rPr>
           <w:color w:val="1A1A1A"/>
         </w:rPr>
-        <w:t xml:space="preserve"> — similar form, different concept, which is where false friends live. The miner blocks candidates by first </w:t>
+        <w:t xml:space="preserve"> similar form, different concept, which is where false friends live. The miner blocks candidates by first </w:t>
       </w:r>
       <w:proofErr w:type="spellStart"/>
       <w:r>
@@ -1357,14 +1476,7 @@
         <w:rPr>
           <w:color w:val="1A1A1A"/>
         </w:rPr>
-        <w:t xml:space="preserve"> character </w:t>
-      </w:r>
-      <w:r>
-        <w:rPr>
-          <w:color w:val="1A1A1A"/>
-        </w:rPr>
-        <w:lastRenderedPageBreak/>
-        <w:t xml:space="preserve">and length, scores each with normalized edit similarity, and keeps a pair only if it's similar enough and the two lemmas' </w:t>
+        <w:t xml:space="preserve"> character and length, scores each with normalized edit similarity, and keeps a pair only if it's similar enough and the two lemmas' </w:t>
       </w:r>
       <w:proofErr w:type="spellStart"/>
       <w:r>
@@ -1857,6 +1969,7 @@
         <w:rPr>
           <w:color w:val="1A1A1A"/>
         </w:rPr>
+        <w:lastRenderedPageBreak/>
         <w:t>false_friend</w:t>
       </w:r>
       <w:proofErr w:type="spellEnd"/>
@@ -1864,14 +1977,7 @@
         <w:rPr>
           <w:color w:val="1A1A1A"/>
         </w:rPr>
-        <w:t xml:space="preserve">, which motivates the need for a meaning-aware model. We report per-class precision, recall, and F1, </w:t>
-      </w:r>
-      <w:r>
-        <w:rPr>
-          <w:color w:val="1A1A1A"/>
-        </w:rPr>
-        <w:lastRenderedPageBreak/>
-        <w:t>macro-F1, a confusion matrix, and a feature ablation (</w:t>
+        <w:t>, which motivates the need for a meaning-aware model. We report per-class precision, recall, and F1, macro-F1, a confusion matrix, and a feature ablation (</w:t>
       </w:r>
       <w:proofErr w:type="spellStart"/>
       <w:r>
@@ -2417,7 +2523,7 @@
                 <w:sz w:val="18"/>
                 <w:szCs w:val="18"/>
               </w:rPr>
-              <w:t>3</w:t>
+              <w:t>4</w:t>
             </w:r>
             <w:r>
               <w:rPr>
@@ -3715,7 +3821,7 @@
         <w:rPr>
           <w:color w:val="1A1A1A"/>
         </w:rPr>
-        <w:t xml:space="preserve"> / other), intended to support a comparison of model behaviour on inherited cognates versus shared Sanskrit borrowings. It was not populated in the final run — all rows are unspecified — so this analysis remains future work.</w:t>
+        <w:t xml:space="preserve"> / other), intended to support a comparison of model behaviour on inherited cognates versus shared Sanskrit borrowings. It was not populated in the final run all rows are unspecified so this analysis remains future work.</w:t>
       </w:r>
     </w:p>
     <w:p>
@@ -5133,7 +5239,7 @@
           <w:sz w:val="18"/>
           <w:szCs w:val="18"/>
         </w:rPr>
-        <w:t>Effect of class weighting. Turning it off raises accuracy but sends false-friend recall to zero — which is why accuracy is a misleading metric here.</w:t>
+        <w:t>Effect of class weighting. Turning it off raises accuracy but sends false-friend recall to zero which is why accuracy is a misleading metric here.</w:t>
       </w:r>
     </w:p>
     <w:tbl>
@@ -5505,7 +5611,7 @@
         <w:rPr>
           <w:color w:val="1A1A1A"/>
         </w:rPr>
-        <w:t xml:space="preserve"> — the fuzzy boundary that also drove annotator disagreement. The model achieves high recall on the rare false-friend class (0.875) at the cost of precision (0.400), i.e. it labels </w:t>
+        <w:t xml:space="preserve"> the fuzzy boundary that also drove annotator disagreement. The model achieves high recall on the rare false-friend class (0.875) at the cost of precision (0.400), i.e. it labels </w:t>
       </w:r>
       <w:r>
         <w:rPr>
@@ -5659,7 +5765,7 @@
           <w:sz w:val="18"/>
           <w:szCs w:val="18"/>
         </w:rPr>
-        <w:t xml:space="preserve"> overlap heavily on orthographic and phonetic similarity and are separated — only partly — by the semantic feature.</w:t>
+        <w:t xml:space="preserve"> overlap heavily on orthographic and phonetic similarity and are separated only partly by the semantic feature.</w:t>
       </w:r>
     </w:p>
     <w:p>
@@ -5768,7 +5874,7 @@
         <w:rPr>
           <w:color w:val="1A1A1A"/>
         </w:rPr>
-        <w:t xml:space="preserve">Three findings emerge. (1) Semantics is the decisive signal. Form features alone cannot distinguish cognates from false friends — both were constructed to be form-similar — and it is the </w:t>
+        <w:t xml:space="preserve">Three findings emerge. (1) Semantics is the decisive signal. Form features alone cannot distinguish cognates from false friends both were constructed to be form-similar and it is the </w:t>
       </w:r>
       <w:proofErr w:type="spellStart"/>
       <w:r>
@@ -6012,7 +6118,7 @@
         <w:rPr>
           <w:color w:val="1A1A1A"/>
         </w:rPr>
-        <w:t xml:space="preserve"> “anthill”): same story — identical form, different meaning, labelled correctly.</w:t>
+        <w:t xml:space="preserve"> “anthill”): same story identical form, different meaning, labelled correctly.</w:t>
       </w:r>
     </w:p>
     <w:p>
@@ -6141,22 +6247,14 @@
         <w:rPr>
           <w:color w:val="1A1A1A"/>
         </w:rPr>
-        <w:t xml:space="preserve">. When a false friend's two glosses happen to sound related, the one feature that could rescue us isn't much help — and that's behind most of the 21 </w:t>
-      </w:r>
-      <w:proofErr w:type="spellStart"/>
-      <w:proofErr w:type="gramStart"/>
-      <w:r>
-        <w:rPr>
-          <w:color w:val="1A1A1A"/>
-        </w:rPr>
-        <w:t>cognate</w:t>
-      </w:r>
-      <w:proofErr w:type="gramEnd"/>
-      <w:r>
-        <w:rPr>
-          <w:color w:val="1A1A1A"/>
-        </w:rPr>
-        <w:t>→false</w:t>
+        <w:t xml:space="preserve">. When a false friend's two glosses happen to sound related, the one feature that could rescue us isn't much help and that's behind most of the 21 </w:t>
+      </w:r>
+      <w:proofErr w:type="spellStart"/>
+      <w:r>
+        <w:rPr>
+          <w:color w:val="1A1A1A"/>
+        </w:rPr>
+        <w:t>cognate→false</w:t>
       </w:r>
       <w:proofErr w:type="spellEnd"/>
       <w:r>
@@ -6593,7 +6691,7 @@
         <w:ind w:left="120"/>
       </w:pPr>
       <w:r>
-        <w:t>demo.py                  standalone entry point — run this first</w:t>
+        <w:t>demo.py                  standalone entry point run this first</w:t>
       </w:r>
       <w:r>
         <w:br/>
@@ -6637,24 +6735,15 @@
       </w:r>
       <w:r>
         <w:br/>
-        <w:t xml:space="preserve">conftest.py              puts </w:t>
-      </w:r>
-      <w:proofErr w:type="spellStart"/>
-      <w:r>
-        <w:t>src</w:t>
-      </w:r>
-      <w:proofErr w:type="spellEnd"/>
-      <w:r>
-        <w:t xml:space="preserve">/ on the path for </w:t>
-      </w:r>
-      <w:proofErr w:type="spellStart"/>
-      <w:r>
-        <w:t>pytest</w:t>
-      </w:r>
-      <w:proofErr w:type="spellEnd"/>
-      <w:r>
-        <w:br/>
-        <w:t>report.pdf / report.docx the report</w:t>
+      </w:r>
+      <w:r>
+        <w:t>FinalProject.Report.docx</w:t>
+      </w:r>
+      <w:r>
+        <w:tab/>
+      </w:r>
+      <w:r>
+        <w:t>the report</w:t>
       </w:r>
       <w:r>
         <w:br/>
@@ -6715,21 +6804,21 @@
       <w:proofErr w:type="spellEnd"/>
       <w:r>
         <w:br/>
+        <w:t xml:space="preserve">  transliterate.py       </w:t>
+      </w:r>
+      <w:proofErr w:type="spellStart"/>
+      <w:r>
+        <w:t>Aksharamukha</w:t>
+      </w:r>
+      <w:proofErr w:type="spellEnd"/>
+      <w:r>
+        <w:t xml:space="preserve"> wrapper + on-disk cache</w:t>
+      </w:r>
+      <w:r>
+        <w:br/>
       </w:r>
       <w:r>
         <w:lastRenderedPageBreak/>
-        <w:t xml:space="preserve">  transliterate.py       </w:t>
-      </w:r>
-      <w:proofErr w:type="spellStart"/>
-      <w:r>
-        <w:t>Aksharamukha</w:t>
-      </w:r>
-      <w:proofErr w:type="spellEnd"/>
-      <w:r>
-        <w:t xml:space="preserve"> wrapper + on-disk cache</w:t>
-      </w:r>
-      <w:r>
-        <w:br/>
         <w:t xml:space="preserve">  ff_mine.py             Stream B false-friend mining</w:t>
       </w:r>
       <w:r>
@@ -6970,7 +7059,13 @@
         <w:jc w:val="both"/>
       </w:pPr>
       <w:r>
-        <w:t>Requires Python 3.10+. From the repository root:</w:t>
+        <w:t>Requires Python 3.1</w:t>
+      </w:r>
+      <w:r>
+        <w:t>1</w:t>
+      </w:r>
+      <w:r>
+        <w:t>+. From the repository root:</w:t>
       </w:r>
     </w:p>
     <w:p>
@@ -7067,7 +7162,7 @@
         <w:jc w:val="both"/>
       </w:pPr>
       <w:r>
-        <w:t xml:space="preserve">The core dependencies are scikit-learn, </w:t>
+        <w:t xml:space="preserve">Core dependencies (installed automatically): pandas, scikit-learn, </w:t>
       </w:r>
       <w:proofErr w:type="spellStart"/>
       <w:r>
@@ -7075,7 +7170,34 @@
       </w:r>
       <w:proofErr w:type="spellEnd"/>
       <w:r>
-        <w:t xml:space="preserve">, and pandas (the ml extra). The optional extras </w:t>
+        <w:t xml:space="preserve">, </w:t>
+      </w:r>
+      <w:proofErr w:type="spellStart"/>
+      <w:r>
+        <w:t>PyYAML</w:t>
+      </w:r>
+      <w:proofErr w:type="spellEnd"/>
+      <w:r>
+        <w:t xml:space="preserve">, </w:t>
+      </w:r>
+      <w:proofErr w:type="spellStart"/>
+      <w:r>
+        <w:t>pyiwn</w:t>
+      </w:r>
+      <w:proofErr w:type="spellEnd"/>
+      <w:r>
+        <w:t xml:space="preserve">, </w:t>
+      </w:r>
+      <w:proofErr w:type="spellStart"/>
+      <w:r>
+        <w:t>aksharamukha</w:t>
+      </w:r>
+      <w:proofErr w:type="spellEnd"/>
+      <w:r>
+        <w:t>.</w:t>
+      </w:r>
+      <w:r>
+        <w:t xml:space="preserve">. The optional extras </w:t>
       </w:r>
       <w:r>
         <w:t>add</w:t>
@@ -7148,15 +7270,19 @@
         <w:jc w:val="both"/>
       </w:pPr>
       <w:r>
-        <w:t xml:space="preserve">demo.py is a standalone script that loads the shipped gold set, pre-computed features, and trained model, then reproduces the paper's headline numbers, the ablation, the class-weighting comparison, and example predictions. It needs only pandas, scikit-learn, and </w:t>
-      </w:r>
-      <w:proofErr w:type="spellStart"/>
-      <w:r>
-        <w:t>joblib</w:t>
-      </w:r>
-      <w:proofErr w:type="spellEnd"/>
-      <w:r>
-        <w:t xml:space="preserve"> — not the heavy optional backends.</w:t>
+        <w:t xml:space="preserve">demo.py is a standalone script that loads the shipped gold set, pre-computed features, and trained model, then reproduces the paper's headline numbers, the ablation, the class-weighting comparison, and example predictions. </w:t>
+      </w:r>
+      <w:r>
+        <w:t xml:space="preserve">It needs only the core dependencies from </w:t>
+      </w:r>
+      <w:r>
+        <w:t xml:space="preserve"> Section </w:t>
+      </w:r>
+      <w:r>
+        <w:t>A.2 none of the optional backends</w:t>
+      </w:r>
+      <w:r>
+        <w:t>.</w:t>
       </w:r>
     </w:p>
     <w:p>
@@ -7239,7 +7365,18 @@
       </w:r>
       <w:proofErr w:type="spellEnd"/>
       <w:r>
-        <w:t xml:space="preserve">                           # conftest.py puts </w:t>
+        <w:t xml:space="preserve">                           # </w:t>
+      </w:r>
+      <w:proofErr w:type="spellStart"/>
+      <w:r>
+        <w:t>pyproject.toml</w:t>
+      </w:r>
+      <w:proofErr w:type="spellEnd"/>
+      <w:r>
+        <w:t xml:space="preserve"> </w:t>
+      </w:r>
+      <w:r>
+        <w:t xml:space="preserve">puts </w:t>
       </w:r>
       <w:proofErr w:type="spellStart"/>
       <w:r>
@@ -7256,7 +7393,7 @@
         <w:jc w:val="both"/>
       </w:pPr>
       <w:r>
-        <w:t>The app has three screens — Learn &amp; Practice, Check Two Words, and Look Up a Word. Note: the app imports the cognate package, so run it with the package installed (pip install -e .) or set PYTHONPATH=</w:t>
+        <w:t>The app has three screens Learn &amp; Practice, Check Two Words, and Look Up a Word. Note: the app imports the cognate package, so run it with the package installed (pip install -e .) or set PYTHONPATH=</w:t>
       </w:r>
       <w:proofErr w:type="spellStart"/>
       <w:r>
@@ -7613,7 +7750,7 @@
 </file>
 
 <file path=word/endnotes.xml><?xml version="1.0" encoding="utf-8"?>
-<w:endnotes xmlns:wpc="http://schemas.microsoft.com/office/word/2010/wordprocessingCanvas" xmlns:cx="http://schemas.microsoft.com/office/drawing/2014/chartex" xmlns:cx1="http://schemas.microsoft.com/office/drawing/2015/9/8/chartex" xmlns:cx2="http://schemas.microsoft.com/office/drawing/2015/10/21/chartex" xmlns:cx3="http://schemas.microsoft.com/office/drawing/2016/5/9/chartex" xmlns:cx4="http://schemas.microsoft.com/office/drawing/2016/5/10/chartex" xmlns:cx5="http://schemas.microsoft.com/office/drawing/2016/5/11/chartex" xmlns:cx6="http://schemas.microsoft.com/office/drawing/2016/5/12/chartex" xmlns:cx7="http://schemas.microsoft.com/office/drawing/2016/5/13/chartex" xmlns:cx8="http://schemas.microsoft.com/office/drawing/2016/5/14/chartex" xmlns:mc="http://schemas.openxmlformats.org/markup-compatibility/2006" xmlns:aink="http://schemas.microsoft.com/office/drawing/2016/ink" xmlns:am3d="http://schemas.microsoft.com/office/drawing/2017/model3d" xmlns:o="urn:schemas-microsoft-com:office:office" xmlns:oel="http://schemas.microsoft.com/office/2019/extlst" xmlns:r="http://schemas.openxmlformats.org/officeDocument/2006/relationships" xmlns:m="http://schemas.openxmlformats.org/officeDocument/2006/math" xmlns:v="urn:schemas-microsoft-com:vml" xmlns:wp14="http://schemas.microsoft.com/office/word/2010/wordprocessingDrawing" xmlns:wp="http://schemas.openxmlformats.org/drawingml/2006/wordprocessingDrawing" xmlns:w10="urn:schemas-microsoft-com:office:word" xmlns:w="http://schemas.openxmlformats.org/wordprocessingml/2006/main" xmlns:w14="http://schemas.microsoft.com/office/word/2010/wordml" xmlns:w15="http://schemas.microsoft.com/office/word/2012/wordml" xmlns:w16cei="http://schemas.microsoft.com/office/word/2026/wordml/cei" xmlns:w16cex="http://schemas.microsoft.com/office/word/2018/wordml/cex" xmlns:w16cid="http://schemas.microsoft.com/office/word/2016/wordml/cid" xmlns:w16="http://schemas.microsoft.com/office/word/2018/wordml" xmlns:w16du="http://schemas.microsoft.com/office/word/2023/wordml/word16du" xmlns:w16sdtdh="http://schemas.microsoft.com/office/word/2020/wordml/sdtdatahash" xmlns:w16sdtfl="http://schemas.microsoft.com/office/word/2024/wordml/sdtformatlock" xmlns:w16se="http://schemas.microsoft.com/office/word/2015/wordml/symex" xmlns:wpg="http://schemas.microsoft.com/office/word/2010/wordprocessingGroup" xmlns:wpi="http://schemas.microsoft.com/office/word/2010/wordprocessingInk" xmlns:wne="http://schemas.microsoft.com/office/word/2006/wordml" xmlns:wps="http://schemas.microsoft.com/office/word/2010/wordprocessingShape" mc:Ignorable="w14 w15 w16se w16cid w16 w16cex w16sdtdh w16sdtfl w16du wp14">
+<w:endnotes xmlns:wpc="http://schemas.microsoft.com/office/word/2010/wordprocessingCanvas" xmlns:cx="http://schemas.microsoft.com/office/drawing/2014/chartex" xmlns:cx1="http://schemas.microsoft.com/office/drawing/2015/9/8/chartex" xmlns:cx2="http://schemas.microsoft.com/office/drawing/2015/10/21/chartex" xmlns:cx3="http://schemas.microsoft.com/office/drawing/2016/5/9/chartex" xmlns:cx4="http://schemas.microsoft.com/office/drawing/2016/5/10/chartex" xmlns:cx5="http://schemas.microsoft.com/office/drawing/2016/5/11/chartex" xmlns:cx6="http://schemas.microsoft.com/office/drawing/2016/5/12/chartex" xmlns:cx7="http://schemas.microsoft.com/office/drawing/2016/5/13/chartex" xmlns:cx8="http://schemas.microsoft.com/office/drawing/2016/5/14/chartex" xmlns:mc="http://schemas.openxmlformats.org/markup-compatibility/2006" xmlns:m="http://schemas.openxmlformats.org/officeDocument/2006/math" xmlns:aink="http://schemas.microsoft.com/office/drawing/2016/ink" xmlns:am3d="http://schemas.microsoft.com/office/drawing/2017/model3d" xmlns:oel="http://schemas.microsoft.com/office/2019/extlst" xmlns:r="http://schemas.openxmlformats.org/officeDocument/2006/relationships" xmlns:wp14="http://schemas.microsoft.com/office/word/2010/wordprocessingDrawing" xmlns:wp="http://schemas.openxmlformats.org/drawingml/2006/wordprocessingDrawing" xmlns:wpg="http://schemas.microsoft.com/office/word/2010/wordprocessingGroup" xmlns:wpi="http://schemas.microsoft.com/office/word/2010/wordprocessingInk" xmlns:wps="http://schemas.microsoft.com/office/word/2010/wordprocessingShape" xmlns:o="urn:schemas-microsoft-com:office:office" xmlns:v="urn:schemas-microsoft-com:vml" xmlns:w10="urn:schemas-microsoft-com:office:word" xmlns:w="http://schemas.openxmlformats.org/wordprocessingml/2006/main" xmlns:w14="http://schemas.microsoft.com/office/word/2010/wordml" xmlns:w15="http://schemas.microsoft.com/office/word/2012/wordml" xmlns:w16cei="http://schemas.microsoft.com/office/word/2026/wordml/cei" xmlns:w16cex="http://schemas.microsoft.com/office/word/2018/wordml/cex" xmlns:w16cid="http://schemas.microsoft.com/office/word/2016/wordml/cid" xmlns:w16="http://schemas.microsoft.com/office/word/2018/wordml" xmlns:w16sdtdh="http://schemas.microsoft.com/office/word/2020/wordml/sdtdatahash" xmlns:w16sdtfl="http://schemas.microsoft.com/office/word/2024/wordml/sdtformatlock" xmlns:w16se="http://schemas.microsoft.com/office/word/2015/wordml/symex" xmlns:w16du="http://schemas.microsoft.com/office/word/2023/wordml/word16du" xmlns:wne="http://schemas.microsoft.com/office/word/2006/wordml" mc:Ignorable="w14 w15 w16se w16cid w16 w16cex w16sdtdh w16sdtfl w16du wp14">
   <w:endnote w:type="separator" w:id="-1">
     <w:p>
       <w:r>
@@ -7632,7 +7769,7 @@
 </file>
 
 <file path=word/footer1.xml><?xml version="1.0" encoding="utf-8"?>
-<w:ftr xmlns:wpc="http://schemas.microsoft.com/office/word/2010/wordprocessingCanvas" xmlns:cx="http://schemas.microsoft.com/office/drawing/2014/chartex" xmlns:cx1="http://schemas.microsoft.com/office/drawing/2015/9/8/chartex" xmlns:cx2="http://schemas.microsoft.com/office/drawing/2015/10/21/chartex" xmlns:cx3="http://schemas.microsoft.com/office/drawing/2016/5/9/chartex" xmlns:cx4="http://schemas.microsoft.com/office/drawing/2016/5/10/chartex" xmlns:cx5="http://schemas.microsoft.com/office/drawing/2016/5/11/chartex" xmlns:cx6="http://schemas.microsoft.com/office/drawing/2016/5/12/chartex" xmlns:cx7="http://schemas.microsoft.com/office/drawing/2016/5/13/chartex" xmlns:cx8="http://schemas.microsoft.com/office/drawing/2016/5/14/chartex" xmlns:mc="http://schemas.openxmlformats.org/markup-compatibility/2006" xmlns:aink="http://schemas.microsoft.com/office/drawing/2016/ink" xmlns:am3d="http://schemas.microsoft.com/office/drawing/2017/model3d" xmlns:o="urn:schemas-microsoft-com:office:office" xmlns:oel="http://schemas.microsoft.com/office/2019/extlst" xmlns:r="http://schemas.openxmlformats.org/officeDocument/2006/relationships" xmlns:m="http://schemas.openxmlformats.org/officeDocument/2006/math" xmlns:v="urn:schemas-microsoft-com:vml" xmlns:wp14="http://schemas.microsoft.com/office/word/2010/wordprocessingDrawing" xmlns:wp="http://schemas.openxmlformats.org/drawingml/2006/wordprocessingDrawing" xmlns:w10="urn:schemas-microsoft-com:office:word" xmlns:w="http://schemas.openxmlformats.org/wordprocessingml/2006/main" xmlns:w14="http://schemas.microsoft.com/office/word/2010/wordml" xmlns:w15="http://schemas.microsoft.com/office/word/2012/wordml" xmlns:w16cei="http://schemas.microsoft.com/office/word/2026/wordml/cei" xmlns:w16cex="http://schemas.microsoft.com/office/word/2018/wordml/cex" xmlns:w16cid="http://schemas.microsoft.com/office/word/2016/wordml/cid" xmlns:w16="http://schemas.microsoft.com/office/word/2018/wordml" xmlns:w16du="http://schemas.microsoft.com/office/word/2023/wordml/word16du" xmlns:w16sdtdh="http://schemas.microsoft.com/office/word/2020/wordml/sdtdatahash" xmlns:w16sdtfl="http://schemas.microsoft.com/office/word/2024/wordml/sdtformatlock" xmlns:w16se="http://schemas.microsoft.com/office/word/2015/wordml/symex" xmlns:wpg="http://schemas.microsoft.com/office/word/2010/wordprocessingGroup" xmlns:wpi="http://schemas.microsoft.com/office/word/2010/wordprocessingInk" xmlns:wne="http://schemas.microsoft.com/office/word/2006/wordml" xmlns:wps="http://schemas.microsoft.com/office/word/2010/wordprocessingShape" mc:Ignorable="w14 w15 w16se w16cid w16 w16cex w16sdtdh w16sdtfl w16du wp14">
+<w:ftr xmlns:wpc="http://schemas.microsoft.com/office/word/2010/wordprocessingCanvas" xmlns:cx="http://schemas.microsoft.com/office/drawing/2014/chartex" xmlns:cx1="http://schemas.microsoft.com/office/drawing/2015/9/8/chartex" xmlns:cx2="http://schemas.microsoft.com/office/drawing/2015/10/21/chartex" xmlns:cx3="http://schemas.microsoft.com/office/drawing/2016/5/9/chartex" xmlns:cx4="http://schemas.microsoft.com/office/drawing/2016/5/10/chartex" xmlns:cx5="http://schemas.microsoft.com/office/drawing/2016/5/11/chartex" xmlns:cx6="http://schemas.microsoft.com/office/drawing/2016/5/12/chartex" xmlns:cx7="http://schemas.microsoft.com/office/drawing/2016/5/13/chartex" xmlns:cx8="http://schemas.microsoft.com/office/drawing/2016/5/14/chartex" xmlns:mc="http://schemas.openxmlformats.org/markup-compatibility/2006" xmlns:m="http://schemas.openxmlformats.org/officeDocument/2006/math" xmlns:aink="http://schemas.microsoft.com/office/drawing/2016/ink" xmlns:am3d="http://schemas.microsoft.com/office/drawing/2017/model3d" xmlns:oel="http://schemas.microsoft.com/office/2019/extlst" xmlns:r="http://schemas.openxmlformats.org/officeDocument/2006/relationships" xmlns:wp14="http://schemas.microsoft.com/office/word/2010/wordprocessingDrawing" xmlns:wp="http://schemas.openxmlformats.org/drawingml/2006/wordprocessingDrawing" xmlns:wpg="http://schemas.microsoft.com/office/word/2010/wordprocessingGroup" xmlns:wpi="http://schemas.microsoft.com/office/word/2010/wordprocessingInk" xmlns:wps="http://schemas.microsoft.com/office/word/2010/wordprocessingShape" xmlns:o="urn:schemas-microsoft-com:office:office" xmlns:v="urn:schemas-microsoft-com:vml" xmlns:w10="urn:schemas-microsoft-com:office:word" xmlns:w="http://schemas.openxmlformats.org/wordprocessingml/2006/main" xmlns:w14="http://schemas.microsoft.com/office/word/2010/wordml" xmlns:w15="http://schemas.microsoft.com/office/word/2012/wordml" xmlns:w16cei="http://schemas.microsoft.com/office/word/2026/wordml/cei" xmlns:w16cex="http://schemas.microsoft.com/office/word/2018/wordml/cex" xmlns:w16cid="http://schemas.microsoft.com/office/word/2016/wordml/cid" xmlns:w16="http://schemas.microsoft.com/office/word/2018/wordml" xmlns:w16sdtdh="http://schemas.microsoft.com/office/word/2020/wordml/sdtdatahash" xmlns:w16sdtfl="http://schemas.microsoft.com/office/word/2024/wordml/sdtformatlock" xmlns:w16se="http://schemas.microsoft.com/office/word/2015/wordml/symex" xmlns:w16du="http://schemas.microsoft.com/office/word/2023/wordml/word16du" xmlns:wne="http://schemas.microsoft.com/office/word/2006/wordml" mc:Ignorable="w14 w15 w16se w16cid w16 w16cex w16sdtdh w16sdtfl w16du wp14">
   <w:p>
     <w:pPr>
       <w:jc w:val="center"/>
@@ -7683,7 +7820,7 @@
 </file>
 
 <file path=word/footer10.xml><?xml version="1.0" encoding="utf-8"?>
-<w:ftr xmlns:wpc="http://schemas.microsoft.com/office/word/2010/wordprocessingCanvas" xmlns:cx="http://schemas.microsoft.com/office/drawing/2014/chartex" xmlns:cx1="http://schemas.microsoft.com/office/drawing/2015/9/8/chartex" xmlns:cx2="http://schemas.microsoft.com/office/drawing/2015/10/21/chartex" xmlns:cx3="http://schemas.microsoft.com/office/drawing/2016/5/9/chartex" xmlns:cx4="http://schemas.microsoft.com/office/drawing/2016/5/10/chartex" xmlns:cx5="http://schemas.microsoft.com/office/drawing/2016/5/11/chartex" xmlns:cx6="http://schemas.microsoft.com/office/drawing/2016/5/12/chartex" xmlns:cx7="http://schemas.microsoft.com/office/drawing/2016/5/13/chartex" xmlns:cx8="http://schemas.microsoft.com/office/drawing/2016/5/14/chartex" xmlns:mc="http://schemas.openxmlformats.org/markup-compatibility/2006" xmlns:aink="http://schemas.microsoft.com/office/drawing/2016/ink" xmlns:am3d="http://schemas.microsoft.com/office/drawing/2017/model3d" xmlns:o="urn:schemas-microsoft-com:office:office" xmlns:oel="http://schemas.microsoft.com/office/2019/extlst" xmlns:r="http://schemas.openxmlformats.org/officeDocument/2006/relationships" xmlns:m="http://schemas.openxmlformats.org/officeDocument/2006/math" xmlns:v="urn:schemas-microsoft-com:vml" xmlns:wp14="http://schemas.microsoft.com/office/word/2010/wordprocessingDrawing" xmlns:wp="http://schemas.openxmlformats.org/drawingml/2006/wordprocessingDrawing" xmlns:w10="urn:schemas-microsoft-com:office:word" xmlns:w="http://schemas.openxmlformats.org/wordprocessingml/2006/main" xmlns:w14="http://schemas.microsoft.com/office/word/2010/wordml" xmlns:w15="http://schemas.microsoft.com/office/word/2012/wordml" xmlns:w16cei="http://schemas.microsoft.com/office/word/2026/wordml/cei" xmlns:w16cex="http://schemas.microsoft.com/office/word/2018/wordml/cex" xmlns:w16cid="http://schemas.microsoft.com/office/word/2016/wordml/cid" xmlns:w16="http://schemas.microsoft.com/office/word/2018/wordml" xmlns:w16du="http://schemas.microsoft.com/office/word/2023/wordml/word16du" xmlns:w16sdtdh="http://schemas.microsoft.com/office/word/2020/wordml/sdtdatahash" xmlns:w16sdtfl="http://schemas.microsoft.com/office/word/2024/wordml/sdtformatlock" xmlns:w16se="http://schemas.microsoft.com/office/word/2015/wordml/symex" xmlns:wpg="http://schemas.microsoft.com/office/word/2010/wordprocessingGroup" xmlns:wpi="http://schemas.microsoft.com/office/word/2010/wordprocessingInk" xmlns:wne="http://schemas.microsoft.com/office/word/2006/wordml" xmlns:wps="http://schemas.microsoft.com/office/word/2010/wordprocessingShape" mc:Ignorable="w14 w15 w16se w16cid w16 w16cex w16sdtdh w16sdtfl w16du wp14">
+<w:ftr xmlns:wpc="http://schemas.microsoft.com/office/word/2010/wordprocessingCanvas" xmlns:cx="http://schemas.microsoft.com/office/drawing/2014/chartex" xmlns:cx1="http://schemas.microsoft.com/office/drawing/2015/9/8/chartex" xmlns:cx2="http://schemas.microsoft.com/office/drawing/2015/10/21/chartex" xmlns:cx3="http://schemas.microsoft.com/office/drawing/2016/5/9/chartex" xmlns:cx4="http://schemas.microsoft.com/office/drawing/2016/5/10/chartex" xmlns:cx5="http://schemas.microsoft.com/office/drawing/2016/5/11/chartex" xmlns:cx6="http://schemas.microsoft.com/office/drawing/2016/5/12/chartex" xmlns:cx7="http://schemas.microsoft.com/office/drawing/2016/5/13/chartex" xmlns:cx8="http://schemas.microsoft.com/office/drawing/2016/5/14/chartex" xmlns:mc="http://schemas.openxmlformats.org/markup-compatibility/2006" xmlns:m="http://schemas.openxmlformats.org/officeDocument/2006/math" xmlns:aink="http://schemas.microsoft.com/office/drawing/2016/ink" xmlns:am3d="http://schemas.microsoft.com/office/drawing/2017/model3d" xmlns:oel="http://schemas.microsoft.com/office/2019/extlst" xmlns:r="http://schemas.openxmlformats.org/officeDocument/2006/relationships" xmlns:wp14="http://schemas.microsoft.com/office/word/2010/wordprocessingDrawing" xmlns:wp="http://schemas.openxmlformats.org/drawingml/2006/wordprocessingDrawing" xmlns:wpg="http://schemas.microsoft.com/office/word/2010/wordprocessingGroup" xmlns:wpi="http://schemas.microsoft.com/office/word/2010/wordprocessingInk" xmlns:wps="http://schemas.microsoft.com/office/word/2010/wordprocessingShape" xmlns:o="urn:schemas-microsoft-com:office:office" xmlns:v="urn:schemas-microsoft-com:vml" xmlns:w10="urn:schemas-microsoft-com:office:word" xmlns:w="http://schemas.openxmlformats.org/wordprocessingml/2006/main" xmlns:w14="http://schemas.microsoft.com/office/word/2010/wordml" xmlns:w15="http://schemas.microsoft.com/office/word/2012/wordml" xmlns:w16cei="http://schemas.microsoft.com/office/word/2026/wordml/cei" xmlns:w16cex="http://schemas.microsoft.com/office/word/2018/wordml/cex" xmlns:w16cid="http://schemas.microsoft.com/office/word/2016/wordml/cid" xmlns:w16="http://schemas.microsoft.com/office/word/2018/wordml" xmlns:w16sdtdh="http://schemas.microsoft.com/office/word/2020/wordml/sdtdatahash" xmlns:w16sdtfl="http://schemas.microsoft.com/office/word/2024/wordml/sdtformatlock" xmlns:w16se="http://schemas.microsoft.com/office/word/2015/wordml/symex" xmlns:w16du="http://schemas.microsoft.com/office/word/2023/wordml/word16du" xmlns:wne="http://schemas.microsoft.com/office/word/2006/wordml" mc:Ignorable="w14 w15 w16se w16cid w16 w16cex w16sdtdh w16sdtfl w16du wp14">
   <w:p>
     <w:pPr>
       <w:jc w:val="center"/>
@@ -7734,7 +7871,7 @@
 </file>
 
 <file path=word/footer2.xml><?xml version="1.0" encoding="utf-8"?>
-<w:ftr xmlns:wpc="http://schemas.microsoft.com/office/word/2010/wordprocessingCanvas" xmlns:cx="http://schemas.microsoft.com/office/drawing/2014/chartex" xmlns:cx1="http://schemas.microsoft.com/office/drawing/2015/9/8/chartex" xmlns:cx2="http://schemas.microsoft.com/office/drawing/2015/10/21/chartex" xmlns:cx3="http://schemas.microsoft.com/office/drawing/2016/5/9/chartex" xmlns:cx4="http://schemas.microsoft.com/office/drawing/2016/5/10/chartex" xmlns:cx5="http://schemas.microsoft.com/office/drawing/2016/5/11/chartex" xmlns:cx6="http://schemas.microsoft.com/office/drawing/2016/5/12/chartex" xmlns:cx7="http://schemas.microsoft.com/office/drawing/2016/5/13/chartex" xmlns:cx8="http://schemas.microsoft.com/office/drawing/2016/5/14/chartex" xmlns:mc="http://schemas.openxmlformats.org/markup-compatibility/2006" xmlns:aink="http://schemas.microsoft.com/office/drawing/2016/ink" xmlns:am3d="http://schemas.microsoft.com/office/drawing/2017/model3d" xmlns:o="urn:schemas-microsoft-com:office:office" xmlns:oel="http://schemas.microsoft.com/office/2019/extlst" xmlns:r="http://schemas.openxmlformats.org/officeDocument/2006/relationships" xmlns:m="http://schemas.openxmlformats.org/officeDocument/2006/math" xmlns:v="urn:schemas-microsoft-com:vml" xmlns:wp14="http://schemas.microsoft.com/office/word/2010/wordprocessingDrawing" xmlns:wp="http://schemas.openxmlformats.org/drawingml/2006/wordprocessingDrawing" xmlns:w10="urn:schemas-microsoft-com:office:word" xmlns:w="http://schemas.openxmlformats.org/wordprocessingml/2006/main" xmlns:w14="http://schemas.microsoft.com/office/word/2010/wordml" xmlns:w15="http://schemas.microsoft.com/office/word/2012/wordml" xmlns:w16cei="http://schemas.microsoft.com/office/word/2026/wordml/cei" xmlns:w16cex="http://schemas.microsoft.com/office/word/2018/wordml/cex" xmlns:w16cid="http://schemas.microsoft.com/office/word/2016/wordml/cid" xmlns:w16="http://schemas.microsoft.com/office/word/2018/wordml" xmlns:w16du="http://schemas.microsoft.com/office/word/2023/wordml/word16du" xmlns:w16sdtdh="http://schemas.microsoft.com/office/word/2020/wordml/sdtdatahash" xmlns:w16sdtfl="http://schemas.microsoft.com/office/word/2024/wordml/sdtformatlock" xmlns:w16se="http://schemas.microsoft.com/office/word/2015/wordml/symex" xmlns:wpg="http://schemas.microsoft.com/office/word/2010/wordprocessingGroup" xmlns:wpi="http://schemas.microsoft.com/office/word/2010/wordprocessingInk" xmlns:wne="http://schemas.microsoft.com/office/word/2006/wordml" xmlns:wps="http://schemas.microsoft.com/office/word/2010/wordprocessingShape" mc:Ignorable="w14 w15 w16se w16cid w16 w16cex w16sdtdh w16sdtfl w16du wp14">
+<w:ftr xmlns:wpc="http://schemas.microsoft.com/office/word/2010/wordprocessingCanvas" xmlns:cx="http://schemas.microsoft.com/office/drawing/2014/chartex" xmlns:cx1="http://schemas.microsoft.com/office/drawing/2015/9/8/chartex" xmlns:cx2="http://schemas.microsoft.com/office/drawing/2015/10/21/chartex" xmlns:cx3="http://schemas.microsoft.com/office/drawing/2016/5/9/chartex" xmlns:cx4="http://schemas.microsoft.com/office/drawing/2016/5/10/chartex" xmlns:cx5="http://schemas.microsoft.com/office/drawing/2016/5/11/chartex" xmlns:cx6="http://schemas.microsoft.com/office/drawing/2016/5/12/chartex" xmlns:cx7="http://schemas.microsoft.com/office/drawing/2016/5/13/chartex" xmlns:cx8="http://schemas.microsoft.com/office/drawing/2016/5/14/chartex" xmlns:mc="http://schemas.openxmlformats.org/markup-compatibility/2006" xmlns:m="http://schemas.openxmlformats.org/officeDocument/2006/math" xmlns:aink="http://schemas.microsoft.com/office/drawing/2016/ink" xmlns:am3d="http://schemas.microsoft.com/office/drawing/2017/model3d" xmlns:oel="http://schemas.microsoft.com/office/2019/extlst" xmlns:r="http://schemas.openxmlformats.org/officeDocument/2006/relationships" xmlns:wp14="http://schemas.microsoft.com/office/word/2010/wordprocessingDrawing" xmlns:wp="http://schemas.openxmlformats.org/drawingml/2006/wordprocessingDrawing" xmlns:wpg="http://schemas.microsoft.com/office/word/2010/wordprocessingGroup" xmlns:wpi="http://schemas.microsoft.com/office/word/2010/wordprocessingInk" xmlns:wps="http://schemas.microsoft.com/office/word/2010/wordprocessingShape" xmlns:o="urn:schemas-microsoft-com:office:office" xmlns:v="urn:schemas-microsoft-com:vml" xmlns:w10="urn:schemas-microsoft-com:office:word" xmlns:w="http://schemas.openxmlformats.org/wordprocessingml/2006/main" xmlns:w14="http://schemas.microsoft.com/office/word/2010/wordml" xmlns:w15="http://schemas.microsoft.com/office/word/2012/wordml" xmlns:w16cei="http://schemas.microsoft.com/office/word/2026/wordml/cei" xmlns:w16cex="http://schemas.microsoft.com/office/word/2018/wordml/cex" xmlns:w16cid="http://schemas.microsoft.com/office/word/2016/wordml/cid" xmlns:w16="http://schemas.microsoft.com/office/word/2018/wordml" xmlns:w16sdtdh="http://schemas.microsoft.com/office/word/2020/wordml/sdtdatahash" xmlns:w16sdtfl="http://schemas.microsoft.com/office/word/2024/wordml/sdtformatlock" xmlns:w16se="http://schemas.microsoft.com/office/word/2015/wordml/symex" xmlns:w16du="http://schemas.microsoft.com/office/word/2023/wordml/word16du" xmlns:wne="http://schemas.microsoft.com/office/word/2006/wordml" mc:Ignorable="w14 w15 w16se w16cid w16 w16cex w16sdtdh w16sdtfl w16du wp14">
   <w:p>
     <w:pPr>
       <w:jc w:val="center"/>
@@ -7785,7 +7922,7 @@
 </file>
 
 <file path=word/footer3.xml><?xml version="1.0" encoding="utf-8"?>
-<w:ftr xmlns:wpc="http://schemas.microsoft.com/office/word/2010/wordprocessingCanvas" xmlns:cx="http://schemas.microsoft.com/office/drawing/2014/chartex" xmlns:cx1="http://schemas.microsoft.com/office/drawing/2015/9/8/chartex" xmlns:cx2="http://schemas.microsoft.com/office/drawing/2015/10/21/chartex" xmlns:cx3="http://schemas.microsoft.com/office/drawing/2016/5/9/chartex" xmlns:cx4="http://schemas.microsoft.com/office/drawing/2016/5/10/chartex" xmlns:cx5="http://schemas.microsoft.com/office/drawing/2016/5/11/chartex" xmlns:cx6="http://schemas.microsoft.com/office/drawing/2016/5/12/chartex" xmlns:cx7="http://schemas.microsoft.com/office/drawing/2016/5/13/chartex" xmlns:cx8="http://schemas.microsoft.com/office/drawing/2016/5/14/chartex" xmlns:mc="http://schemas.openxmlformats.org/markup-compatibility/2006" xmlns:aink="http://schemas.microsoft.com/office/drawing/2016/ink" xmlns:am3d="http://schemas.microsoft.com/office/drawing/2017/model3d" xmlns:o="urn:schemas-microsoft-com:office:office" xmlns:oel="http://schemas.microsoft.com/office/2019/extlst" xmlns:r="http://schemas.openxmlformats.org/officeDocument/2006/relationships" xmlns:m="http://schemas.openxmlformats.org/officeDocument/2006/math" xmlns:v="urn:schemas-microsoft-com:vml" xmlns:wp14="http://schemas.microsoft.com/office/word/2010/wordprocessingDrawing" xmlns:wp="http://schemas.openxmlformats.org/drawingml/2006/wordprocessingDrawing" xmlns:w10="urn:schemas-microsoft-com:office:word" xmlns:w="http://schemas.openxmlformats.org/wordprocessingml/2006/main" xmlns:w14="http://schemas.microsoft.com/office/word/2010/wordml" xmlns:w15="http://schemas.microsoft.com/office/word/2012/wordml" xmlns:w16cei="http://schemas.microsoft.com/office/word/2026/wordml/cei" xmlns:w16cex="http://schemas.microsoft.com/office/word/2018/wordml/cex" xmlns:w16cid="http://schemas.microsoft.com/office/word/2016/wordml/cid" xmlns:w16="http://schemas.microsoft.com/office/word/2018/wordml" xmlns:w16du="http://schemas.microsoft.com/office/word/2023/wordml/word16du" xmlns:w16sdtdh="http://schemas.microsoft.com/office/word/2020/wordml/sdtdatahash" xmlns:w16sdtfl="http://schemas.microsoft.com/office/word/2024/wordml/sdtformatlock" xmlns:w16se="http://schemas.microsoft.com/office/word/2015/wordml/symex" xmlns:wpg="http://schemas.microsoft.com/office/word/2010/wordprocessingGroup" xmlns:wpi="http://schemas.microsoft.com/office/word/2010/wordprocessingInk" xmlns:wne="http://schemas.microsoft.com/office/word/2006/wordml" xmlns:wps="http://schemas.microsoft.com/office/word/2010/wordprocessingShape" mc:Ignorable="w14 w15 w16se w16cid w16 w16cex w16sdtdh w16sdtfl w16du wp14">
+<w:ftr xmlns:wpc="http://schemas.microsoft.com/office/word/2010/wordprocessingCanvas" xmlns:cx="http://schemas.microsoft.com/office/drawing/2014/chartex" xmlns:cx1="http://schemas.microsoft.com/office/drawing/2015/9/8/chartex" xmlns:cx2="http://schemas.microsoft.com/office/drawing/2015/10/21/chartex" xmlns:cx3="http://schemas.microsoft.com/office/drawing/2016/5/9/chartex" xmlns:cx4="http://schemas.microsoft.com/office/drawing/2016/5/10/chartex" xmlns:cx5="http://schemas.microsoft.com/office/drawing/2016/5/11/chartex" xmlns:cx6="http://schemas.microsoft.com/office/drawing/2016/5/12/chartex" xmlns:cx7="http://schemas.microsoft.com/office/drawing/2016/5/13/chartex" xmlns:cx8="http://schemas.microsoft.com/office/drawing/2016/5/14/chartex" xmlns:mc="http://schemas.openxmlformats.org/markup-compatibility/2006" xmlns:m="http://schemas.openxmlformats.org/officeDocument/2006/math" xmlns:aink="http://schemas.microsoft.com/office/drawing/2016/ink" xmlns:am3d="http://schemas.microsoft.com/office/drawing/2017/model3d" xmlns:oel="http://schemas.microsoft.com/office/2019/extlst" xmlns:r="http://schemas.openxmlformats.org/officeDocument/2006/relationships" xmlns:wp14="http://schemas.microsoft.com/office/word/2010/wordprocessingDrawing" xmlns:wp="http://schemas.openxmlformats.org/drawingml/2006/wordprocessingDrawing" xmlns:wpg="http://schemas.microsoft.com/office/word/2010/wordprocessingGroup" xmlns:wpi="http://schemas.microsoft.com/office/word/2010/wordprocessingInk" xmlns:wps="http://schemas.microsoft.com/office/word/2010/wordprocessingShape" xmlns:o="urn:schemas-microsoft-com:office:office" xmlns:v="urn:schemas-microsoft-com:vml" xmlns:w10="urn:schemas-microsoft-com:office:word" xmlns:w="http://schemas.openxmlformats.org/wordprocessingml/2006/main" xmlns:w14="http://schemas.microsoft.com/office/word/2010/wordml" xmlns:w15="http://schemas.microsoft.com/office/word/2012/wordml" xmlns:w16cei="http://schemas.microsoft.com/office/word/2026/wordml/cei" xmlns:w16cex="http://schemas.microsoft.com/office/word/2018/wordml/cex" xmlns:w16cid="http://schemas.microsoft.com/office/word/2016/wordml/cid" xmlns:w16="http://schemas.microsoft.com/office/word/2018/wordml" xmlns:w16sdtdh="http://schemas.microsoft.com/office/word/2020/wordml/sdtdatahash" xmlns:w16sdtfl="http://schemas.microsoft.com/office/word/2024/wordml/sdtformatlock" xmlns:w16se="http://schemas.microsoft.com/office/word/2015/wordml/symex" xmlns:w16du="http://schemas.microsoft.com/office/word/2023/wordml/word16du" xmlns:wne="http://schemas.microsoft.com/office/word/2006/wordml" mc:Ignorable="w14 w15 w16se w16cid w16 w16cex w16sdtdh w16sdtfl w16du wp14">
   <w:p>
     <w:pPr>
       <w:jc w:val="center"/>
@@ -7836,7 +7973,7 @@
 </file>
 
 <file path=word/footer4.xml><?xml version="1.0" encoding="utf-8"?>
-<w:ftr xmlns:wpc="http://schemas.microsoft.com/office/word/2010/wordprocessingCanvas" xmlns:cx="http://schemas.microsoft.com/office/drawing/2014/chartex" xmlns:cx1="http://schemas.microsoft.com/office/drawing/2015/9/8/chartex" xmlns:cx2="http://schemas.microsoft.com/office/drawing/2015/10/21/chartex" xmlns:cx3="http://schemas.microsoft.com/office/drawing/2016/5/9/chartex" xmlns:cx4="http://schemas.microsoft.com/office/drawing/2016/5/10/chartex" xmlns:cx5="http://schemas.microsoft.com/office/drawing/2016/5/11/chartex" xmlns:cx6="http://schemas.microsoft.com/office/drawing/2016/5/12/chartex" xmlns:cx7="http://schemas.microsoft.com/office/drawing/2016/5/13/chartex" xmlns:cx8="http://schemas.microsoft.com/office/drawing/2016/5/14/chartex" xmlns:mc="http://schemas.openxmlformats.org/markup-compatibility/2006" xmlns:aink="http://schemas.microsoft.com/office/drawing/2016/ink" xmlns:am3d="http://schemas.microsoft.com/office/drawing/2017/model3d" xmlns:o="urn:schemas-microsoft-com:office:office" xmlns:oel="http://schemas.microsoft.com/office/2019/extlst" xmlns:r="http://schemas.openxmlformats.org/officeDocument/2006/relationships" xmlns:m="http://schemas.openxmlformats.org/officeDocument/2006/math" xmlns:v="urn:schemas-microsoft-com:vml" xmlns:wp14="http://schemas.microsoft.com/office/word/2010/wordprocessingDrawing" xmlns:wp="http://schemas.openxmlformats.org/drawingml/2006/wordprocessingDrawing" xmlns:w10="urn:schemas-microsoft-com:office:word" xmlns:w="http://schemas.openxmlformats.org/wordprocessingml/2006/main" xmlns:w14="http://schemas.microsoft.com/office/word/2010/wordml" xmlns:w15="http://schemas.microsoft.com/office/word/2012/wordml" xmlns:w16cei="http://schemas.microsoft.com/office/word/2026/wordml/cei" xmlns:w16cex="http://schemas.microsoft.com/office/word/2018/wordml/cex" xmlns:w16cid="http://schemas.microsoft.com/office/word/2016/wordml/cid" xmlns:w16="http://schemas.microsoft.com/office/word/2018/wordml" xmlns:w16du="http://schemas.microsoft.com/office/word/2023/wordml/word16du" xmlns:w16sdtdh="http://schemas.microsoft.com/office/word/2020/wordml/sdtdatahash" xmlns:w16sdtfl="http://schemas.microsoft.com/office/word/2024/wordml/sdtformatlock" xmlns:w16se="http://schemas.microsoft.com/office/word/2015/wordml/symex" xmlns:wpg="http://schemas.microsoft.com/office/word/2010/wordprocessingGroup" xmlns:wpi="http://schemas.microsoft.com/office/word/2010/wordprocessingInk" xmlns:wne="http://schemas.microsoft.com/office/word/2006/wordml" xmlns:wps="http://schemas.microsoft.com/office/word/2010/wordprocessingShape" mc:Ignorable="w14 w15 w16se w16cid w16 w16cex w16sdtdh w16sdtfl w16du wp14">
+<w:ftr xmlns:wpc="http://schemas.microsoft.com/office/word/2010/wordprocessingCanvas" xmlns:cx="http://schemas.microsoft.com/office/drawing/2014/chartex" xmlns:cx1="http://schemas.microsoft.com/office/drawing/2015/9/8/chartex" xmlns:cx2="http://schemas.microsoft.com/office/drawing/2015/10/21/chartex" xmlns:cx3="http://schemas.microsoft.com/office/drawing/2016/5/9/chartex" xmlns:cx4="http://schemas.microsoft.com/office/drawing/2016/5/10/chartex" xmlns:cx5="http://schemas.microsoft.com/office/drawing/2016/5/11/chartex" xmlns:cx6="http://schemas.microsoft.com/office/drawing/2016/5/12/chartex" xmlns:cx7="http://schemas.microsoft.com/office/drawing/2016/5/13/chartex" xmlns:cx8="http://schemas.microsoft.com/office/drawing/2016/5/14/chartex" xmlns:mc="http://schemas.openxmlformats.org/markup-compatibility/2006" xmlns:m="http://schemas.openxmlformats.org/officeDocument/2006/math" xmlns:aink="http://schemas.microsoft.com/office/drawing/2016/ink" xmlns:am3d="http://schemas.microsoft.com/office/drawing/2017/model3d" xmlns:oel="http://schemas.microsoft.com/office/2019/extlst" xmlns:r="http://schemas.openxmlformats.org/officeDocument/2006/relationships" xmlns:wp14="http://schemas.microsoft.com/office/word/2010/wordprocessingDrawing" xmlns:wp="http://schemas.openxmlformats.org/drawingml/2006/wordprocessingDrawing" xmlns:wpg="http://schemas.microsoft.com/office/word/2010/wordprocessingGroup" xmlns:wpi="http://schemas.microsoft.com/office/word/2010/wordprocessingInk" xmlns:wps="http://schemas.microsoft.com/office/word/2010/wordprocessingShape" xmlns:o="urn:schemas-microsoft-com:office:office" xmlns:v="urn:schemas-microsoft-com:vml" xmlns:w10="urn:schemas-microsoft-com:office:word" xmlns:w="http://schemas.openxmlformats.org/wordprocessingml/2006/main" xmlns:w14="http://schemas.microsoft.com/office/word/2010/wordml" xmlns:w15="http://schemas.microsoft.com/office/word/2012/wordml" xmlns:w16cei="http://schemas.microsoft.com/office/word/2026/wordml/cei" xmlns:w16cex="http://schemas.microsoft.com/office/word/2018/wordml/cex" xmlns:w16cid="http://schemas.microsoft.com/office/word/2016/wordml/cid" xmlns:w16="http://schemas.microsoft.com/office/word/2018/wordml" xmlns:w16sdtdh="http://schemas.microsoft.com/office/word/2020/wordml/sdtdatahash" xmlns:w16sdtfl="http://schemas.microsoft.com/office/word/2024/wordml/sdtformatlock" xmlns:w16se="http://schemas.microsoft.com/office/word/2015/wordml/symex" xmlns:w16du="http://schemas.microsoft.com/office/word/2023/wordml/word16du" xmlns:wne="http://schemas.microsoft.com/office/word/2006/wordml" mc:Ignorable="w14 w15 w16se w16cid w16 w16cex w16sdtdh w16sdtfl w16du wp14">
   <w:p>
     <w:pPr>
       <w:jc w:val="center"/>
@@ -7887,7 +8024,7 @@
 </file>
 
 <file path=word/footer5.xml><?xml version="1.0" encoding="utf-8"?>
-<w:ftr xmlns:wpc="http://schemas.microsoft.com/office/word/2010/wordprocessingCanvas" xmlns:cx="http://schemas.microsoft.com/office/drawing/2014/chartex" xmlns:cx1="http://schemas.microsoft.com/office/drawing/2015/9/8/chartex" xmlns:cx2="http://schemas.microsoft.com/office/drawing/2015/10/21/chartex" xmlns:cx3="http://schemas.microsoft.com/office/drawing/2016/5/9/chartex" xmlns:cx4="http://schemas.microsoft.com/office/drawing/2016/5/10/chartex" xmlns:cx5="http://schemas.microsoft.com/office/drawing/2016/5/11/chartex" xmlns:cx6="http://schemas.microsoft.com/office/drawing/2016/5/12/chartex" xmlns:cx7="http://schemas.microsoft.com/office/drawing/2016/5/13/chartex" xmlns:cx8="http://schemas.microsoft.com/office/drawing/2016/5/14/chartex" xmlns:mc="http://schemas.openxmlformats.org/markup-compatibility/2006" xmlns:aink="http://schemas.microsoft.com/office/drawing/2016/ink" xmlns:am3d="http://schemas.microsoft.com/office/drawing/2017/model3d" xmlns:o="urn:schemas-microsoft-com:office:office" xmlns:oel="http://schemas.microsoft.com/office/2019/extlst" xmlns:r="http://schemas.openxmlformats.org/officeDocument/2006/relationships" xmlns:m="http://schemas.openxmlformats.org/officeDocument/2006/math" xmlns:v="urn:schemas-microsoft-com:vml" xmlns:wp14="http://schemas.microsoft.com/office/word/2010/wordprocessingDrawing" xmlns:wp="http://schemas.openxmlformats.org/drawingml/2006/wordprocessingDrawing" xmlns:w10="urn:schemas-microsoft-com:office:word" xmlns:w="http://schemas.openxmlformats.org/wordprocessingml/2006/main" xmlns:w14="http://schemas.microsoft.com/office/word/2010/wordml" xmlns:w15="http://schemas.microsoft.com/office/word/2012/wordml" xmlns:w16cei="http://schemas.microsoft.com/office/word/2026/wordml/cei" xmlns:w16cex="http://schemas.microsoft.com/office/word/2018/wordml/cex" xmlns:w16cid="http://schemas.microsoft.com/office/word/2016/wordml/cid" xmlns:w16="http://schemas.microsoft.com/office/word/2018/wordml" xmlns:w16du="http://schemas.microsoft.com/office/word/2023/wordml/word16du" xmlns:w16sdtdh="http://schemas.microsoft.com/office/word/2020/wordml/sdtdatahash" xmlns:w16sdtfl="http://schemas.microsoft.com/office/word/2024/wordml/sdtformatlock" xmlns:w16se="http://schemas.microsoft.com/office/word/2015/wordml/symex" xmlns:wpg="http://schemas.microsoft.com/office/word/2010/wordprocessingGroup" xmlns:wpi="http://schemas.microsoft.com/office/word/2010/wordprocessingInk" xmlns:wne="http://schemas.microsoft.com/office/word/2006/wordml" xmlns:wps="http://schemas.microsoft.com/office/word/2010/wordprocessingShape" mc:Ignorable="w14 w15 w16se w16cid w16 w16cex w16sdtdh w16sdtfl w16du wp14">
+<w:ftr xmlns:wpc="http://schemas.microsoft.com/office/word/2010/wordprocessingCanvas" xmlns:cx="http://schemas.microsoft.com/office/drawing/2014/chartex" xmlns:cx1="http://schemas.microsoft.com/office/drawing/2015/9/8/chartex" xmlns:cx2="http://schemas.microsoft.com/office/drawing/2015/10/21/chartex" xmlns:cx3="http://schemas.microsoft.com/office/drawing/2016/5/9/chartex" xmlns:cx4="http://schemas.microsoft.com/office/drawing/2016/5/10/chartex" xmlns:cx5="http://schemas.microsoft.com/office/drawing/2016/5/11/chartex" xmlns:cx6="http://schemas.microsoft.com/office/drawing/2016/5/12/chartex" xmlns:cx7="http://schemas.microsoft.com/office/drawing/2016/5/13/chartex" xmlns:cx8="http://schemas.microsoft.com/office/drawing/2016/5/14/chartex" xmlns:mc="http://schemas.openxmlformats.org/markup-compatibility/2006" xmlns:m="http://schemas.openxmlformats.org/officeDocument/2006/math" xmlns:aink="http://schemas.microsoft.com/office/drawing/2016/ink" xmlns:am3d="http://schemas.microsoft.com/office/drawing/2017/model3d" xmlns:oel="http://schemas.microsoft.com/office/2019/extlst" xmlns:r="http://schemas.openxmlformats.org/officeDocument/2006/relationships" xmlns:wp14="http://schemas.microsoft.com/office/word/2010/wordprocessingDrawing" xmlns:wp="http://schemas.openxmlformats.org/drawingml/2006/wordprocessingDrawing" xmlns:wpg="http://schemas.microsoft.com/office/word/2010/wordprocessingGroup" xmlns:wpi="http://schemas.microsoft.com/office/word/2010/wordprocessingInk" xmlns:wps="http://schemas.microsoft.com/office/word/2010/wordprocessingShape" xmlns:o="urn:schemas-microsoft-com:office:office" xmlns:v="urn:schemas-microsoft-com:vml" xmlns:w10="urn:schemas-microsoft-com:office:word" xmlns:w="http://schemas.openxmlformats.org/wordprocessingml/2006/main" xmlns:w14="http://schemas.microsoft.com/office/word/2010/wordml" xmlns:w15="http://schemas.microsoft.com/office/word/2012/wordml" xmlns:w16cei="http://schemas.microsoft.com/office/word/2026/wordml/cei" xmlns:w16cex="http://schemas.microsoft.com/office/word/2018/wordml/cex" xmlns:w16cid="http://schemas.microsoft.com/office/word/2016/wordml/cid" xmlns:w16="http://schemas.microsoft.com/office/word/2018/wordml" xmlns:w16sdtdh="http://schemas.microsoft.com/office/word/2020/wordml/sdtdatahash" xmlns:w16sdtfl="http://schemas.microsoft.com/office/word/2024/wordml/sdtformatlock" xmlns:w16se="http://schemas.microsoft.com/office/word/2015/wordml/symex" xmlns:w16du="http://schemas.microsoft.com/office/word/2023/wordml/word16du" xmlns:wne="http://schemas.microsoft.com/office/word/2006/wordml" mc:Ignorable="w14 w15 w16se w16cid w16 w16cex w16sdtdh w16sdtfl w16du wp14">
   <w:p>
     <w:pPr>
       <w:jc w:val="center"/>
@@ -7938,7 +8075,7 @@
 </file>
 
 <file path=word/footer6.xml><?xml version="1.0" encoding="utf-8"?>
-<w:ftr xmlns:wpc="http://schemas.microsoft.com/office/word/2010/wordprocessingCanvas" xmlns:cx="http://schemas.microsoft.com/office/drawing/2014/chartex" xmlns:cx1="http://schemas.microsoft.com/office/drawing/2015/9/8/chartex" xmlns:cx2="http://schemas.microsoft.com/office/drawing/2015/10/21/chartex" xmlns:cx3="http://schemas.microsoft.com/office/drawing/2016/5/9/chartex" xmlns:cx4="http://schemas.microsoft.com/office/drawing/2016/5/10/chartex" xmlns:cx5="http://schemas.microsoft.com/office/drawing/2016/5/11/chartex" xmlns:cx6="http://schemas.microsoft.com/office/drawing/2016/5/12/chartex" xmlns:cx7="http://schemas.microsoft.com/office/drawing/2016/5/13/chartex" xmlns:cx8="http://schemas.microsoft.com/office/drawing/2016/5/14/chartex" xmlns:mc="http://schemas.openxmlformats.org/markup-compatibility/2006" xmlns:aink="http://schemas.microsoft.com/office/drawing/2016/ink" xmlns:am3d="http://schemas.microsoft.com/office/drawing/2017/model3d" xmlns:o="urn:schemas-microsoft-com:office:office" xmlns:oel="http://schemas.microsoft.com/office/2019/extlst" xmlns:r="http://schemas.openxmlformats.org/officeDocument/2006/relationships" xmlns:m="http://schemas.openxmlformats.org/officeDocument/2006/math" xmlns:v="urn:schemas-microsoft-com:vml" xmlns:wp14="http://schemas.microsoft.com/office/word/2010/wordprocessingDrawing" xmlns:wp="http://schemas.openxmlformats.org/drawingml/2006/wordprocessingDrawing" xmlns:w10="urn:schemas-microsoft-com:office:word" xmlns:w="http://schemas.openxmlformats.org/wordprocessingml/2006/main" xmlns:w14="http://schemas.microsoft.com/office/word/2010/wordml" xmlns:w15="http://schemas.microsoft.com/office/word/2012/wordml" xmlns:w16cei="http://schemas.microsoft.com/office/word/2026/wordml/cei" xmlns:w16cex="http://schemas.microsoft.com/office/word/2018/wordml/cex" xmlns:w16cid="http://schemas.microsoft.com/office/word/2016/wordml/cid" xmlns:w16="http://schemas.microsoft.com/office/word/2018/wordml" xmlns:w16du="http://schemas.microsoft.com/office/word/2023/wordml/word16du" xmlns:w16sdtdh="http://schemas.microsoft.com/office/word/2020/wordml/sdtdatahash" xmlns:w16sdtfl="http://schemas.microsoft.com/office/word/2024/wordml/sdtformatlock" xmlns:w16se="http://schemas.microsoft.com/office/word/2015/wordml/symex" xmlns:wpg="http://schemas.microsoft.com/office/word/2010/wordprocessingGroup" xmlns:wpi="http://schemas.microsoft.com/office/word/2010/wordprocessingInk" xmlns:wne="http://schemas.microsoft.com/office/word/2006/wordml" xmlns:wps="http://schemas.microsoft.com/office/word/2010/wordprocessingShape" mc:Ignorable="w14 w15 w16se w16cid w16 w16cex w16sdtdh w16sdtfl w16du wp14">
+<w:ftr xmlns:wpc="http://schemas.microsoft.com/office/word/2010/wordprocessingCanvas" xmlns:cx="http://schemas.microsoft.com/office/drawing/2014/chartex" xmlns:cx1="http://schemas.microsoft.com/office/drawing/2015/9/8/chartex" xmlns:cx2="http://schemas.microsoft.com/office/drawing/2015/10/21/chartex" xmlns:cx3="http://schemas.microsoft.com/office/drawing/2016/5/9/chartex" xmlns:cx4="http://schemas.microsoft.com/office/drawing/2016/5/10/chartex" xmlns:cx5="http://schemas.microsoft.com/office/drawing/2016/5/11/chartex" xmlns:cx6="http://schemas.microsoft.com/office/drawing/2016/5/12/chartex" xmlns:cx7="http://schemas.microsoft.com/office/drawing/2016/5/13/chartex" xmlns:cx8="http://schemas.microsoft.com/office/drawing/2016/5/14/chartex" xmlns:mc="http://schemas.openxmlformats.org/markup-compatibility/2006" xmlns:m="http://schemas.openxmlformats.org/officeDocument/2006/math" xmlns:aink="http://schemas.microsoft.com/office/drawing/2016/ink" xmlns:am3d="http://schemas.microsoft.com/office/drawing/2017/model3d" xmlns:oel="http://schemas.microsoft.com/office/2019/extlst" xmlns:r="http://schemas.openxmlformats.org/officeDocument/2006/relationships" xmlns:wp14="http://schemas.microsoft.com/office/word/2010/wordprocessingDrawing" xmlns:wp="http://schemas.openxmlformats.org/drawingml/2006/wordprocessingDrawing" xmlns:wpg="http://schemas.microsoft.com/office/word/2010/wordprocessingGroup" xmlns:wpi="http://schemas.microsoft.com/office/word/2010/wordprocessingInk" xmlns:wps="http://schemas.microsoft.com/office/word/2010/wordprocessingShape" xmlns:o="urn:schemas-microsoft-com:office:office" xmlns:v="urn:schemas-microsoft-com:vml" xmlns:w10="urn:schemas-microsoft-com:office:word" xmlns:w="http://schemas.openxmlformats.org/wordprocessingml/2006/main" xmlns:w14="http://schemas.microsoft.com/office/word/2010/wordml" xmlns:w15="http://schemas.microsoft.com/office/word/2012/wordml" xmlns:w16cei="http://schemas.microsoft.com/office/word/2026/wordml/cei" xmlns:w16cex="http://schemas.microsoft.com/office/word/2018/wordml/cex" xmlns:w16cid="http://schemas.microsoft.com/office/word/2016/wordml/cid" xmlns:w16="http://schemas.microsoft.com/office/word/2018/wordml" xmlns:w16sdtdh="http://schemas.microsoft.com/office/word/2020/wordml/sdtdatahash" xmlns:w16sdtfl="http://schemas.microsoft.com/office/word/2024/wordml/sdtformatlock" xmlns:w16se="http://schemas.microsoft.com/office/word/2015/wordml/symex" xmlns:w16du="http://schemas.microsoft.com/office/word/2023/wordml/word16du" xmlns:wne="http://schemas.microsoft.com/office/word/2006/wordml" mc:Ignorable="w14 w15 w16se w16cid w16 w16cex w16sdtdh w16sdtfl w16du wp14">
   <w:p>
     <w:pPr>
       <w:jc w:val="center"/>
@@ -7989,7 +8126,7 @@
 </file>
 
 <file path=word/footer7.xml><?xml version="1.0" encoding="utf-8"?>
-<w:ftr xmlns:wpc="http://schemas.microsoft.com/office/word/2010/wordprocessingCanvas" xmlns:cx="http://schemas.microsoft.com/office/drawing/2014/chartex" xmlns:cx1="http://schemas.microsoft.com/office/drawing/2015/9/8/chartex" xmlns:cx2="http://schemas.microsoft.com/office/drawing/2015/10/21/chartex" xmlns:cx3="http://schemas.microsoft.com/office/drawing/2016/5/9/chartex" xmlns:cx4="http://schemas.microsoft.com/office/drawing/2016/5/10/chartex" xmlns:cx5="http://schemas.microsoft.com/office/drawing/2016/5/11/chartex" xmlns:cx6="http://schemas.microsoft.com/office/drawing/2016/5/12/chartex" xmlns:cx7="http://schemas.microsoft.com/office/drawing/2016/5/13/chartex" xmlns:cx8="http://schemas.microsoft.com/office/drawing/2016/5/14/chartex" xmlns:mc="http://schemas.openxmlformats.org/markup-compatibility/2006" xmlns:aink="http://schemas.microsoft.com/office/drawing/2016/ink" xmlns:am3d="http://schemas.microsoft.com/office/drawing/2017/model3d" xmlns:o="urn:schemas-microsoft-com:office:office" xmlns:oel="http://schemas.microsoft.com/office/2019/extlst" xmlns:r="http://schemas.openxmlformats.org/officeDocument/2006/relationships" xmlns:m="http://schemas.openxmlformats.org/officeDocument/2006/math" xmlns:v="urn:schemas-microsoft-com:vml" xmlns:wp14="http://schemas.microsoft.com/office/word/2010/wordprocessingDrawing" xmlns:wp="http://schemas.openxmlformats.org/drawingml/2006/wordprocessingDrawing" xmlns:w10="urn:schemas-microsoft-com:office:word" xmlns:w="http://schemas.openxmlformats.org/wordprocessingml/2006/main" xmlns:w14="http://schemas.microsoft.com/office/word/2010/wordml" xmlns:w15="http://schemas.microsoft.com/office/word/2012/wordml" xmlns:w16cei="http://schemas.microsoft.com/office/word/2026/wordml/cei" xmlns:w16cex="http://schemas.microsoft.com/office/word/2018/wordml/cex" xmlns:w16cid="http://schemas.microsoft.com/office/word/2016/wordml/cid" xmlns:w16="http://schemas.microsoft.com/office/word/2018/wordml" xmlns:w16du="http://schemas.microsoft.com/office/word/2023/wordml/word16du" xmlns:w16sdtdh="http://schemas.microsoft.com/office/word/2020/wordml/sdtdatahash" xmlns:w16sdtfl="http://schemas.microsoft.com/office/word/2024/wordml/sdtformatlock" xmlns:w16se="http://schemas.microsoft.com/office/word/2015/wordml/symex" xmlns:wpg="http://schemas.microsoft.com/office/word/2010/wordprocessingGroup" xmlns:wpi="http://schemas.microsoft.com/office/word/2010/wordprocessingInk" xmlns:wne="http://schemas.microsoft.com/office/word/2006/wordml" xmlns:wps="http://schemas.microsoft.com/office/word/2010/wordprocessingShape" mc:Ignorable="w14 w15 w16se w16cid w16 w16cex w16sdtdh w16sdtfl w16du wp14">
+<w:ftr xmlns:wpc="http://schemas.microsoft.com/office/word/2010/wordprocessingCanvas" xmlns:cx="http://schemas.microsoft.com/office/drawing/2014/chartex" xmlns:cx1="http://schemas.microsoft.com/office/drawing/2015/9/8/chartex" xmlns:cx2="http://schemas.microsoft.com/office/drawing/2015/10/21/chartex" xmlns:cx3="http://schemas.microsoft.com/office/drawing/2016/5/9/chartex" xmlns:cx4="http://schemas.microsoft.com/office/drawing/2016/5/10/chartex" xmlns:cx5="http://schemas.microsoft.com/office/drawing/2016/5/11/chartex" xmlns:cx6="http://schemas.microsoft.com/office/drawing/2016/5/12/chartex" xmlns:cx7="http://schemas.microsoft.com/office/drawing/2016/5/13/chartex" xmlns:cx8="http://schemas.microsoft.com/office/drawing/2016/5/14/chartex" xmlns:mc="http://schemas.openxmlformats.org/markup-compatibility/2006" xmlns:m="http://schemas.openxmlformats.org/officeDocument/2006/math" xmlns:aink="http://schemas.microsoft.com/office/drawing/2016/ink" xmlns:am3d="http://schemas.microsoft.com/office/drawing/2017/model3d" xmlns:oel="http://schemas.microsoft.com/office/2019/extlst" xmlns:r="http://schemas.openxmlformats.org/officeDocument/2006/relationships" xmlns:wp14="http://schemas.microsoft.com/office/word/2010/wordprocessingDrawing" xmlns:wp="http://schemas.openxmlformats.org/drawingml/2006/wordprocessingDrawing" xmlns:wpg="http://schemas.microsoft.com/office/word/2010/wordprocessingGroup" xmlns:wpi="http://schemas.microsoft.com/office/word/2010/wordprocessingInk" xmlns:wps="http://schemas.microsoft.com/office/word/2010/wordprocessingShape" xmlns:o="urn:schemas-microsoft-com:office:office" xmlns:v="urn:schemas-microsoft-com:vml" xmlns:w10="urn:schemas-microsoft-com:office:word" xmlns:w="http://schemas.openxmlformats.org/wordprocessingml/2006/main" xmlns:w14="http://schemas.microsoft.com/office/word/2010/wordml" xmlns:w15="http://schemas.microsoft.com/office/word/2012/wordml" xmlns:w16cei="http://schemas.microsoft.com/office/word/2026/wordml/cei" xmlns:w16cex="http://schemas.microsoft.com/office/word/2018/wordml/cex" xmlns:w16cid="http://schemas.microsoft.com/office/word/2016/wordml/cid" xmlns:w16="http://schemas.microsoft.com/office/word/2018/wordml" xmlns:w16sdtdh="http://schemas.microsoft.com/office/word/2020/wordml/sdtdatahash" xmlns:w16sdtfl="http://schemas.microsoft.com/office/word/2024/wordml/sdtformatlock" xmlns:w16se="http://schemas.microsoft.com/office/word/2015/wordml/symex" xmlns:w16du="http://schemas.microsoft.com/office/word/2023/wordml/word16du" xmlns:wne="http://schemas.microsoft.com/office/word/2006/wordml" mc:Ignorable="w14 w15 w16se w16cid w16 w16cex w16sdtdh w16sdtfl w16du wp14">
   <w:p>
     <w:pPr>
       <w:jc w:val="center"/>
@@ -8040,7 +8177,7 @@
 </file>
 
 <file path=word/footer8.xml><?xml version="1.0" encoding="utf-8"?>
-<w:ftr xmlns:wpc="http://schemas.microsoft.com/office/word/2010/wordprocessingCanvas" xmlns:cx="http://schemas.microsoft.com/office/drawing/2014/chartex" xmlns:cx1="http://schemas.microsoft.com/office/drawing/2015/9/8/chartex" xmlns:cx2="http://schemas.microsoft.com/office/drawing/2015/10/21/chartex" xmlns:cx3="http://schemas.microsoft.com/office/drawing/2016/5/9/chartex" xmlns:cx4="http://schemas.microsoft.com/office/drawing/2016/5/10/chartex" xmlns:cx5="http://schemas.microsoft.com/office/drawing/2016/5/11/chartex" xmlns:cx6="http://schemas.microsoft.com/office/drawing/2016/5/12/chartex" xmlns:cx7="http://schemas.microsoft.com/office/drawing/2016/5/13/chartex" xmlns:cx8="http://schemas.microsoft.com/office/drawing/2016/5/14/chartex" xmlns:mc="http://schemas.openxmlformats.org/markup-compatibility/2006" xmlns:aink="http://schemas.microsoft.com/office/drawing/2016/ink" xmlns:am3d="http://schemas.microsoft.com/office/drawing/2017/model3d" xmlns:o="urn:schemas-microsoft-com:office:office" xmlns:oel="http://schemas.microsoft.com/office/2019/extlst" xmlns:r="http://schemas.openxmlformats.org/officeDocument/2006/relationships" xmlns:m="http://schemas.openxmlformats.org/officeDocument/2006/math" xmlns:v="urn:schemas-microsoft-com:vml" xmlns:wp14="http://schemas.microsoft.com/office/word/2010/wordprocessingDrawing" xmlns:wp="http://schemas.openxmlformats.org/drawingml/2006/wordprocessingDrawing" xmlns:w10="urn:schemas-microsoft-com:office:word" xmlns:w="http://schemas.openxmlformats.org/wordprocessingml/2006/main" xmlns:w14="http://schemas.microsoft.com/office/word/2010/wordml" xmlns:w15="http://schemas.microsoft.com/office/word/2012/wordml" xmlns:w16cei="http://schemas.microsoft.com/office/word/2026/wordml/cei" xmlns:w16cex="http://schemas.microsoft.com/office/word/2018/wordml/cex" xmlns:w16cid="http://schemas.microsoft.com/office/word/2016/wordml/cid" xmlns:w16="http://schemas.microsoft.com/office/word/2018/wordml" xmlns:w16du="http://schemas.microsoft.com/office/word/2023/wordml/word16du" xmlns:w16sdtdh="http://schemas.microsoft.com/office/word/2020/wordml/sdtdatahash" xmlns:w16sdtfl="http://schemas.microsoft.com/office/word/2024/wordml/sdtformatlock" xmlns:w16se="http://schemas.microsoft.com/office/word/2015/wordml/symex" xmlns:wpg="http://schemas.microsoft.com/office/word/2010/wordprocessingGroup" xmlns:wpi="http://schemas.microsoft.com/office/word/2010/wordprocessingInk" xmlns:wne="http://schemas.microsoft.com/office/word/2006/wordml" xmlns:wps="http://schemas.microsoft.com/office/word/2010/wordprocessingShape" mc:Ignorable="w14 w15 w16se w16cid w16 w16cex w16sdtdh w16sdtfl w16du wp14">
+<w:ftr xmlns:wpc="http://schemas.microsoft.com/office/word/2010/wordprocessingCanvas" xmlns:cx="http://schemas.microsoft.com/office/drawing/2014/chartex" xmlns:cx1="http://schemas.microsoft.com/office/drawing/2015/9/8/chartex" xmlns:cx2="http://schemas.microsoft.com/office/drawing/2015/10/21/chartex" xmlns:cx3="http://schemas.microsoft.com/office/drawing/2016/5/9/chartex" xmlns:cx4="http://schemas.microsoft.com/office/drawing/2016/5/10/chartex" xmlns:cx5="http://schemas.microsoft.com/office/drawing/2016/5/11/chartex" xmlns:cx6="http://schemas.microsoft.com/office/drawing/2016/5/12/chartex" xmlns:cx7="http://schemas.microsoft.com/office/drawing/2016/5/13/chartex" xmlns:cx8="http://schemas.microsoft.com/office/drawing/2016/5/14/chartex" xmlns:mc="http://schemas.openxmlformats.org/markup-compatibility/2006" xmlns:m="http://schemas.openxmlformats.org/officeDocument/2006/math" xmlns:aink="http://schemas.microsoft.com/office/drawing/2016/ink" xmlns:am3d="http://schemas.microsoft.com/office/drawing/2017/model3d" xmlns:oel="http://schemas.microsoft.com/office/2019/extlst" xmlns:r="http://schemas.openxmlformats.org/officeDocument/2006/relationships" xmlns:wp14="http://schemas.microsoft.com/office/word/2010/wordprocessingDrawing" xmlns:wp="http://schemas.openxmlformats.org/drawingml/2006/wordprocessingDrawing" xmlns:wpg="http://schemas.microsoft.com/office/word/2010/wordprocessingGroup" xmlns:wpi="http://schemas.microsoft.com/office/word/2010/wordprocessingInk" xmlns:wps="http://schemas.microsoft.com/office/word/2010/wordprocessingShape" xmlns:o="urn:schemas-microsoft-com:office:office" xmlns:v="urn:schemas-microsoft-com:vml" xmlns:w10="urn:schemas-microsoft-com:office:word" xmlns:w="http://schemas.openxmlformats.org/wordprocessingml/2006/main" xmlns:w14="http://schemas.microsoft.com/office/word/2010/wordml" xmlns:w15="http://schemas.microsoft.com/office/word/2012/wordml" xmlns:w16cei="http://schemas.microsoft.com/office/word/2026/wordml/cei" xmlns:w16cex="http://schemas.microsoft.com/office/word/2018/wordml/cex" xmlns:w16cid="http://schemas.microsoft.com/office/word/2016/wordml/cid" xmlns:w16="http://schemas.microsoft.com/office/word/2018/wordml" xmlns:w16sdtdh="http://schemas.microsoft.com/office/word/2020/wordml/sdtdatahash" xmlns:w16sdtfl="http://schemas.microsoft.com/office/word/2024/wordml/sdtformatlock" xmlns:w16se="http://schemas.microsoft.com/office/word/2015/wordml/symex" xmlns:w16du="http://schemas.microsoft.com/office/word/2023/wordml/word16du" xmlns:wne="http://schemas.microsoft.com/office/word/2006/wordml" mc:Ignorable="w14 w15 w16se w16cid w16 w16cex w16sdtdh w16sdtfl w16du wp14">
   <w:p>
     <w:pPr>
       <w:jc w:val="center"/>
@@ -8071,6 +8208,15 @@
     </w:r>
     <w:r>
       <w:rPr>
+        <w:noProof/>
+        <w:color w:val="888888"/>
+        <w:sz w:val="18"/>
+        <w:szCs w:val="18"/>
+      </w:rPr>
+      <w:t>7</w:t>
+    </w:r>
+    <w:r>
+      <w:rPr>
         <w:color w:val="888888"/>
         <w:sz w:val="18"/>
         <w:szCs w:val="18"/>
@@ -8082,7 +8228,7 @@
 </file>
 
 <file path=word/footer9.xml><?xml version="1.0" encoding="utf-8"?>
-<w:ftr xmlns:wpc="http://schemas.microsoft.com/office/word/2010/wordprocessingCanvas" xmlns:cx="http://schemas.microsoft.com/office/drawing/2014/chartex" xmlns:cx1="http://schemas.microsoft.com/office/drawing/2015/9/8/chartex" xmlns:cx2="http://schemas.microsoft.com/office/drawing/2015/10/21/chartex" xmlns:cx3="http://schemas.microsoft.com/office/drawing/2016/5/9/chartex" xmlns:cx4="http://schemas.microsoft.com/office/drawing/2016/5/10/chartex" xmlns:cx5="http://schemas.microsoft.com/office/drawing/2016/5/11/chartex" xmlns:cx6="http://schemas.microsoft.com/office/drawing/2016/5/12/chartex" xmlns:cx7="http://schemas.microsoft.com/office/drawing/2016/5/13/chartex" xmlns:cx8="http://schemas.microsoft.com/office/drawing/2016/5/14/chartex" xmlns:mc="http://schemas.openxmlformats.org/markup-compatibility/2006" xmlns:aink="http://schemas.microsoft.com/office/drawing/2016/ink" xmlns:am3d="http://schemas.microsoft.com/office/drawing/2017/model3d" xmlns:o="urn:schemas-microsoft-com:office:office" xmlns:oel="http://schemas.microsoft.com/office/2019/extlst" xmlns:r="http://schemas.openxmlformats.org/officeDocument/2006/relationships" xmlns:m="http://schemas.openxmlformats.org/officeDocument/2006/math" xmlns:v="urn:schemas-microsoft-com:vml" xmlns:wp14="http://schemas.microsoft.com/office/word/2010/wordprocessingDrawing" xmlns:wp="http://schemas.openxmlformats.org/drawingml/2006/wordprocessingDrawing" xmlns:w10="urn:schemas-microsoft-com:office:word" xmlns:w="http://schemas.openxmlformats.org/wordprocessingml/2006/main" xmlns:w14="http://schemas.microsoft.com/office/word/2010/wordml" xmlns:w15="http://schemas.microsoft.com/office/word/2012/wordml" xmlns:w16cei="http://schemas.microsoft.com/office/word/2026/wordml/cei" xmlns:w16cex="http://schemas.microsoft.com/office/word/2018/wordml/cex" xmlns:w16cid="http://schemas.microsoft.com/office/word/2016/wordml/cid" xmlns:w16="http://schemas.microsoft.com/office/word/2018/wordml" xmlns:w16du="http://schemas.microsoft.com/office/word/2023/wordml/word16du" xmlns:w16sdtdh="http://schemas.microsoft.com/office/word/2020/wordml/sdtdatahash" xmlns:w16sdtfl="http://schemas.microsoft.com/office/word/2024/wordml/sdtformatlock" xmlns:w16se="http://schemas.microsoft.com/office/word/2015/wordml/symex" xmlns:wpg="http://schemas.microsoft.com/office/word/2010/wordprocessingGroup" xmlns:wpi="http://schemas.microsoft.com/office/word/2010/wordprocessingInk" xmlns:wne="http://schemas.microsoft.com/office/word/2006/wordml" xmlns:wps="http://schemas.microsoft.com/office/word/2010/wordprocessingShape" mc:Ignorable="w14 w15 w16se w16cid w16 w16cex w16sdtdh w16sdtfl w16du wp14">
+<w:ftr xmlns:wpc="http://schemas.microsoft.com/office/word/2010/wordprocessingCanvas" xmlns:cx="http://schemas.microsoft.com/office/drawing/2014/chartex" xmlns:cx1="http://schemas.microsoft.com/office/drawing/2015/9/8/chartex" xmlns:cx2="http://schemas.microsoft.com/office/drawing/2015/10/21/chartex" xmlns:cx3="http://schemas.microsoft.com/office/drawing/2016/5/9/chartex" xmlns:cx4="http://schemas.microsoft.com/office/drawing/2016/5/10/chartex" xmlns:cx5="http://schemas.microsoft.com/office/drawing/2016/5/11/chartex" xmlns:cx6="http://schemas.microsoft.com/office/drawing/2016/5/12/chartex" xmlns:cx7="http://schemas.microsoft.com/office/drawing/2016/5/13/chartex" xmlns:cx8="http://schemas.microsoft.com/office/drawing/2016/5/14/chartex" xmlns:mc="http://schemas.openxmlformats.org/markup-compatibility/2006" xmlns:m="http://schemas.openxmlformats.org/officeDocument/2006/math" xmlns:aink="http://schemas.microsoft.com/office/drawing/2016/ink" xmlns:am3d="http://schemas.microsoft.com/office/drawing/2017/model3d" xmlns:oel="http://schemas.microsoft.com/office/2019/extlst" xmlns:r="http://schemas.openxmlformats.org/officeDocument/2006/relationships" xmlns:wp14="http://schemas.microsoft.com/office/word/2010/wordprocessingDrawing" xmlns:wp="http://schemas.openxmlformats.org/drawingml/2006/wordprocessingDrawing" xmlns:wpg="http://schemas.microsoft.com/office/word/2010/wordprocessingGroup" xmlns:wpi="http://schemas.microsoft.com/office/word/2010/wordprocessingInk" xmlns:wps="http://schemas.microsoft.com/office/word/2010/wordprocessingShape" xmlns:o="urn:schemas-microsoft-com:office:office" xmlns:v="urn:schemas-microsoft-com:vml" xmlns:w10="urn:schemas-microsoft-com:office:word" xmlns:w="http://schemas.openxmlformats.org/wordprocessingml/2006/main" xmlns:w14="http://schemas.microsoft.com/office/word/2010/wordml" xmlns:w15="http://schemas.microsoft.com/office/word/2012/wordml" xmlns:w16cei="http://schemas.microsoft.com/office/word/2026/wordml/cei" xmlns:w16cex="http://schemas.microsoft.com/office/word/2018/wordml/cex" xmlns:w16cid="http://schemas.microsoft.com/office/word/2016/wordml/cid" xmlns:w16="http://schemas.microsoft.com/office/word/2018/wordml" xmlns:w16sdtdh="http://schemas.microsoft.com/office/word/2020/wordml/sdtdatahash" xmlns:w16sdtfl="http://schemas.microsoft.com/office/word/2024/wordml/sdtformatlock" xmlns:w16se="http://schemas.microsoft.com/office/word/2015/wordml/symex" xmlns:w16du="http://schemas.microsoft.com/office/word/2023/wordml/word16du" xmlns:wne="http://schemas.microsoft.com/office/word/2006/wordml" mc:Ignorable="w14 w15 w16se w16cid w16 w16cex w16sdtdh w16sdtfl w16du wp14">
   <w:p>
     <w:pPr>
       <w:jc w:val="center"/>
@@ -8133,7 +8279,7 @@
 </file>
 
 <file path=word/footnotes.xml><?xml version="1.0" encoding="utf-8"?>
-<w:footnotes xmlns:wpc="http://schemas.microsoft.com/office/word/2010/wordprocessingCanvas" xmlns:cx="http://schemas.microsoft.com/office/drawing/2014/chartex" xmlns:cx1="http://schemas.microsoft.com/office/drawing/2015/9/8/chartex" xmlns:cx2="http://schemas.microsoft.com/office/drawing/2015/10/21/chartex" xmlns:cx3="http://schemas.microsoft.com/office/drawing/2016/5/9/chartex" xmlns:cx4="http://schemas.microsoft.com/office/drawing/2016/5/10/chartex" xmlns:cx5="http://schemas.microsoft.com/office/drawing/2016/5/11/chartex" xmlns:cx6="http://schemas.microsoft.com/office/drawing/2016/5/12/chartex" xmlns:cx7="http://schemas.microsoft.com/office/drawing/2016/5/13/chartex" xmlns:cx8="http://schemas.microsoft.com/office/drawing/2016/5/14/chartex" xmlns:mc="http://schemas.openxmlformats.org/markup-compatibility/2006" xmlns:aink="http://schemas.microsoft.com/office/drawing/2016/ink" xmlns:am3d="http://schemas.microsoft.com/office/drawing/2017/model3d" xmlns:o="urn:schemas-microsoft-com:office:office" xmlns:oel="http://schemas.microsoft.com/office/2019/extlst" xmlns:r="http://schemas.openxmlformats.org/officeDocument/2006/relationships" xmlns:m="http://schemas.openxmlformats.org/officeDocument/2006/math" xmlns:v="urn:schemas-microsoft-com:vml" xmlns:wp14="http://schemas.microsoft.com/office/word/2010/wordprocessingDrawing" xmlns:wp="http://schemas.openxmlformats.org/drawingml/2006/wordprocessingDrawing" xmlns:w10="urn:schemas-microsoft-com:office:word" xmlns:w="http://schemas.openxmlformats.org/wordprocessingml/2006/main" xmlns:w14="http://schemas.microsoft.com/office/word/2010/wordml" xmlns:w15="http://schemas.microsoft.com/office/word/2012/wordml" xmlns:w16cei="http://schemas.microsoft.com/office/word/2026/wordml/cei" xmlns:w16cex="http://schemas.microsoft.com/office/word/2018/wordml/cex" xmlns:w16cid="http://schemas.microsoft.com/office/word/2016/wordml/cid" xmlns:w16="http://schemas.microsoft.com/office/word/2018/wordml" xmlns:w16du="http://schemas.microsoft.com/office/word/2023/wordml/word16du" xmlns:w16sdtdh="http://schemas.microsoft.com/office/word/2020/wordml/sdtdatahash" xmlns:w16sdtfl="http://schemas.microsoft.com/office/word/2024/wordml/sdtformatlock" xmlns:w16se="http://schemas.microsoft.com/office/word/2015/wordml/symex" xmlns:wpg="http://schemas.microsoft.com/office/word/2010/wordprocessingGroup" xmlns:wpi="http://schemas.microsoft.com/office/word/2010/wordprocessingInk" xmlns:wne="http://schemas.microsoft.com/office/word/2006/wordml" xmlns:wps="http://schemas.microsoft.com/office/word/2010/wordprocessingShape" mc:Ignorable="w14 w15 w16se w16cid w16 w16cex w16sdtdh w16sdtfl w16du wp14">
+<w:footnotes xmlns:wpc="http://schemas.microsoft.com/office/word/2010/wordprocessingCanvas" xmlns:cx="http://schemas.microsoft.com/office/drawing/2014/chartex" xmlns:cx1="http://schemas.microsoft.com/office/drawing/2015/9/8/chartex" xmlns:cx2="http://schemas.microsoft.com/office/drawing/2015/10/21/chartex" xmlns:cx3="http://schemas.microsoft.com/office/drawing/2016/5/9/chartex" xmlns:cx4="http://schemas.microsoft.com/office/drawing/2016/5/10/chartex" xmlns:cx5="http://schemas.microsoft.com/office/drawing/2016/5/11/chartex" xmlns:cx6="http://schemas.microsoft.com/office/drawing/2016/5/12/chartex" xmlns:cx7="http://schemas.microsoft.com/office/drawing/2016/5/13/chartex" xmlns:cx8="http://schemas.microsoft.com/office/drawing/2016/5/14/chartex" xmlns:mc="http://schemas.openxmlformats.org/markup-compatibility/2006" xmlns:m="http://schemas.openxmlformats.org/officeDocument/2006/math" xmlns:aink="http://schemas.microsoft.com/office/drawing/2016/ink" xmlns:am3d="http://schemas.microsoft.com/office/drawing/2017/model3d" xmlns:oel="http://schemas.microsoft.com/office/2019/extlst" xmlns:r="http://schemas.openxmlformats.org/officeDocument/2006/relationships" xmlns:wp14="http://schemas.microsoft.com/office/word/2010/wordprocessingDrawing" xmlns:wp="http://schemas.openxmlformats.org/drawingml/2006/wordprocessingDrawing" xmlns:wpg="http://schemas.microsoft.com/office/word/2010/wordprocessingGroup" xmlns:wpi="http://schemas.microsoft.com/office/word/2010/wordprocessingInk" xmlns:wps="http://schemas.microsoft.com/office/word/2010/wordprocessingShape" xmlns:o="urn:schemas-microsoft-com:office:office" xmlns:v="urn:schemas-microsoft-com:vml" xmlns:w10="urn:schemas-microsoft-com:office:word" xmlns:w="http://schemas.openxmlformats.org/wordprocessingml/2006/main" xmlns:w14="http://schemas.microsoft.com/office/word/2010/wordml" xmlns:w15="http://schemas.microsoft.com/office/word/2012/wordml" xmlns:w16cei="http://schemas.microsoft.com/office/word/2026/wordml/cei" xmlns:w16cex="http://schemas.microsoft.com/office/word/2018/wordml/cex" xmlns:w16cid="http://schemas.microsoft.com/office/word/2016/wordml/cid" xmlns:w16="http://schemas.microsoft.com/office/word/2018/wordml" xmlns:w16sdtdh="http://schemas.microsoft.com/office/word/2020/wordml/sdtdatahash" xmlns:w16sdtfl="http://schemas.microsoft.com/office/word/2024/wordml/sdtformatlock" xmlns:w16se="http://schemas.microsoft.com/office/word/2015/wordml/symex" xmlns:w16du="http://schemas.microsoft.com/office/word/2023/wordml/word16du" xmlns:wne="http://schemas.microsoft.com/office/word/2006/wordml" mc:Ignorable="w14 w15 w16se w16cid w16 w16cex w16sdtdh w16sdtfl w16du wp14">
   <w:footnote w:type="separator" w:id="-1">
     <w:p>
       <w:r>
@@ -8152,7 +8298,7 @@
 </file>
 
 <file path=word/numbering.xml><?xml version="1.0" encoding="utf-8"?>
-<w:numbering xmlns:wpc="http://schemas.microsoft.com/office/word/2010/wordprocessingCanvas" xmlns:cx="http://schemas.microsoft.com/office/drawing/2014/chartex" xmlns:cx1="http://schemas.microsoft.com/office/drawing/2015/9/8/chartex" xmlns:cx2="http://schemas.microsoft.com/office/drawing/2015/10/21/chartex" xmlns:cx3="http://schemas.microsoft.com/office/drawing/2016/5/9/chartex" xmlns:cx4="http://schemas.microsoft.com/office/drawing/2016/5/10/chartex" xmlns:cx5="http://schemas.microsoft.com/office/drawing/2016/5/11/chartex" xmlns:cx6="http://schemas.microsoft.com/office/drawing/2016/5/12/chartex" xmlns:cx7="http://schemas.microsoft.com/office/drawing/2016/5/13/chartex" xmlns:cx8="http://schemas.microsoft.com/office/drawing/2016/5/14/chartex" xmlns:mc="http://schemas.openxmlformats.org/markup-compatibility/2006" xmlns:aink="http://schemas.microsoft.com/office/drawing/2016/ink" xmlns:am3d="http://schemas.microsoft.com/office/drawing/2017/model3d" xmlns:o="urn:schemas-microsoft-com:office:office" xmlns:oel="http://schemas.microsoft.com/office/2019/extlst" xmlns:r="http://schemas.openxmlformats.org/officeDocument/2006/relationships" xmlns:m="http://schemas.openxmlformats.org/officeDocument/2006/math" xmlns:v="urn:schemas-microsoft-com:vml" xmlns:wp14="http://schemas.microsoft.com/office/word/2010/wordprocessingDrawing" xmlns:wp="http://schemas.openxmlformats.org/drawingml/2006/wordprocessingDrawing" xmlns:w10="urn:schemas-microsoft-com:office:word" xmlns:w="http://schemas.openxmlformats.org/wordprocessingml/2006/main" xmlns:w14="http://schemas.microsoft.com/office/word/2010/wordml" xmlns:w15="http://schemas.microsoft.com/office/word/2012/wordml" xmlns:w16cei="http://schemas.microsoft.com/office/word/2026/wordml/cei" xmlns:w16cex="http://schemas.microsoft.com/office/word/2018/wordml/cex" xmlns:w16cid="http://schemas.microsoft.com/office/word/2016/wordml/cid" xmlns:w16="http://schemas.microsoft.com/office/word/2018/wordml" xmlns:w16du="http://schemas.microsoft.com/office/word/2023/wordml/word16du" xmlns:w16sdtdh="http://schemas.microsoft.com/office/word/2020/wordml/sdtdatahash" xmlns:w16sdtfl="http://schemas.microsoft.com/office/word/2024/wordml/sdtformatlock" xmlns:w16se="http://schemas.microsoft.com/office/word/2015/wordml/symex" xmlns:wpg="http://schemas.microsoft.com/office/word/2010/wordprocessingGroup" xmlns:wpi="http://schemas.microsoft.com/office/word/2010/wordprocessingInk" xmlns:wne="http://schemas.microsoft.com/office/word/2006/wordml" xmlns:wps="http://schemas.microsoft.com/office/word/2010/wordprocessingShape" mc:Ignorable="w14 w15 w16se w16cid w16 w16cex w16sdtdh w16sdtfl w16du wp14">
+<w:numbering xmlns:wpc="http://schemas.microsoft.com/office/word/2010/wordprocessingCanvas" xmlns:cx="http://schemas.microsoft.com/office/drawing/2014/chartex" xmlns:cx1="http://schemas.microsoft.com/office/drawing/2015/9/8/chartex" xmlns:cx2="http://schemas.microsoft.com/office/drawing/2015/10/21/chartex" xmlns:cx3="http://schemas.microsoft.com/office/drawing/2016/5/9/chartex" xmlns:cx4="http://schemas.microsoft.com/office/drawing/2016/5/10/chartex" xmlns:cx5="http://schemas.microsoft.com/office/drawing/2016/5/11/chartex" xmlns:cx6="http://schemas.microsoft.com/office/drawing/2016/5/12/chartex" xmlns:cx7="http://schemas.microsoft.com/office/drawing/2016/5/13/chartex" xmlns:cx8="http://schemas.microsoft.com/office/drawing/2016/5/14/chartex" xmlns:mc="http://schemas.openxmlformats.org/markup-compatibility/2006" xmlns:m="http://schemas.openxmlformats.org/officeDocument/2006/math" xmlns:aink="http://schemas.microsoft.com/office/drawing/2016/ink" xmlns:am3d="http://schemas.microsoft.com/office/drawing/2017/model3d" xmlns:oel="http://schemas.microsoft.com/office/2019/extlst" xmlns:r="http://schemas.openxmlformats.org/officeDocument/2006/relationships" xmlns:wp14="http://schemas.microsoft.com/office/word/2010/wordprocessingDrawing" xmlns:wp="http://schemas.openxmlformats.org/drawingml/2006/wordprocessingDrawing" xmlns:wpg="http://schemas.microsoft.com/office/word/2010/wordprocessingGroup" xmlns:wpi="http://schemas.microsoft.com/office/word/2010/wordprocessingInk" xmlns:wps="http://schemas.microsoft.com/office/word/2010/wordprocessingShape" xmlns:o="urn:schemas-microsoft-com:office:office" xmlns:v="urn:schemas-microsoft-com:vml" xmlns:w10="urn:schemas-microsoft-com:office:word" xmlns:w="http://schemas.openxmlformats.org/wordprocessingml/2006/main" xmlns:w14="http://schemas.microsoft.com/office/word/2010/wordml" xmlns:w15="http://schemas.microsoft.com/office/word/2012/wordml" xmlns:w16cei="http://schemas.microsoft.com/office/word/2026/wordml/cei" xmlns:w16cex="http://schemas.microsoft.com/office/word/2018/wordml/cex" xmlns:w16cid="http://schemas.microsoft.com/office/word/2016/wordml/cid" xmlns:w16="http://schemas.microsoft.com/office/word/2018/wordml" xmlns:w16sdtdh="http://schemas.microsoft.com/office/word/2020/wordml/sdtdatahash" xmlns:w16sdtfl="http://schemas.microsoft.com/office/word/2024/wordml/sdtformatlock" xmlns:w16se="http://schemas.microsoft.com/office/word/2015/wordml/symex" xmlns:w16du="http://schemas.microsoft.com/office/word/2023/wordml/word16du" xmlns:wne="http://schemas.microsoft.com/office/word/2006/wordml" mc:Ignorable="w14 w15 w16se w16cid w16 w16cex w16sdtdh w16sdtfl w16du wp14">
   <w:abstractNum w:abstractNumId="0" w15:restartNumberingAfterBreak="0">
     <w:nsid w:val="69A36470"/>
     <w:multiLevelType w:val="hybridMultilevel"/>
@@ -8249,7 +8395,7 @@
 </file>
 
 <file path=word/styles.xml><?xml version="1.0" encoding="utf-8"?>
-<w:styles xmlns:mc="http://schemas.openxmlformats.org/markup-compatibility/2006" xmlns:r="http://schemas.openxmlformats.org/officeDocument/2006/relationships" xmlns:w="http://schemas.openxmlformats.org/wordprocessingml/2006/main" xmlns:w14="http://schemas.microsoft.com/office/word/2010/wordml" xmlns:w15="http://schemas.microsoft.com/office/word/2012/wordml" xmlns:w16cex="http://schemas.microsoft.com/office/word/2018/wordml/cex" xmlns:w16cid="http://schemas.microsoft.com/office/word/2016/wordml/cid" xmlns:w16="http://schemas.microsoft.com/office/word/2018/wordml" xmlns:w16du="http://schemas.microsoft.com/office/word/2023/wordml/word16du" xmlns:w16sdtdh="http://schemas.microsoft.com/office/word/2020/wordml/sdtdatahash" xmlns:w16sdtfl="http://schemas.microsoft.com/office/word/2024/wordml/sdtformatlock" xmlns:w16se="http://schemas.microsoft.com/office/word/2015/wordml/symex" mc:Ignorable="w14 w15 w16se w16cid w16 w16cex w16sdtdh w16sdtfl w16du">
+<w:styles xmlns:mc="http://schemas.openxmlformats.org/markup-compatibility/2006" xmlns:r="http://schemas.openxmlformats.org/officeDocument/2006/relationships" xmlns:w="http://schemas.openxmlformats.org/wordprocessingml/2006/main" xmlns:w14="http://schemas.microsoft.com/office/word/2010/wordml" xmlns:w15="http://schemas.microsoft.com/office/word/2012/wordml" xmlns:w16cex="http://schemas.microsoft.com/office/word/2018/wordml/cex" xmlns:w16cid="http://schemas.microsoft.com/office/word/2016/wordml/cid" xmlns:w16="http://schemas.microsoft.com/office/word/2018/wordml" xmlns:w16sdtdh="http://schemas.microsoft.com/office/word/2020/wordml/sdtdatahash" xmlns:w16sdtfl="http://schemas.microsoft.com/office/word/2024/wordml/sdtformatlock" xmlns:w16se="http://schemas.microsoft.com/office/word/2015/wordml/symex" xmlns:w16du="http://schemas.microsoft.com/office/word/2023/wordml/word16du" mc:Ignorable="w14 w15 w16se w16cid w16 w16cex w16sdtdh w16sdtfl w16du">
   <w:docDefaults>
     <w:rPrDefault>
       <w:rPr>
@@ -8729,7 +8875,6 @@
   <w:style w:type="character" w:default="1" w:styleId="DefaultParagraphFont">
     <w:name w:val="Default Paragraph Font"/>
     <w:uiPriority w:val="1"/>
-    <w:semiHidden/>
     <w:unhideWhenUsed/>
   </w:style>
   <w:style w:type="table" w:default="1" w:styleId="TableNormal">

--- a/FinalProject.Report.docx
+++ b/FinalProject.Report.docx
@@ -167,64 +167,85 @@
     </w:p>
     <w:p>
       <w:pPr>
-        <w:pBdr>
-          <w:top w:val="single" w:sz="2" w:space="0" w:color="CCCCCC"/>
-          <w:bottom w:val="single" w:sz="2" w:space="0" w:color="CCCCCC"/>
-        </w:pBdr>
-        <w:spacing w:after="120" w:line="258" w:lineRule="auto"/>
+        <w:spacing w:before="120" w:after="80"/>
+        <w:jc w:val="center"/>
+        <w:rPr>
+          <w:b/>
+          <w:bCs/>
+          <w:color w:val="1A1A1A"/>
+          <w:lang w:val="en-US"/>
+        </w:rPr>
+      </w:pPr>
+      <w:r>
+        <w:rPr>
+          <w:b/>
+          <w:bCs/>
+          <w:color w:val="1A1A1A"/>
+          <w:lang w:val="en-US"/>
+        </w:rPr>
+        <w:t>Contributions per member</w:t>
+      </w:r>
+    </w:p>
+    <w:p>
+      <w:pPr>
+        <w:spacing w:before="120" w:after="80"/>
         <w:jc w:val="both"/>
-      </w:pPr>
-      <w:r>
-        <w:rPr>
-          <w:b/>
-          <w:bCs/>
-          <w:color w:val="1A1A1A"/>
-          <w:highlight w:val="yellow"/>
-        </w:rPr>
-        <w:t xml:space="preserve">Contributions per member.  </w:t>
-      </w:r>
-      <w:r>
-        <w:rPr>
-          <w:color w:val="1A1A1A"/>
-          <w:highlight w:val="yellow"/>
-        </w:rPr>
-        <w:t>The two of us jointly designed the annotation guidelines, independently double-annotated the pilot (40 pairs) and the main batch (300 pairs</w:t>
-      </w:r>
-      <w:r>
-        <w:rPr>
-          <w:color w:val="1A1A1A"/>
-          <w:highlight w:val="yellow"/>
-        </w:rPr>
-        <w:t>) and</w:t>
-      </w:r>
-      <w:r>
-        <w:rPr>
-          <w:color w:val="1A1A1A"/>
-          <w:highlight w:val="yellow"/>
-        </w:rPr>
-        <w:t xml:space="preserve"> adjudicated all disagreements together; we both worked on the report. Individually: </w:t>
-      </w:r>
-      <w:r>
-        <w:rPr>
-          <w:i/>
-          <w:iCs/>
-          <w:color w:val="1A1A1A"/>
-          <w:highlight w:val="yellow"/>
-        </w:rPr>
-        <w:t>Dhanya</w:t>
-      </w:r>
-      <w:r>
-        <w:rPr>
-          <w:color w:val="1A1A1A"/>
-          <w:highlight w:val="yellow"/>
-        </w:rPr>
-        <w:t xml:space="preserve"> focused on mining candidates from </w:t>
-      </w:r>
-      <w:proofErr w:type="spellStart"/>
-      <w:r>
-        <w:rPr>
-          <w:color w:val="1A1A1A"/>
-          <w:highlight w:val="yellow"/>
+        <w:rPr>
+          <w:b/>
+          <w:bCs/>
+          <w:color w:val="1A1A1A"/>
+          <w:lang w:val="en-US"/>
+        </w:rPr>
+      </w:pPr>
+      <w:r>
+        <w:rPr>
+          <w:b/>
+          <w:bCs/>
+          <w:color w:val="1A1A1A"/>
+          <w:lang w:val="en-US"/>
+        </w:rPr>
+        <w:t xml:space="preserve">Dhanya </w:t>
+      </w:r>
+      <w:r>
+        <w:rPr>
+          <w:color w:val="1A1A1A"/>
+          <w:lang w:val="en-US"/>
+        </w:rPr>
+        <w:t xml:space="preserve">built the candidate mining pipeline for both </w:t>
+      </w:r>
+      <w:r>
+        <w:rPr>
+          <w:color w:val="1A1A1A"/>
+          <w:lang w:val="en-US"/>
+        </w:rPr>
+        <w:t>streams</w:t>
+      </w:r>
+      <w:r>
+        <w:rPr>
+          <w:color w:val="1A1A1A"/>
+          <w:lang w:val="en-US"/>
+        </w:rPr>
+        <w:t>-</w:t>
+      </w:r>
+      <w:r>
+        <w:rPr>
+          <w:color w:val="1A1A1A"/>
+          <w:lang w:val="en-US"/>
+        </w:rPr>
+        <w:t xml:space="preserve"> Stream</w:t>
+      </w:r>
+      <w:r>
+        <w:rPr>
+          <w:color w:val="1A1A1A"/>
+          <w:lang w:val="en-US"/>
+        </w:rPr>
+        <w:t xml:space="preserve"> A from </w:t>
+      </w:r>
+      <w:proofErr w:type="spellStart"/>
+      <w:r>
+        <w:rPr>
+          <w:color w:val="1A1A1A"/>
+          <w:lang w:val="en-US"/>
         </w:rPr>
         <w:t>IndoWordNet</w:t>
       </w:r>
@@ -232,31 +253,123 @@
       <w:r>
         <w:rPr>
           <w:color w:val="1A1A1A"/>
-          <w:highlight w:val="yellow"/>
-        </w:rPr>
-        <w:t xml:space="preserve"> (Stream A / Stream B), the normalization and ISO-15919 transliteration pipeline, the faithful English glossing, and the stratified sampling scripts. </w:t>
-      </w:r>
-      <w:r>
-        <w:rPr>
-          <w:i/>
-          <w:iCs/>
-          <w:color w:val="1A1A1A"/>
-          <w:highlight w:val="yellow"/>
-        </w:rPr>
-        <w:t>Tejaswini</w:t>
-      </w:r>
-      <w:r>
-        <w:rPr>
-          <w:color w:val="1A1A1A"/>
-          <w:highlight w:val="yellow"/>
-        </w:rPr>
-        <w:t xml:space="preserve"> focused on the orthographic / phonetic / semantic feature extractors, the logistic-regression classifier and ablation harness, the evaluation metrics, and the </w:t>
-      </w:r>
-      <w:proofErr w:type="spellStart"/>
-      <w:r>
-        <w:rPr>
-          <w:color w:val="1A1A1A"/>
-          <w:highlight w:val="yellow"/>
+          <w:lang w:val="en-US"/>
+        </w:rPr>
+        <w:t xml:space="preserve"> shared </w:t>
+      </w:r>
+      <w:proofErr w:type="spellStart"/>
+      <w:r>
+        <w:rPr>
+          <w:color w:val="1A1A1A"/>
+          <w:lang w:val="en-US"/>
+        </w:rPr>
+        <w:t>synsets</w:t>
+      </w:r>
+      <w:proofErr w:type="spellEnd"/>
+      <w:r>
+        <w:rPr>
+          <w:color w:val="1A1A1A"/>
+          <w:lang w:val="en-US"/>
+        </w:rPr>
+        <w:t xml:space="preserve"> and Stream B for the form-similar false-friend pool together with the normalization and ISO 15919 transliteration layer and its on-disk cache. She wrote the stratified sampling scripts that produced the 40-pair pilot and the 300-pair main batch, the class-balanced logistic-regression classifier, the ablation harness, and the evaluation module covering per-class metrics and the confusion matrix. She also developed the unit test suite (69 tests) and drafted the Introduction, Methods, Dataset, and Results sections of the report.</w:t>
+      </w:r>
+    </w:p>
+    <w:p>
+      <w:pPr>
+        <w:spacing w:before="120" w:after="80"/>
+        <w:jc w:val="both"/>
+        <w:rPr>
+          <w:b/>
+          <w:bCs/>
+          <w:color w:val="1A1A1A"/>
+          <w:lang w:val="en-US"/>
+        </w:rPr>
+      </w:pPr>
+      <w:r>
+        <w:rPr>
+          <w:b/>
+          <w:bCs/>
+          <w:color w:val="1A1A1A"/>
+          <w:lang w:val="en-US"/>
+        </w:rPr>
+        <w:t xml:space="preserve">Tejaswini </w:t>
+      </w:r>
+      <w:r>
+        <w:rPr>
+          <w:color w:val="1A1A1A"/>
+          <w:lang w:val="en-US"/>
+        </w:rPr>
+        <w:t xml:space="preserve">built the English glossing pipeline that supplies faithful glosses from </w:t>
+      </w:r>
+      <w:proofErr w:type="spellStart"/>
+      <w:r>
+        <w:rPr>
+          <w:color w:val="1A1A1A"/>
+          <w:lang w:val="en-US"/>
+        </w:rPr>
+        <w:t>IndoWordNet</w:t>
+      </w:r>
+      <w:proofErr w:type="spellEnd"/>
+      <w:r>
+        <w:rPr>
+          <w:color w:val="1A1A1A"/>
+          <w:lang w:val="en-US"/>
+        </w:rPr>
+        <w:t xml:space="preserve"> with a machine-translation fallback, and the three feature extractors: normalized </w:t>
+      </w:r>
+      <w:proofErr w:type="spellStart"/>
+      <w:r>
+        <w:rPr>
+          <w:color w:val="1A1A1A"/>
+          <w:lang w:val="en-US"/>
+        </w:rPr>
+        <w:t>Levenshtein</w:t>
+      </w:r>
+      <w:proofErr w:type="spellEnd"/>
+      <w:r>
+        <w:rPr>
+          <w:color w:val="1A1A1A"/>
+          <w:lang w:val="en-US"/>
+        </w:rPr>
+        <w:t xml:space="preserve"> for orthographic similarity, </w:t>
+      </w:r>
+      <w:proofErr w:type="spellStart"/>
+      <w:r>
+        <w:rPr>
+          <w:color w:val="1A1A1A"/>
+          <w:lang w:val="en-US"/>
+        </w:rPr>
+        <w:t>LingPy</w:t>
+      </w:r>
+      <w:proofErr w:type="spellEnd"/>
+      <w:r>
+        <w:rPr>
+          <w:color w:val="1A1A1A"/>
+          <w:lang w:val="en-US"/>
+        </w:rPr>
+        <w:t xml:space="preserve"> SCA alignment for phonetic similarity, and </w:t>
+      </w:r>
+      <w:proofErr w:type="spellStart"/>
+      <w:r>
+        <w:rPr>
+          <w:color w:val="1A1A1A"/>
+          <w:lang w:val="en-US"/>
+        </w:rPr>
+        <w:t>LaBSE</w:t>
+      </w:r>
+      <w:proofErr w:type="spellEnd"/>
+      <w:r>
+        <w:rPr>
+          <w:color w:val="1A1A1A"/>
+          <w:lang w:val="en-US"/>
+        </w:rPr>
+        <w:t xml:space="preserve"> gloss-embedding cosine for semantic similarity. She developed the </w:t>
+      </w:r>
+      <w:proofErr w:type="spellStart"/>
+      <w:r>
+        <w:rPr>
+          <w:color w:val="1A1A1A"/>
+          <w:lang w:val="en-US"/>
         </w:rPr>
         <w:t>Streamlit</w:t>
       </w:r>
@@ -264,36 +377,37 @@
       <w:r>
         <w:rPr>
           <w:color w:val="1A1A1A"/>
-          <w:highlight w:val="yellow"/>
-        </w:rPr>
-        <w:t xml:space="preserve"> app. </w:t>
-      </w:r>
-      <w:r>
-        <w:rPr>
-          <w:i/>
-          <w:iCs/>
-          <w:color w:val="888888"/>
-          <w:highlight w:val="yellow"/>
-        </w:rPr>
-        <w:t xml:space="preserve">[Adjust this split to match what you </w:t>
-      </w:r>
-      <w:r>
-        <w:rPr>
-          <w:i/>
-          <w:iCs/>
-          <w:color w:val="888888"/>
-          <w:highlight w:val="yellow"/>
-        </w:rPr>
-        <w:t>did</w:t>
-      </w:r>
-      <w:r>
-        <w:rPr>
-          <w:i/>
-          <w:iCs/>
-          <w:color w:val="888888"/>
-          <w:highlight w:val="yellow"/>
-        </w:rPr>
-        <w:t xml:space="preserve"> before submitting.]</w:t>
+          <w:lang w:val="en-US"/>
+        </w:rPr>
+        <w:t xml:space="preserve"> learning application and its three screens Learn &amp; Practice, Check Two Words, and Look Up a Word along with the tiered gloss lookup and theming helpers. She also wrote the Prior Work and Discussion sections and the Appendix user manual.</w:t>
+      </w:r>
+    </w:p>
+    <w:p>
+      <w:pPr>
+        <w:spacing w:before="120" w:after="80"/>
+        <w:jc w:val="both"/>
+        <w:rPr>
+          <w:b/>
+          <w:bCs/>
+          <w:color w:val="1A1A1A"/>
+          <w:lang w:val="en-US"/>
+        </w:rPr>
+      </w:pPr>
+      <w:r>
+        <w:rPr>
+          <w:b/>
+          <w:bCs/>
+          <w:color w:val="1A1A1A"/>
+          <w:lang w:val="en-US"/>
+        </w:rPr>
+        <w:t xml:space="preserve">Both </w:t>
+      </w:r>
+      <w:r>
+        <w:rPr>
+          <w:color w:val="1A1A1A"/>
+          <w:lang w:val="en-US"/>
+        </w:rPr>
+        <w:t>authors designed the annotation guidelines, including the label definitions and edge-case rules. Each independently annotated the 40-pair pilot and the 300-pair main batch and the two adjudicated every disagreement together to produce the 340-pair gold set. Both contributed to demo.py and reviewed the final manuscript.</w:t>
       </w:r>
     </w:p>
     <w:p>
@@ -434,7 +548,7 @@
         <w:rPr>
           <w:color w:val="1A1A1A"/>
         </w:rPr>
-        <w:t>Intercomprehension — the use of shared vocabulary between related languages so that competence in one accelerates acquisition of another — is an established language-teaching strategy for the Romance, Germanic, and Slavic families, but comparable resources for the Dravidian family are scarce. Kannada and Telugu exhibit considerable lexical overlap, both through common Dravidian descent and through a shared layer of Sanskrit loanword</w:t>
+        <w:t>Intercomprehension the use of shared vocabulary between related languages so that competence in one accelerates acquisition of another is an established language-teaching strategy for the Romance, Germanic, and Slavic families, but comparable resources for the Dravidian family are scarce. Kannada and Telugu exhibit considerable lexical overlap, both through common Dravidian descent and through a shared layer of Sanskrit loanword</w:t>
       </w:r>
       <w:r>
         <w:rPr>
@@ -446,7 +560,14 @@
         <w:rPr>
           <w:color w:val="1A1A1A"/>
         </w:rPr>
-        <w:t>. For a learner, cognate pairs are a direct benefit, but false friends — pairs that are formally similar yet semantically divergent — are a source of systematic error. Distinguishing the two automatically is the core NLP problem underlying any such learning aid, and it is the focus of this work.</w:t>
+        <w:t xml:space="preserve">. For a learner, cognate pairs are a direct benefit, but false friends pairs that are formally similar yet semantically divergent are a </w:t>
+      </w:r>
+      <w:r>
+        <w:rPr>
+          <w:color w:val="1A1A1A"/>
+        </w:rPr>
+        <w:lastRenderedPageBreak/>
+        <w:t>source of systematic error. Distinguishing the two automatically is the core NLP problem underlying any such learning aid, and it is the focus of this work.</w:t>
       </w:r>
     </w:p>
     <w:p>
@@ -503,7 +624,6 @@
         <w:rPr>
           <w:color w:val="1A1A1A"/>
         </w:rPr>
-        <w:lastRenderedPageBreak/>
         <w:t xml:space="preserve">A </w:t>
       </w:r>
       <w:r>
@@ -765,7 +885,7 @@
         <w:rPr>
           <w:color w:val="1A1A1A"/>
         </w:rPr>
-        <w:t xml:space="preserve"> framework [1] pioneered systematic intercomprehension teaching across Romance languages through a set of transfer “sieves.” That work targets reading comprehension across European families; we borrow the premise — shared vocabulary as a learning resource — and apply it to a Dravidian pair and to active vocabulary learning with explicit false-friend warnings.</w:t>
+        <w:t xml:space="preserve"> framework [1] pioneered systematic intercomprehension teaching across Romance languages through a set of transfer “sieves.” That work targets reading comprehension across European families; we borrow the premise shared vocabulary as a learning resource and apply it to a Dravidian pair and to active vocabulary learning with explicit false-friend warnings.</w:t>
       </w:r>
     </w:p>
     <w:p>
@@ -1039,6 +1159,7 @@
         <w:rPr>
           <w:color w:val="1A1A1A"/>
         </w:rPr>
+        <w:lastRenderedPageBreak/>
         <w:t>Figure 1 presents the complete pipeline: candidate mining, cleaning and glossing, sampling for annotation, double annotation and adjudication, feature extraction, classifier training, and the learning application. Each stage is described below.</w:t>
       </w:r>
     </w:p>
@@ -1063,7 +1184,6 @@
         <w:rPr>
           <w:noProof/>
         </w:rPr>
-        <w:lastRenderedPageBreak/>
         <w:drawing>
           <wp:inline distT="0" distB="0" distL="0" distR="0" wp14:anchorId="334B7A55" wp14:editId="1516EBDA">
             <wp:extent cx="4818679" cy="5991225"/>
@@ -1307,6 +1427,7 @@
           <w:bCs/>
           <w:color w:val="1A1A1A"/>
         </w:rPr>
+        <w:lastRenderedPageBreak/>
         <w:t>Stream B (form-similar)</w:t>
       </w:r>
       <w:r>
@@ -1343,7 +1464,7 @@
         <w:rPr>
           <w:color w:val="1A1A1A"/>
         </w:rPr>
-        <w:t xml:space="preserve"> — similar form, different concept, which is where false friends live. The miner blocks candidates by first </w:t>
+        <w:t xml:space="preserve"> similar form, different concept, which is where false friends live. The miner blocks candidates by first </w:t>
       </w:r>
       <w:proofErr w:type="spellStart"/>
       <w:r>
@@ -1357,14 +1478,7 @@
         <w:rPr>
           <w:color w:val="1A1A1A"/>
         </w:rPr>
-        <w:t xml:space="preserve"> character </w:t>
-      </w:r>
-      <w:r>
-        <w:rPr>
-          <w:color w:val="1A1A1A"/>
-        </w:rPr>
-        <w:lastRenderedPageBreak/>
-        <w:t xml:space="preserve">and length, scores each with normalized edit similarity, and keeps a pair only if it's similar enough and the two lemmas' </w:t>
+        <w:t xml:space="preserve"> character and length, scores each with normalized edit similarity, and keeps a pair only if it's similar enough and the two lemmas' </w:t>
       </w:r>
       <w:proofErr w:type="spellStart"/>
       <w:r>
@@ -1857,6 +1971,7 @@
         <w:rPr>
           <w:color w:val="1A1A1A"/>
         </w:rPr>
+        <w:lastRenderedPageBreak/>
         <w:t>false_friend</w:t>
       </w:r>
       <w:proofErr w:type="spellEnd"/>
@@ -1864,14 +1979,7 @@
         <w:rPr>
           <w:color w:val="1A1A1A"/>
         </w:rPr>
-        <w:t xml:space="preserve">, which motivates the need for a meaning-aware model. We report per-class precision, recall, and F1, </w:t>
-      </w:r>
-      <w:r>
-        <w:rPr>
-          <w:color w:val="1A1A1A"/>
-        </w:rPr>
-        <w:lastRenderedPageBreak/>
-        <w:t>macro-F1, a confusion matrix, and a feature ablation (</w:t>
+        <w:t>, which motivates the need for a meaning-aware model. We report per-class precision, recall, and F1, macro-F1, a confusion matrix, and a feature ablation (</w:t>
       </w:r>
       <w:proofErr w:type="spellStart"/>
       <w:r>
@@ -2417,7 +2525,7 @@
                 <w:sz w:val="18"/>
                 <w:szCs w:val="18"/>
               </w:rPr>
-              <w:t>3</w:t>
+              <w:t>4</w:t>
             </w:r>
             <w:r>
               <w:rPr>
@@ -3715,7 +3823,7 @@
         <w:rPr>
           <w:color w:val="1A1A1A"/>
         </w:rPr>
-        <w:t xml:space="preserve"> / other), intended to support a comparison of model behaviour on inherited cognates versus shared Sanskrit borrowings. It was not populated in the final run — all rows are unspecified — so this analysis remains future work.</w:t>
+        <w:t xml:space="preserve"> / other), intended to support a comparison of model behaviour on inherited cognates versus shared Sanskrit borrowings. It was not populated in the final run all rows are unspecified so this analysis remains future work.</w:t>
       </w:r>
     </w:p>
     <w:p>
@@ -5133,7 +5241,7 @@
           <w:sz w:val="18"/>
           <w:szCs w:val="18"/>
         </w:rPr>
-        <w:t>Effect of class weighting. Turning it off raises accuracy but sends false-friend recall to zero — which is why accuracy is a misleading metric here.</w:t>
+        <w:t>Effect of class weighting. Turning it off raises accuracy but sends false-friend recall to zero which is why accuracy is a misleading metric here.</w:t>
       </w:r>
     </w:p>
     <w:tbl>
@@ -5505,7 +5613,7 @@
         <w:rPr>
           <w:color w:val="1A1A1A"/>
         </w:rPr>
-        <w:t xml:space="preserve"> — the fuzzy boundary that also drove annotator disagreement. The model achieves high recall on the rare false-friend class (0.875) at the cost of precision (0.400), i.e. it labels </w:t>
+        <w:t xml:space="preserve"> the fuzzy boundary that also drove annotator disagreement. The model achieves high recall on the rare false-friend class (0.875) at the cost of precision (0.400), i.e. it labels </w:t>
       </w:r>
       <w:r>
         <w:rPr>
@@ -5659,7 +5767,7 @@
           <w:sz w:val="18"/>
           <w:szCs w:val="18"/>
         </w:rPr>
-        <w:t xml:space="preserve"> overlap heavily on orthographic and phonetic similarity and are separated — only partly — by the semantic feature.</w:t>
+        <w:t xml:space="preserve"> overlap heavily on orthographic and phonetic similarity and are separated only partly by the semantic feature.</w:t>
       </w:r>
     </w:p>
     <w:p>
@@ -5768,7 +5876,7 @@
         <w:rPr>
           <w:color w:val="1A1A1A"/>
         </w:rPr>
-        <w:t xml:space="preserve">Three findings emerge. (1) Semantics is the decisive signal. Form features alone cannot distinguish cognates from false friends — both were constructed to be form-similar — and it is the </w:t>
+        <w:t xml:space="preserve">Three findings emerge. (1) Semantics is the decisive signal. Form features alone cannot distinguish cognates from false friends both were constructed to be form-similar and it is the </w:t>
       </w:r>
       <w:proofErr w:type="spellStart"/>
       <w:r>
@@ -6012,7 +6120,7 @@
         <w:rPr>
           <w:color w:val="1A1A1A"/>
         </w:rPr>
-        <w:t xml:space="preserve"> “anthill”): same story — identical form, different meaning, labelled correctly.</w:t>
+        <w:t xml:space="preserve"> “anthill”): same story identical form, different meaning, labelled correctly.</w:t>
       </w:r>
     </w:p>
     <w:p>
@@ -6141,22 +6249,14 @@
         <w:rPr>
           <w:color w:val="1A1A1A"/>
         </w:rPr>
-        <w:t xml:space="preserve">. When a false friend's two glosses happen to sound related, the one feature that could rescue us isn't much help — and that's behind most of the 21 </w:t>
-      </w:r>
-      <w:proofErr w:type="spellStart"/>
-      <w:proofErr w:type="gramStart"/>
-      <w:r>
-        <w:rPr>
-          <w:color w:val="1A1A1A"/>
-        </w:rPr>
-        <w:t>cognate</w:t>
-      </w:r>
-      <w:proofErr w:type="gramEnd"/>
-      <w:r>
-        <w:rPr>
-          <w:color w:val="1A1A1A"/>
-        </w:rPr>
-        <w:t>→false</w:t>
+        <w:t xml:space="preserve">. When a false friend's two glosses happen to sound related, the one feature that could rescue us isn't much help and that's behind most of the 21 </w:t>
+      </w:r>
+      <w:proofErr w:type="spellStart"/>
+      <w:r>
+        <w:rPr>
+          <w:color w:val="1A1A1A"/>
+        </w:rPr>
+        <w:t>cognate→false</w:t>
       </w:r>
       <w:proofErr w:type="spellEnd"/>
       <w:r>
@@ -6593,7 +6693,7 @@
         <w:ind w:left="120"/>
       </w:pPr>
       <w:r>
-        <w:t>demo.py                  standalone entry point — run this first</w:t>
+        <w:t>demo.py                  standalone entry point run this first</w:t>
       </w:r>
       <w:r>
         <w:br/>
@@ -6637,24 +6737,15 @@
       </w:r>
       <w:r>
         <w:br/>
-        <w:t xml:space="preserve">conftest.py              puts </w:t>
-      </w:r>
-      <w:proofErr w:type="spellStart"/>
-      <w:r>
-        <w:t>src</w:t>
-      </w:r>
-      <w:proofErr w:type="spellEnd"/>
-      <w:r>
-        <w:t xml:space="preserve">/ on the path for </w:t>
-      </w:r>
-      <w:proofErr w:type="spellStart"/>
-      <w:r>
-        <w:t>pytest</w:t>
-      </w:r>
-      <w:proofErr w:type="spellEnd"/>
-      <w:r>
-        <w:br/>
-        <w:t>report.pdf / report.docx the report</w:t>
+      </w:r>
+      <w:r>
+        <w:t>FinalProject.Report.docx</w:t>
+      </w:r>
+      <w:r>
+        <w:tab/>
+      </w:r>
+      <w:r>
+        <w:t>the report</w:t>
       </w:r>
       <w:r>
         <w:br/>
@@ -6715,21 +6806,21 @@
       <w:proofErr w:type="spellEnd"/>
       <w:r>
         <w:br/>
+        <w:t xml:space="preserve">  transliterate.py       </w:t>
+      </w:r>
+      <w:proofErr w:type="spellStart"/>
+      <w:r>
+        <w:t>Aksharamukha</w:t>
+      </w:r>
+      <w:proofErr w:type="spellEnd"/>
+      <w:r>
+        <w:t xml:space="preserve"> wrapper + on-disk cache</w:t>
+      </w:r>
+      <w:r>
+        <w:br/>
       </w:r>
       <w:r>
         <w:lastRenderedPageBreak/>
-        <w:t xml:space="preserve">  transliterate.py       </w:t>
-      </w:r>
-      <w:proofErr w:type="spellStart"/>
-      <w:r>
-        <w:t>Aksharamukha</w:t>
-      </w:r>
-      <w:proofErr w:type="spellEnd"/>
-      <w:r>
-        <w:t xml:space="preserve"> wrapper + on-disk cache</w:t>
-      </w:r>
-      <w:r>
-        <w:br/>
         <w:t xml:space="preserve">  ff_mine.py             Stream B false-friend mining</w:t>
       </w:r>
       <w:r>
@@ -6970,7 +7061,13 @@
         <w:jc w:val="both"/>
       </w:pPr>
       <w:r>
-        <w:t>Requires Python 3.10+. From the repository root:</w:t>
+        <w:t>Requires Python 3.1</w:t>
+      </w:r>
+      <w:r>
+        <w:t>1</w:t>
+      </w:r>
+      <w:r>
+        <w:t>+. From the repository root:</w:t>
       </w:r>
     </w:p>
     <w:p>
@@ -7067,7 +7164,7 @@
         <w:jc w:val="both"/>
       </w:pPr>
       <w:r>
-        <w:t xml:space="preserve">The core dependencies are scikit-learn, </w:t>
+        <w:t xml:space="preserve">Core dependencies (installed automatically): pandas, scikit-learn, </w:t>
       </w:r>
       <w:proofErr w:type="spellStart"/>
       <w:r>
@@ -7075,7 +7172,34 @@
       </w:r>
       <w:proofErr w:type="spellEnd"/>
       <w:r>
-        <w:t xml:space="preserve">, and pandas (the ml extra). The optional extras </w:t>
+        <w:t xml:space="preserve">, </w:t>
+      </w:r>
+      <w:proofErr w:type="spellStart"/>
+      <w:r>
+        <w:t>PyYAML</w:t>
+      </w:r>
+      <w:proofErr w:type="spellEnd"/>
+      <w:r>
+        <w:t xml:space="preserve">, </w:t>
+      </w:r>
+      <w:proofErr w:type="spellStart"/>
+      <w:r>
+        <w:t>pyiwn</w:t>
+      </w:r>
+      <w:proofErr w:type="spellEnd"/>
+      <w:r>
+        <w:t xml:space="preserve">, </w:t>
+      </w:r>
+      <w:proofErr w:type="spellStart"/>
+      <w:r>
+        <w:t>aksharamukha</w:t>
+      </w:r>
+      <w:proofErr w:type="spellEnd"/>
+      <w:r>
+        <w:t>.</w:t>
+      </w:r>
+      <w:r>
+        <w:t xml:space="preserve">. The optional extras </w:t>
       </w:r>
       <w:r>
         <w:t>add</w:t>
@@ -7148,15 +7272,13 @@
         <w:jc w:val="both"/>
       </w:pPr>
       <w:r>
-        <w:t xml:space="preserve">demo.py is a standalone script that loads the shipped gold set, pre-computed features, and trained model, then reproduces the paper's headline numbers, the ablation, the class-weighting comparison, and example predictions. It needs only pandas, scikit-learn, and </w:t>
-      </w:r>
-      <w:proofErr w:type="spellStart"/>
-      <w:r>
-        <w:t>joblib</w:t>
-      </w:r>
-      <w:proofErr w:type="spellEnd"/>
-      <w:r>
-        <w:t xml:space="preserve"> — not the heavy optional backends.</w:t>
+        <w:t xml:space="preserve">demo.py is a standalone script that loads the shipped gold set, pre-computed features, and trained model, then reproduces the paper's headline numbers, the ablation, the class-weighting comparison, and example predictions. </w:t>
+      </w:r>
+      <w:r>
+        <w:t>It needs only the core dependencies from  Section A.2 none of the optional backends</w:t>
+      </w:r>
+      <w:r>
+        <w:t>.</w:t>
       </w:r>
     </w:p>
     <w:p>
@@ -7239,7 +7361,18 @@
       </w:r>
       <w:proofErr w:type="spellEnd"/>
       <w:r>
-        <w:t xml:space="preserve">                           # conftest.py puts </w:t>
+        <w:t xml:space="preserve">                           # </w:t>
+      </w:r>
+      <w:proofErr w:type="spellStart"/>
+      <w:r>
+        <w:t>pyproject.toml</w:t>
+      </w:r>
+      <w:proofErr w:type="spellEnd"/>
+      <w:r>
+        <w:t xml:space="preserve"> </w:t>
+      </w:r>
+      <w:r>
+        <w:t xml:space="preserve">puts </w:t>
       </w:r>
       <w:proofErr w:type="spellStart"/>
       <w:r>
@@ -7256,7 +7389,7 @@
         <w:jc w:val="both"/>
       </w:pPr>
       <w:r>
-        <w:t>The app has three screens — Learn &amp; Practice, Check Two Words, and Look Up a Word. Note: the app imports the cognate package, so run it with the package installed (pip install -e .) or set PYTHONPATH=</w:t>
+        <w:t>The app has three screens Learn &amp; Practice, Check Two Words, and Look Up a Word. Note: the app imports the cognate package, so run it with the package installed (pip install -e .) or set PYTHONPATH=</w:t>
       </w:r>
       <w:proofErr w:type="spellStart"/>
       <w:r>
@@ -8068,6 +8201,15 @@
         <w:szCs w:val="18"/>
       </w:rPr>
       <w:fldChar w:fldCharType="separate"/>
+    </w:r>
+    <w:r>
+      <w:rPr>
+        <w:noProof/>
+        <w:color w:val="888888"/>
+        <w:sz w:val="18"/>
+        <w:szCs w:val="18"/>
+      </w:rPr>
+      <w:t>7</w:t>
     </w:r>
     <w:r>
       <w:rPr>
